--- a/downloads/student/ai-5-week-07.docx
+++ b/downloads/student/ai-5-week-07.docx
@@ -1124,6 +1124,16 @@
     <w:p>
       <w:r>
         <w:t>Parameter count describes capacity and storage structure, not accuracy, intelligence or guaranteed generalisation.</w:t>
+      </w:r>
+    </w:p>
+    <w:p>
+      <w:r>
+        <w:t>Read the labelled picture: How many new parameters did that one hidden unit add? Point to the relevant step in the picture, then write the changed result and the rule or evidence that supports it.</w:t>
+      </w:r>
+    </w:p>
+    <w:p>
+      <w:r>
+        <w:t>Change one thing: Increase hidden width from 3 to4. Predict the result before checking the explanation. What remains the same?</w:t>
       </w:r>
     </w:p>
     <w:p>
@@ -2266,6 +2276,187 @@
         <w:t>Attempt the independent case before hints. Record whether you worked alone, used a hint or followed a model. After feedback, fix the first unsupported step and explain why it changed. A later check uses a changed case, not a copied answer.</w:t>
       </w:r>
     </w:p>
+    <w:p>
+      <w:pPr>
+        <w:pStyle w:val="Heading1"/>
+      </w:pPr>
+      <w:r>
+        <w:t>15. Your lesson route</w:t>
+      </w:r>
+    </w:p>
+    <w:p>
+      <w:r>
+        <w:t>Start with this question: Count trainable weights and biases separately from activation functions.</w:t>
+      </w:r>
+    </w:p>
+    <w:tbl>
+      <w:tblPr>
+        <w:tblStyle w:val="LightShading-Accent1"/>
+        <w:tblW w:type="auto" w:w="0"/>
+        <w:tblLook w:firstColumn="1" w:firstRow="1" w:lastColumn="0" w:lastRow="0" w:noHBand="0" w:noVBand="1" w:val="04A0"/>
+      </w:tblPr>
+      <w:tblGrid>
+        <w:gridCol w:w="5112"/>
+        <w:gridCol w:w="5112"/>
+      </w:tblGrid>
+      <w:tr>
+        <w:trPr>
+          <w:tblHeader/>
+        </w:trPr>
+        <w:tc>
+          <w:tcPr>
+            <w:tcW w:type="dxa" w:w="5112"/>
+          </w:tcPr>
+          <w:p>
+            <w:r>
+              <w:t>By the end, I can</w:t>
+            </w:r>
+          </w:p>
+        </w:tc>
+        <w:tc>
+          <w:tcPr>
+            <w:tcW w:type="dxa" w:w="5112"/>
+          </w:tcPr>
+          <w:p>
+            <w:r>
+              <w:t>How I will show it</w:t>
+            </w:r>
+          </w:p>
+        </w:tc>
+      </w:tr>
+      <w:tr>
+        <w:tc>
+          <w:tcPr>
+            <w:tcW w:type="dxa" w:w="5112"/>
+          </w:tcPr>
+          <w:p>
+            <w:r>
+              <w:t>Distinguish architectural choices from parameter values</w:t>
+            </w:r>
+          </w:p>
+        </w:tc>
+        <w:tc>
+          <w:tcPr>
+            <w:tcW w:type="dxa" w:w="5112"/>
+          </w:tcPr>
+          <w:p>
+            <w:r>
+              <w:t>Explain the deciding step, show a trace or test, and state one limit.</w:t>
+            </w:r>
+          </w:p>
+        </w:tc>
+      </w:tr>
+      <w:tr>
+        <w:tc>
+          <w:tcPr>
+            <w:tcW w:type="dxa" w:w="5112"/>
+          </w:tcPr>
+          <w:p>
+            <w:r>
+              <w:t>Count weights and biases in a small dense network</w:t>
+            </w:r>
+          </w:p>
+        </w:tc>
+        <w:tc>
+          <w:tcPr>
+            <w:tcW w:type="dxa" w:w="5112"/>
+          </w:tcPr>
+          <w:p>
+            <w:r>
+              <w:t>Explain the deciding step, show a trace or test, and state one limit.</w:t>
+            </w:r>
+          </w:p>
+        </w:tc>
+      </w:tr>
+      <w:tr>
+        <w:tc>
+          <w:tcPr>
+            <w:tcW w:type="dxa" w:w="5112"/>
+          </w:tcPr>
+          <w:p>
+            <w:r>
+              <w:t>Explain why parameter count alone cannot establish quality</w:t>
+            </w:r>
+          </w:p>
+        </w:tc>
+        <w:tc>
+          <w:tcPr>
+            <w:tcW w:type="dxa" w:w="5112"/>
+          </w:tcPr>
+          <w:p>
+            <w:r>
+              <w:t>Explain the deciding step, show a trace or test, and state one limit.</w:t>
+            </w:r>
+          </w:p>
+        </w:tc>
+      </w:tr>
+    </w:tbl>
+    <w:p>
+      <w:r>
+        <w:t>Remember → watch and explain → try with help → investigate → try independently → keep project evidence. Your teacher may spread this lesson across several classes.</w:t>
+      </w:r>
+    </w:p>
+    <w:p>
+      <w:r>
+        <w:t>Keep your first prediction. Compare it with what the evidence shows and explain any change.</w:t>
+      </w:r>
+    </w:p>
+    <w:p>
+      <w:pPr>
+        <w:pStyle w:val="Heading1"/>
+      </w:pPr>
+      <w:r>
+        <w:t>16. Finish and return</w:t>
+      </w:r>
+    </w:p>
+    <w:p>
+      <w:r>
+        <w:t>Close your notes. Explain this goal in your own words: Distinguish architectural choices from parameter values</w:t>
+      </w:r>
+    </w:p>
+    <w:p>
+      <w:pPr>
+        <w:pStyle w:val="Heading3"/>
+      </w:pPr>
+      <w:r>
+        <w:t>My deciding step, evidence and one remaining question</w:t>
+      </w:r>
+    </w:p>
+    <w:p>
+      <w:r>
+        <w:t>________________________________________________________________</w:t>
+      </w:r>
+    </w:p>
+    <w:p>
+      <w:r>
+        <w:t>________________________________________________________________</w:t>
+      </w:r>
+    </w:p>
+    <w:p>
+      <w:r>
+        <w:t>________________________________________________________________</w:t>
+      </w:r>
+    </w:p>
+    <w:p>
+      <w:r>
+        <w:t>________________________________________________________________</w:t>
+      </w:r>
+    </w:p>
+    <w:p>
+      <w:r>
+        <w:t>________________________________________________________________</w:t>
+      </w:r>
+    </w:p>
+    <w:p>
+      <w:r>
+        <w:t>If you are unsure, return to the worked picture and explain one arrow. If you are ready, change an input or assumption and justify your prediction.</w:t>
+      </w:r>
+    </w:p>
+    <w:p>
+      <w:r>
+        <w:t>Save your workbook evidence. At the next review, try a different case before opening your old answer.</w:t>
+      </w:r>
+    </w:p>
     <w:sectPr>
       <w:pgSz w:w="12240" w:h="15840"/>
       <w:pgMar w:top="936" w:right="1008" w:bottom="936" w:left="1008" w:header="720" w:footer="720" w:gutter="0"/>

--- a/downloads/student/ai-5-week-07.docx
+++ b/downloads/student/ai-5-week-07.docx
@@ -2457,6 +2457,215 @@
         <w:t>Save your workbook evidence. At the next review, try a different case before opening your old answer.</w:t>
       </w:r>
     </w:p>
+    <w:p>
+      <w:pPr>
+        <w:pStyle w:val="Heading1"/>
+      </w:pPr>
+      <w:r>
+        <w:t>17. Supported practice, repair and portfolio</w:t>
+      </w:r>
+    </w:p>
+    <w:p>
+      <w:r>
+        <w:t>Use this supported practice once, in the browser or on paper. Keep the reserved independent assessment for a separate first attempt before teacher feedback.</w:t>
+      </w:r>
+    </w:p>
+    <w:p>
+      <w:r>
+        <w:t>Count trainable weights and biases separately from activation functions.</w:t>
+      </w:r>
+    </w:p>
+    <w:p>
+      <w:pPr>
+        <w:pStyle w:val="Heading3"/>
+      </w:pPr>
+      <w:r>
+        <w:t>Practice 1: explain the deciding evidence</w:t>
+      </w:r>
+    </w:p>
+    <w:p>
+      <w:r>
+        <w:t>Which labelled step matches this detail? Total trainable parameters=9+4=13; ReLU adds no parameters here.</w:t>
+      </w:r>
+    </w:p>
+    <w:p>
+      <w:r>
+        <w:t>1. Total</w:t>
+      </w:r>
+    </w:p>
+    <w:p>
+      <w:r>
+        <w:t>2. Count output layer</w:t>
+      </w:r>
+    </w:p>
+    <w:p>
+      <w:r>
+        <w:t>3. Count first layer</w:t>
+      </w:r>
+    </w:p>
+    <w:p>
+      <w:pPr>
+        <w:pStyle w:val="Heading3"/>
+      </w:pPr>
+      <w:r>
+        <w:t>My selected conclusion, deciding fact and explanation</w:t>
+      </w:r>
+    </w:p>
+    <w:p>
+      <w:r>
+        <w:t>________________________________________________________________</w:t>
+      </w:r>
+    </w:p>
+    <w:p>
+      <w:r>
+        <w:t>________________________________________________________________</w:t>
+      </w:r>
+    </w:p>
+    <w:p>
+      <w:r>
+        <w:t>________________________________________________________________</w:t>
+      </w:r>
+    </w:p>
+    <w:p>
+      <w:r>
+        <w:t>________________________________________________________________</w:t>
+      </w:r>
+    </w:p>
+    <w:p>
+      <w:r>
+        <w:t>________________________________________________________________</w:t>
+      </w:r>
+    </w:p>
+    <w:p>
+      <w:r>
+        <w:t>Hint if needed: Read the steps in the pictorial case. Match the supplied detail to the stage that performs or records it.</w:t>
+      </w:r>
+    </w:p>
+    <w:p>
+      <w:r>
+        <w:t>After your attempt, compare with the supported explanation: Total Total trainable parameters=9+4=13; ReLU adds no parameters here. Count one weight for each input-to-unit connection and one bias for each receiving unit. Two inputs connecting to three hidden units make six weights. The three hidden outputs connect to one output unit through three more weights. ReLU applies a fixed function and adds no adjustable parameter here. Architecture determines the connection pattern; learned values occupy those connections.</w:t>
+      </w:r>
+    </w:p>
+    <w:p>
+      <w:pPr>
+        <w:pStyle w:val="Heading3"/>
+      </w:pPr>
+      <w:r>
+        <w:t>Practice 2: explain the deciding evidence</w:t>
+      </w:r>
+    </w:p>
+    <w:p>
+      <w:r>
+        <w:t>Changed-case practice: Increase hidden width from 3 to4. Which conclusion is supported by the supplied facts?</w:t>
+      </w:r>
+    </w:p>
+    <w:p>
+      <w:r>
+        <w:t>1. This one example guarantees correct results for every future input.</w:t>
+      </w:r>
+    </w:p>
+    <w:p>
+      <w:r>
+        <w:t>2. We can decide the result without examining the changed input or the procedure.</w:t>
+      </w:r>
+    </w:p>
+    <w:p>
+      <w:r>
+        <w:t>3. First layer12 parameters; output layer5; total 17.</w:t>
+      </w:r>
+    </w:p>
+    <w:p>
+      <w:pPr>
+        <w:pStyle w:val="Heading3"/>
+      </w:pPr>
+      <w:r>
+        <w:t>My selected conclusion, deciding fact and explanation</w:t>
+      </w:r>
+    </w:p>
+    <w:p>
+      <w:r>
+        <w:t>________________________________________________________________</w:t>
+      </w:r>
+    </w:p>
+    <w:p>
+      <w:r>
+        <w:t>________________________________________________________________</w:t>
+      </w:r>
+    </w:p>
+    <w:p>
+      <w:r>
+        <w:t>________________________________________________________________</w:t>
+      </w:r>
+    </w:p>
+    <w:p>
+      <w:r>
+        <w:t>________________________________________________________________</w:t>
+      </w:r>
+    </w:p>
+    <w:p>
+      <w:r>
+        <w:t>________________________________________________________________</w:t>
+      </w:r>
+    </w:p>
+    <w:p>
+      <w:r>
+        <w:t>Hint if needed: Use the changed condition and the deciding step in the pictorial trace. The answer must say what follows from those facts.</w:t>
+      </w:r>
+    </w:p>
+    <w:p>
+      <w:r>
+        <w:t>After your attempt, compare with the supported explanation: First layer12 parameters; output layer5; total 17. Each new hidden unit adds2 input weights, 1 hidden bias and 1 outgoing weight.</w:t>
+      </w:r>
+    </w:p>
+    <w:p>
+      <w:pPr>
+        <w:pStyle w:val="Heading3"/>
+      </w:pPr>
+      <w:r>
+        <w:t>Repair a missing building block</w:t>
+      </w:r>
+    </w:p>
+    <w:p>
+      <w:r>
+        <w:t>Review Forward passes by hand (ai-5/6). Goal: Record scores and activations in dependency order. Short practice: Why should feedback identify h before correcting only y? Point to the relevant step in the picture, then write the changed result and the rule or evidence that supports it.. Return to this week and explain what you changed.</w:t>
+      </w:r>
+    </w:p>
+    <w:p>
+      <w:r>
+        <w:t>Review Activation functions (ai-5/4). Goal: Trace identity ReLU and sigmoid on a numerical score. Short practice: Which original inputs cannot be distinguished by this network’s final output? Point to the relevant step in the picture, then write the changed result and the rule or evidence that supports it.. Return to this week and explain what you changed.</w:t>
+      </w:r>
+    </w:p>
+    <w:p>
+      <w:r>
+        <w:t>Review Representing inputs as vectors (ai-5/1). Goal: Encode a record using a fixed feature order and units. Short practice: Why does equal total brightness not make A and B identical inputs? Point to the relevant step in the picture, then write the changed result and the rule or evidence that supports it.. Return to this week and explain what you changed.</w:t>
+      </w:r>
+    </w:p>
+    <w:p>
+      <w:pPr>
+        <w:pStyle w:val="Heading3"/>
+      </w:pPr>
+      <w:r>
+        <w:t>Predict, run and debug</w:t>
+      </w:r>
+    </w:p>
+    <w:p>
+      <w:r>
+        <w:t>The browser lab lets you edit the supported Python examples already included in this lesson. Predict first, run, inspect the actual output or error, change one input, then run again. Keep code, predictions, actual results and a reasoned revision together. On paper, label your result as a trace rather than an execution.</w:t>
+      </w:r>
+    </w:p>
+    <w:p>
+      <w:pPr>
+        <w:pStyle w:val="Heading3"/>
+      </w:pPr>
+      <w:r>
+        <w:t>Keep your completed work</w:t>
+      </w:r>
+    </w:p>
+    <w:p>
+      <w:r>
+        <w:t>Use Download completed work in the hosted lesson to export your answers, reflections, practice feedback and code-run evidence. Open the HTML copy to read or print it. Drafts stay in this browser when storage is available; clear drafts on a shared device.</w:t>
+      </w:r>
+    </w:p>
     <w:sectPr>
       <w:pgSz w:w="12240" w:h="15840"/>
       <w:pgMar w:top="936" w:right="1008" w:bottom="936" w:left="1008" w:header="720" w:footer="720" w:gutter="0"/>

--- a/downloads/student/ai-5-week-07.docx
+++ b/downloads/student/ai-5-week-07.docx
@@ -42,6 +42,11 @@
       </w:r>
     </w:p>
     <w:p>
+      <w:r>
+        <w:t>Start with the target: Distinguish architectural choices from parameter values. Try the recall before opening notes.</w:t>
+      </w:r>
+    </w:p>
+    <w:p>
       <w:pPr>
         <w:pStyle w:val="Heading3"/>
       </w:pPr>
@@ -50,18 +55,60 @@
       </w:r>
     </w:p>
     <w:p>
-      <w:r>
-        <w:t>I can distinguish architectural choices from parameter values.</w:t>
-      </w:r>
-    </w:p>
-    <w:p>
-      <w:r>
+      <w:pPr>
+        <w:spacing w:line="336" w:lineRule="auto" w:after="180"/>
+      </w:pPr>
+      <w:r>
+        <w:rPr>
+          <w:b w:val="0"/>
+        </w:rPr>
+        <w:t xml:space="preserve">I can distinguish architectural choices from </w:t>
+      </w:r>
+      <w:r>
+        <w:rPr>
+          <w:b/>
+        </w:rPr>
+        <w:t>parameter</w:t>
+      </w:r>
+      <w:r>
+        <w:rPr>
+          <w:b w:val="0"/>
+        </w:rPr>
+        <w:t xml:space="preserve"> values.</w:t>
+      </w:r>
+    </w:p>
+    <w:p>
+      <w:pPr>
+        <w:spacing w:line="336" w:lineRule="auto" w:after="180"/>
+      </w:pPr>
+      <w:r>
+        <w:rPr>
+          <w:b w:val="0"/>
+        </w:rPr>
         <w:t>I can count weights and biases in a small dense network.</w:t>
       </w:r>
     </w:p>
     <w:p>
-      <w:r>
-        <w:t>I can explain why parameter count alone cannot establish quality.</w:t>
+      <w:pPr>
+        <w:spacing w:line="336" w:lineRule="auto" w:after="180"/>
+      </w:pPr>
+      <w:r>
+        <w:rPr>
+          <w:b w:val="0"/>
+        </w:rPr>
+        <w:t xml:space="preserve">I can explain why </w:t>
+      </w:r>
+      <w:r>
+        <w:rPr>
+          <w:b/>
+        </w:rPr>
+        <w:t>parameter</w:t>
+      </w:r>
+      <w:r>
+        <w:rPr>
+          <w:b w:val="0"/>
+        </w:rPr>
+        <w:t xml:space="preserve"> count alone cannot establish quality.</w:t>
       </w:r>
     </w:p>
     <w:p>
@@ -73,48 +120,150 @@
       </w:r>
     </w:p>
     <w:p>
-      <w:r>
+      <w:pPr>
+        <w:spacing w:line="336" w:lineRule="auto" w:after="180"/>
+      </w:pPr>
+      <w:r>
+        <w:rPr>
+          <w:b w:val="0"/>
+        </w:rPr>
         <w:t>Close your notes first. A rough first answer helps us choose the right starting point; it is not a score for your ability.</w:t>
       </w:r>
     </w:p>
     <w:p>
-      <w:r>
+      <w:pPr>
+        <w:spacing w:line="336" w:lineRule="auto" w:after="180"/>
+      </w:pPr>
+      <w:r>
+        <w:rPr>
+          <w:b w:val="0"/>
+        </w:rPr>
         <w:t>Without opening the old lesson, explain one key idea from Forward passes by hand. Give an example and a mistake that the idea helps you avoid.</w:t>
       </w:r>
     </w:p>
     <w:p>
-      <w:r>
+      <w:pPr>
+        <w:spacing w:line="336" w:lineRule="auto" w:after="180"/>
+      </w:pPr>
+      <w:r>
+        <w:rPr>
+          <w:b w:val="0"/>
+        </w:rPr>
         <w:t>Without opening the old lesson, explain one key idea from Activation functions. Give an example and a mistake that the idea helps you avoid.</w:t>
       </w:r>
     </w:p>
     <w:p>
-      <w:r>
-        <w:t>Without opening the old lesson, explain one key idea from Representing inputs as vectors. Give an example and a mistake that the idea helps you avoid.</w:t>
-      </w:r>
-    </w:p>
-    <w:p>
-      <w:r>
-        <w:t>After trying, check the relevant lesson or ask your teacher. Change the part of your explanation that the evidence shows was wrong.</w:t>
-      </w:r>
-    </w:p>
-    <w:p>
-      <w:r>
+      <w:pPr>
+        <w:spacing w:line="336" w:lineRule="auto" w:after="180"/>
+      </w:pPr>
+      <w:r>
+        <w:rPr>
+          <w:b w:val="0"/>
+        </w:rPr>
+        <w:t xml:space="preserve">Without opening the old lesson, explain one key idea from Representing </w:t>
+      </w:r>
+      <w:r>
+        <w:rPr>
+          <w:b/>
+        </w:rPr>
+        <w:t>input</w:t>
+      </w:r>
+      <w:r>
+        <w:rPr>
+          <w:b w:val="0"/>
+        </w:rPr>
+        <w:t>s as vectors. Give an example and a mistake that the idea helps you avoid.</w:t>
+      </w:r>
+    </w:p>
+    <w:p>
+      <w:pPr>
+        <w:spacing w:line="336" w:lineRule="auto" w:after="180"/>
+      </w:pPr>
+      <w:r>
+        <w:rPr>
+          <w:b w:val="0"/>
+        </w:rPr>
+        <w:t xml:space="preserve">After trying, check the relevant lesson or ask your teacher. Change the part of your explanation that the </w:t>
+      </w:r>
+      <w:r>
+        <w:rPr>
+          <w:b/>
+        </w:rPr>
+        <w:t>evidence</w:t>
+      </w:r>
+      <w:r>
+        <w:rPr>
+          <w:b w:val="0"/>
+        </w:rPr>
+        <w:t xml:space="preserve"> shows was wrong.</w:t>
+      </w:r>
+    </w:p>
+    <w:p>
+      <w:pPr>
+        <w:spacing w:line="336" w:lineRule="auto" w:after="180"/>
+      </w:pPr>
+      <w:r>
+        <w:rPr>
+          <w:b w:val="0"/>
+        </w:rPr>
         <w:t>This week you will practise:</w:t>
       </w:r>
     </w:p>
     <w:p>
-      <w:r>
-        <w:t>Distinguish architectural choices from parameter values</w:t>
-      </w:r>
-    </w:p>
-    <w:p>
-      <w:r>
+      <w:pPr>
+        <w:spacing w:line="336" w:lineRule="auto" w:after="180"/>
+      </w:pPr>
+      <w:r>
+        <w:rPr>
+          <w:b w:val="0"/>
+        </w:rPr>
+        <w:t xml:space="preserve">Distinguish architectural choices from </w:t>
+      </w:r>
+      <w:r>
+        <w:rPr>
+          <w:b/>
+        </w:rPr>
+        <w:t>parameter</w:t>
+      </w:r>
+      <w:r>
+        <w:rPr>
+          <w:b w:val="0"/>
+        </w:rPr>
+        <w:t xml:space="preserve"> values</w:t>
+      </w:r>
+    </w:p>
+    <w:p>
+      <w:pPr>
+        <w:spacing w:line="336" w:lineRule="auto" w:after="180"/>
+      </w:pPr>
+      <w:r>
+        <w:rPr>
+          <w:b w:val="0"/>
+        </w:rPr>
         <w:t>Count weights and biases in a small dense network</w:t>
       </w:r>
     </w:p>
     <w:p>
-      <w:r>
-        <w:t>Explain why parameter count alone cannot establish quality</w:t>
+      <w:pPr>
+        <w:spacing w:line="336" w:lineRule="auto" w:after="180"/>
+      </w:pPr>
+      <w:r>
+        <w:rPr>
+          <w:b w:val="0"/>
+        </w:rPr>
+        <w:t xml:space="preserve">Explain why </w:t>
+      </w:r>
+      <w:r>
+        <w:rPr>
+          <w:b/>
+        </w:rPr>
+        <w:t>parameter</w:t>
+      </w:r>
+      <w:r>
+        <w:rPr>
+          <w:b w:val="0"/>
+        </w:rPr>
+        <w:t xml:space="preserve"> count alone cannot establish quality</w:t>
       </w:r>
     </w:p>
     <w:p>
@@ -126,7 +275,14 @@
       </w:r>
     </w:p>
     <w:p>
-      <w:r>
+      <w:pPr>
+        <w:spacing w:line="336" w:lineRule="auto" w:after="180"/>
+        <w:shd w:fill="F5F1FB"/>
+      </w:pPr>
+      <w:r>
+        <w:rPr>
+          <w:b w:val="0"/>
+        </w:rPr>
         <w:t>In the Week 6 network, which quantities change when x changes while the model stays fixed?</w:t>
       </w:r>
     </w:p>
@@ -162,8 +318,38 @@
       </w:r>
     </w:p>
     <w:p>
-      <w:r>
-        <w:t>By the end, I can explain parameters and architecture using a traced example and a stated limitation.</w:t>
+      <w:pPr>
+        <w:spacing w:line="336" w:lineRule="auto" w:after="180"/>
+      </w:pPr>
+      <w:r>
+        <w:rPr>
+          <w:b w:val="0"/>
+        </w:rPr>
+        <w:t xml:space="preserve">By the end, I can explain </w:t>
+      </w:r>
+      <w:r>
+        <w:rPr>
+          <w:b/>
+        </w:rPr>
+        <w:t>parameter</w:t>
+      </w:r>
+      <w:r>
+        <w:rPr>
+          <w:b w:val="0"/>
+        </w:rPr>
+        <w:t xml:space="preserve">s and </w:t>
+      </w:r>
+      <w:r>
+        <w:rPr>
+          <w:b/>
+        </w:rPr>
+        <w:t>architecture</w:t>
+      </w:r>
+      <w:r>
+        <w:rPr>
+          <w:b w:val="0"/>
+        </w:rPr>
+        <w:t xml:space="preserve"> using a traced example and a stated limitation.</w:t>
       </w:r>
     </w:p>
     <w:p>
@@ -176,12 +362,153 @@
     </w:p>
     <w:p>
       <w:r>
-        <w:t>Consider a dense network with 2 inputs, 3 hidden units using ReLU, and 1 output unit using identity. We call its widths 2 to 3 to 1. These widths, connectivity and activation choices describe its architecture. The weights and biases supply the numerical values used by that architecture.</w:t>
-      </w:r>
-    </w:p>
-    <w:p>
-      <w:r>
-        <w:t>A fully connected hidden unit receiving 2 inputs needs 2 weights plus 1 bias. Three such units need 6 weights and 3 biases. The output receives 3 activations and needs 3 weights plus 1 bias. Total: 13 parameters. Input values and computed activations are not additional parameters.</w:t>
+        <w:t>Investigate the supplied Parameters and architecture case. Separate observations, given facts and assumptions before choosing an explanation.</w:t>
+      </w:r>
+    </w:p>
+    <w:p>
+      <w:pPr>
+        <w:spacing w:line="336" w:lineRule="auto" w:after="180"/>
+      </w:pPr>
+      <w:r>
+        <w:rPr>
+          <w:b w:val="0"/>
+        </w:rPr>
+        <w:t xml:space="preserve">Consider a dense network with 2 </w:t>
+      </w:r>
+      <w:r>
+        <w:rPr>
+          <w:b/>
+        </w:rPr>
+        <w:t>input</w:t>
+      </w:r>
+      <w:r>
+        <w:rPr>
+          <w:b w:val="0"/>
+        </w:rPr>
+        <w:t xml:space="preserve">s, 3 hidden units using ReLU, and 1 </w:t>
+      </w:r>
+      <w:r>
+        <w:rPr>
+          <w:b/>
+        </w:rPr>
+        <w:t>output</w:t>
+      </w:r>
+      <w:r>
+        <w:rPr>
+          <w:b w:val="0"/>
+        </w:rPr>
+        <w:t xml:space="preserve"> unit using identity. We call its widths 2 to 3 to 1. These widths, connectivity and activation choices describe its </w:t>
+      </w:r>
+      <w:r>
+        <w:rPr>
+          <w:b/>
+        </w:rPr>
+        <w:t>architecture</w:t>
+      </w:r>
+      <w:r>
+        <w:rPr>
+          <w:b w:val="0"/>
+        </w:rPr>
+        <w:t>.</w:t>
+      </w:r>
+    </w:p>
+    <w:p>
+      <w:pPr>
+        <w:spacing w:line="336" w:lineRule="auto" w:after="180"/>
+      </w:pPr>
+      <w:r>
+        <w:rPr>
+          <w:b w:val="0"/>
+        </w:rPr>
+        <w:t xml:space="preserve">The weights and biases supply the numerical values used by that </w:t>
+      </w:r>
+      <w:r>
+        <w:rPr>
+          <w:b/>
+        </w:rPr>
+        <w:t>architecture</w:t>
+      </w:r>
+      <w:r>
+        <w:rPr>
+          <w:b w:val="0"/>
+        </w:rPr>
+        <w:t>.</w:t>
+      </w:r>
+    </w:p>
+    <w:p>
+      <w:pPr>
+        <w:spacing w:line="336" w:lineRule="auto" w:after="180"/>
+      </w:pPr>
+      <w:r>
+        <w:rPr>
+          <w:b w:val="0"/>
+        </w:rPr>
+        <w:t xml:space="preserve">A fully connected hidden unit receiving 2 </w:t>
+      </w:r>
+      <w:r>
+        <w:rPr>
+          <w:b/>
+        </w:rPr>
+        <w:t>input</w:t>
+      </w:r>
+      <w:r>
+        <w:rPr>
+          <w:b w:val="0"/>
+        </w:rPr>
+        <w:t xml:space="preserve">s needs 2 weights plus 1 bias. Three such units need 6 weights and 3 biases. The </w:t>
+      </w:r>
+      <w:r>
+        <w:rPr>
+          <w:b/>
+        </w:rPr>
+        <w:t>output</w:t>
+      </w:r>
+      <w:r>
+        <w:rPr>
+          <w:b w:val="0"/>
+        </w:rPr>
+        <w:t xml:space="preserve"> receives 3 activations and needs 3 weights plus 1 bias. Total: 13 </w:t>
+      </w:r>
+      <w:r>
+        <w:rPr>
+          <w:b/>
+        </w:rPr>
+        <w:t>parameter</w:t>
+      </w:r>
+      <w:r>
+        <w:rPr>
+          <w:b w:val="0"/>
+        </w:rPr>
+        <w:t>s.</w:t>
+      </w:r>
+    </w:p>
+    <w:p>
+      <w:pPr>
+        <w:spacing w:line="336" w:lineRule="auto" w:after="180"/>
+      </w:pPr>
+      <w:r>
+        <w:rPr>
+          <w:b/>
+        </w:rPr>
+        <w:t>Input</w:t>
+      </w:r>
+      <w:r>
+        <w:rPr>
+          <w:b w:val="0"/>
+        </w:rPr>
+        <w:t xml:space="preserve"> values and computed activations are not additional </w:t>
+      </w:r>
+      <w:r>
+        <w:rPr>
+          <w:b/>
+        </w:rPr>
+        <w:t>parameter</w:t>
+      </w:r>
+      <w:r>
+        <w:rPr>
+          <w:b w:val="0"/>
+        </w:rPr>
+        <w:t>s.</w:t>
       </w:r>
     </w:p>
     <w:tbl>
@@ -369,8 +696,38 @@
       </w:tr>
     </w:tbl>
     <w:p>
-      <w:r>
-        <w:t>This counting rule assumes one separate bias per output unit and no shared or tied weights. Other architectures can use different rules.</w:t>
+      <w:pPr>
+        <w:spacing w:line="336" w:lineRule="auto" w:after="180"/>
+      </w:pPr>
+      <w:r>
+        <w:rPr>
+          <w:b w:val="0"/>
+        </w:rPr>
+        <w:t xml:space="preserve">This counting rule assumes one separate bias per </w:t>
+      </w:r>
+      <w:r>
+        <w:rPr>
+          <w:b/>
+        </w:rPr>
+        <w:t>output</w:t>
+      </w:r>
+      <w:r>
+        <w:rPr>
+          <w:b w:val="0"/>
+        </w:rPr>
+        <w:t xml:space="preserve"> unit and no shared or tied weights. Other </w:t>
+      </w:r>
+      <w:r>
+        <w:rPr>
+          <w:b/>
+        </w:rPr>
+        <w:t>architecture</w:t>
+      </w:r>
+      <w:r>
+        <w:rPr>
+          <w:b w:val="0"/>
+        </w:rPr>
+        <w:t>s can use different rules.</w:t>
       </w:r>
     </w:p>
     <w:p>
@@ -406,7 +763,66 @@
     </w:p>
     <w:p>
       <w:r>
-        <w:t>For a dense layer with n input components and m output units, each output has n weights and one bias. The count is n times m plus m, or (n + 1) times m. Count each layer separately before adding.</w:t>
+        <w:t>Follow the mechanism for Parameters and architecture. Connect each labelled input, deciding step and result.</w:t>
+      </w:r>
+    </w:p>
+    <w:p>
+      <w:pPr>
+        <w:spacing w:line="336" w:lineRule="auto" w:after="180"/>
+      </w:pPr>
+      <w:r>
+        <w:rPr>
+          <w:b w:val="0"/>
+        </w:rPr>
+        <w:t xml:space="preserve">For a </w:t>
+      </w:r>
+      <w:r>
+        <w:rPr>
+          <w:b/>
+        </w:rPr>
+        <w:t>dense layer</w:t>
+      </w:r>
+      <w:r>
+        <w:rPr>
+          <w:b w:val="0"/>
+        </w:rPr>
+        <w:t xml:space="preserve"> with n </w:t>
+      </w:r>
+      <w:r>
+        <w:rPr>
+          <w:b/>
+        </w:rPr>
+        <w:t>input</w:t>
+      </w:r>
+      <w:r>
+        <w:rPr>
+          <w:b w:val="0"/>
+        </w:rPr>
+        <w:t xml:space="preserve"> components and m </w:t>
+      </w:r>
+      <w:r>
+        <w:rPr>
+          <w:b/>
+        </w:rPr>
+        <w:t>output</w:t>
+      </w:r>
+      <w:r>
+        <w:rPr>
+          <w:b w:val="0"/>
+        </w:rPr>
+        <w:t xml:space="preserve"> units, each </w:t>
+      </w:r>
+      <w:r>
+        <w:rPr>
+          <w:b/>
+        </w:rPr>
+        <w:t>output</w:t>
+      </w:r>
+      <w:r>
+        <w:rPr>
+          <w:b w:val="0"/>
+        </w:rPr>
+        <w:t xml:space="preserve"> has n weights and one bias. The count is n times m plus m, or (n + 1) times m. Count each layer separately before adding.</w:t>
       </w:r>
     </w:p>
     <w:p>
@@ -428,8 +844,26 @@
       </w:r>
     </w:p>
     <w:p>
-      <w:r>
-        <w:t>The helper assumes positive integer widths and the bias convention stated above. It is a counting aid, not a model trainer. A ReLU has no fitted numerical parameters in this example.</w:t>
+      <w:pPr>
+        <w:spacing w:line="336" w:lineRule="auto" w:after="180"/>
+      </w:pPr>
+      <w:r>
+        <w:rPr>
+          <w:b w:val="0"/>
+        </w:rPr>
+        <w:t xml:space="preserve">The helper assumes positive integer widths and the bias convention stated above. It is a counting aid, not a model trainer. A ReLU has no fitted numerical </w:t>
+      </w:r>
+      <w:r>
+        <w:rPr>
+          <w:b/>
+        </w:rPr>
+        <w:t>parameter</w:t>
+      </w:r>
+      <w:r>
+        <w:rPr>
+          <w:b w:val="0"/>
+        </w:rPr>
+        <w:t>s in this example.</w:t>
       </w:r>
     </w:p>
     <w:p>
@@ -441,8 +875,26 @@
       </w:r>
     </w:p>
     <w:p>
-      <w:r>
-        <w:t>Point to the input, the deciding step and the result in this week’s visual. Explain the same step in ordinary words. A picture helps when you can say what each part represents.</w:t>
+      <w:pPr>
+        <w:spacing w:line="336" w:lineRule="auto" w:after="180"/>
+      </w:pPr>
+      <w:r>
+        <w:rPr>
+          <w:b w:val="0"/>
+        </w:rPr>
+        <w:t xml:space="preserve">Point to the </w:t>
+      </w:r>
+      <w:r>
+        <w:rPr>
+          <w:b/>
+        </w:rPr>
+        <w:t>input</w:t>
+      </w:r>
+      <w:r>
+        <w:rPr>
+          <w:b w:val="0"/>
+        </w:rPr>
+        <w:t>, the deciding step and the result in this week’s visual. Explain the same step in ordinary words. A picture helps when you can say what each part represents.</w:t>
       </w:r>
     </w:p>
     <w:p>
@@ -454,6 +906,11 @@
       </w:r>
     </w:p>
     <w:p>
+      <w:r>
+        <w:t>Compare the supplied cases for Parameters and architecture. Identify the detail that changes the conclusion.</w:t>
+      </w:r>
+    </w:p>
+    <w:p>
       <w:pPr>
         <w:pStyle w:val="Heading3"/>
       </w:pPr>
@@ -462,8 +919,50 @@
       </w:r>
     </w:p>
     <w:p>
-      <w:r>
-        <w:t>Classify hidden activation 0.7, weight -2, hidden width 3 and learning rate 0.1 as computed value, parameter, architecture choice or training setting.</w:t>
+      <w:pPr>
+        <w:spacing w:line="336" w:lineRule="auto" w:after="180"/>
+      </w:pPr>
+      <w:r>
+        <w:rPr>
+          <w:b w:val="0"/>
+        </w:rPr>
+        <w:t xml:space="preserve">Classify hidden activation 0.7, weight -2, hidden width 3 and learning rate 0.1 as computed value, </w:t>
+      </w:r>
+      <w:r>
+        <w:rPr>
+          <w:b/>
+        </w:rPr>
+        <w:t>parameter</w:t>
+      </w:r>
+      <w:r>
+        <w:rPr>
+          <w:b w:val="0"/>
+        </w:rPr>
+        <w:t xml:space="preserve">, </w:t>
+      </w:r>
+      <w:r>
+        <w:rPr>
+          <w:b/>
+        </w:rPr>
+        <w:t>architecture</w:t>
+      </w:r>
+      <w:r>
+        <w:rPr>
+          <w:b w:val="0"/>
+        </w:rPr>
+        <w:t xml:space="preserve"> choice or </w:t>
+      </w:r>
+      <w:r>
+        <w:rPr>
+          <w:b/>
+        </w:rPr>
+        <w:t>training</w:t>
+      </w:r>
+      <w:r>
+        <w:rPr>
+          <w:b w:val="0"/>
+        </w:rPr>
+        <w:t xml:space="preserve"> setting.</w:t>
       </w:r>
     </w:p>
     <w:p>
@@ -508,18 +1007,105 @@
       </w:r>
     </w:p>
     <w:p>
-      <w:r>
+      <w:pPr>
+        <w:pStyle w:val="Heading3"/>
+      </w:pPr>
+      <w:r>
+        <w:t>Change one thing</w:t>
+      </w:r>
+    </w:p>
+    <w:p>
+      <w:pPr>
+        <w:spacing w:line="336" w:lineRule="auto" w:after="180"/>
+        <w:shd w:fill="F5F1FB"/>
+      </w:pPr>
+      <w:r>
+        <w:rPr>
+          <w:b w:val="0"/>
+        </w:rPr>
         <w:t>Change: Increase hidden width from 3 to4.</w:t>
       </w:r>
     </w:p>
     <w:p>
-      <w:r>
-        <w:t>Prediction: First layer12 parameters; output layer5; total 17.</w:t>
-      </w:r>
-    </w:p>
-    <w:p>
-      <w:r>
-        <w:t>Reason: Each new hidden unit adds2 input weights, 1 hidden bias and 1 outgoing weight.</w:t>
+      <w:pPr>
+        <w:pStyle w:val="Heading3"/>
+      </w:pPr>
+      <w:r>
+        <w:t>Predicted result</w:t>
+      </w:r>
+    </w:p>
+    <w:p>
+      <w:pPr>
+        <w:spacing w:line="336" w:lineRule="auto" w:after="180"/>
+        <w:shd w:fill="F1F6FC"/>
+      </w:pPr>
+      <w:r>
+        <w:rPr>
+          <w:b/>
+        </w:rPr>
+        <w:t>Prediction</w:t>
+      </w:r>
+      <w:r>
+        <w:rPr>
+          <w:b w:val="0"/>
+        </w:rPr>
+        <w:t xml:space="preserve">: First layer12 </w:t>
+      </w:r>
+      <w:r>
+        <w:rPr>
+          <w:b/>
+        </w:rPr>
+        <w:t>parameter</w:t>
+      </w:r>
+      <w:r>
+        <w:rPr>
+          <w:b w:val="0"/>
+        </w:rPr>
+        <w:t xml:space="preserve">s; </w:t>
+      </w:r>
+      <w:r>
+        <w:rPr>
+          <w:b/>
+        </w:rPr>
+        <w:t>output</w:t>
+      </w:r>
+      <w:r>
+        <w:rPr>
+          <w:b w:val="0"/>
+        </w:rPr>
+        <w:t xml:space="preserve"> layer5; total 17.</w:t>
+      </w:r>
+    </w:p>
+    <w:p>
+      <w:pPr>
+        <w:pStyle w:val="Heading3"/>
+      </w:pPr>
+      <w:r>
+        <w:t>Why the result follows</w:t>
+      </w:r>
+    </w:p>
+    <w:p>
+      <w:pPr>
+        <w:spacing w:line="336" w:lineRule="auto" w:after="180"/>
+        <w:shd w:fill="F1F6FC"/>
+      </w:pPr>
+      <w:r>
+        <w:rPr>
+          <w:b w:val="0"/>
+        </w:rPr>
+        <w:t xml:space="preserve">Reason: Each new hidden unit adds2 </w:t>
+      </w:r>
+      <w:r>
+        <w:rPr>
+          <w:b/>
+        </w:rPr>
+        <w:t>input</w:t>
+      </w:r>
+      <w:r>
+        <w:rPr>
+          <w:b w:val="0"/>
+        </w:rPr>
+        <w:t xml:space="preserve"> weights, 1 hidden bias and 1 outgoing weight.</w:t>
       </w:r>
     </w:p>
     <w:p>
@@ -528,6 +1114,11 @@
       </w:pPr>
       <w:r>
         <w:t>05. Words that unlock the idea</w:t>
+      </w:r>
+    </w:p>
+    <w:p>
+      <w:r>
+        <w:t>Use the vocabulary of Parameters and architecture to explain a concrete decision, rather than only memorising definitions.</w:t>
       </w:r>
     </w:p>
     <w:tbl>
@@ -683,6 +1274,11 @@
       </w:pPr>
       <w:r>
         <w:t>06. Follow a worked example</w:t>
+      </w:r>
+    </w:p>
+    <w:p>
+      <w:r>
+        <w:t>Follow the worked trace for Parameters and architecture, predict a step, then compare with its explanation.</w:t>
       </w:r>
     </w:p>
     <w:p>
@@ -878,7 +1474,13 @@
       </w:r>
     </w:p>
     <w:p>
-      <w:r>
+      <w:pPr>
+        <w:spacing w:line="336" w:lineRule="auto" w:after="180"/>
+      </w:pPr>
+      <w:r>
+        <w:rPr>
+          <w:b w:val="0"/>
+        </w:rPr>
         <w:t>Cover the result before checking it. Say what is given, choose the procedure, and follow one step at a time. Then uncover the result and explain your first mismatch. Ask why a step is allowed, not only what number it produces.</w:t>
       </w:r>
     </w:p>
@@ -891,7 +1493,13 @@
       </w:r>
     </w:p>
     <w:p>
-      <w:r>
+      <w:pPr>
+        <w:spacing w:line="336" w:lineRule="auto" w:after="180"/>
+      </w:pPr>
+      <w:r>
+        <w:rPr>
+          <w:b w:val="0"/>
+        </w:rPr>
         <w:t>Count trainable weights and biases separately from activation functions.</w:t>
       </w:r>
     </w:p>
@@ -904,13 +1512,103 @@
       </w:r>
     </w:p>
     <w:p>
-      <w:r>
-        <w:t>Dense toy architecture2 inputs→3 hidden units→1 output. Every hidden and output unit has one bias; hidden activation is ReLU.</w:t>
-      </w:r>
-    </w:p>
-    <w:p>
-      <w:r>
-        <w:t>All inputs and outcomes in this worked example are invented classroom data; no real model run is claimed.</w:t>
+      <w:pPr>
+        <w:pStyle w:val="Heading3"/>
+      </w:pPr>
+      <w:r>
+        <w:t>Supplied facts</w:t>
+      </w:r>
+    </w:p>
+    <w:p>
+      <w:pPr>
+        <w:spacing w:line="336" w:lineRule="auto" w:after="180"/>
+        <w:shd w:fill="F1F6FC"/>
+      </w:pPr>
+      <w:r>
+        <w:rPr>
+          <w:b w:val="0"/>
+        </w:rPr>
+        <w:t xml:space="preserve">Dense toy </w:t>
+      </w:r>
+      <w:r>
+        <w:rPr>
+          <w:b/>
+        </w:rPr>
+        <w:t>architecture</w:t>
+      </w:r>
+      <w:r>
+        <w:rPr>
+          <w:b w:val="0"/>
+        </w:rPr>
+        <w:t xml:space="preserve">2 </w:t>
+      </w:r>
+      <w:r>
+        <w:rPr>
+          <w:b/>
+        </w:rPr>
+        <w:t>input</w:t>
+      </w:r>
+      <w:r>
+        <w:rPr>
+          <w:b w:val="0"/>
+        </w:rPr>
+        <w:t xml:space="preserve">s→3 hidden units→1 </w:t>
+      </w:r>
+      <w:r>
+        <w:rPr>
+          <w:b/>
+        </w:rPr>
+        <w:t>output</w:t>
+      </w:r>
+      <w:r>
+        <w:rPr>
+          <w:b w:val="0"/>
+        </w:rPr>
+        <w:t xml:space="preserve">. Every hidden and </w:t>
+      </w:r>
+      <w:r>
+        <w:rPr>
+          <w:b/>
+        </w:rPr>
+        <w:t>output</w:t>
+      </w:r>
+      <w:r>
+        <w:rPr>
+          <w:b w:val="0"/>
+        </w:rPr>
+        <w:t xml:space="preserve"> unit has one bias; hidden activation is ReLU.</w:t>
+      </w:r>
+    </w:p>
+    <w:p>
+      <w:pPr>
+        <w:pStyle w:val="Heading3"/>
+      </w:pPr>
+      <w:r>
+        <w:t>Supplied facts</w:t>
+      </w:r>
+    </w:p>
+    <w:p>
+      <w:pPr>
+        <w:spacing w:line="336" w:lineRule="auto" w:after="180"/>
+        <w:shd w:fill="F1F6FC"/>
+      </w:pPr>
+      <w:r>
+        <w:rPr>
+          <w:b w:val="0"/>
+        </w:rPr>
+        <w:t xml:space="preserve">All </w:t>
+      </w:r>
+      <w:r>
+        <w:rPr>
+          <w:b/>
+        </w:rPr>
+        <w:t>input</w:t>
+      </w:r>
+      <w:r>
+        <w:rPr>
+          <w:b w:val="0"/>
+        </w:rPr>
+        <w:t>s and outcomes in this worked example are invented classroom data; no real model run is claimed.</w:t>
       </w:r>
     </w:p>
     <w:p>
@@ -1109,30 +1807,210 @@
       </w:r>
     </w:p>
     <w:p>
-      <w:r>
-        <w:t>Count one weight for each input-to-unit connection and one bias for each receiving unit. Two inputs connecting to three hidden units make six weights. The three hidden outputs connect to one output unit through three more weights. ReLU applies a fixed function and adds no adjustable parameter here. Architecture determines the connection pattern; learned values occupy those connections.</w:t>
-      </w:r>
-    </w:p>
-    <w:p>
       <w:pPr>
         <w:pStyle w:val="Heading3"/>
       </w:pPr>
       <w:r>
+        <w:t>Why the result follows</w:t>
+      </w:r>
+    </w:p>
+    <w:p>
+      <w:pPr>
+        <w:spacing w:line="336" w:lineRule="auto" w:after="180"/>
+        <w:shd w:fill="F1F6FC"/>
+      </w:pPr>
+      <w:r>
+        <w:rPr>
+          <w:b w:val="0"/>
+        </w:rPr>
+        <w:t xml:space="preserve">Count one weight for each </w:t>
+      </w:r>
+      <w:r>
+        <w:rPr>
+          <w:b/>
+        </w:rPr>
+        <w:t>input</w:t>
+      </w:r>
+      <w:r>
+        <w:rPr>
+          <w:b w:val="0"/>
+        </w:rPr>
+        <w:t xml:space="preserve">-to-unit connection and one bias for each receiving unit. Two </w:t>
+      </w:r>
+      <w:r>
+        <w:rPr>
+          <w:b/>
+        </w:rPr>
+        <w:t>input</w:t>
+      </w:r>
+      <w:r>
+        <w:rPr>
+          <w:b w:val="0"/>
+        </w:rPr>
+        <w:t>s connecting to three hidden units make six weights.</w:t>
+      </w:r>
+    </w:p>
+    <w:p>
+      <w:pPr>
+        <w:spacing w:line="336" w:lineRule="auto" w:after="180"/>
+        <w:shd w:fill="F1F6FC"/>
+      </w:pPr>
+      <w:r>
+        <w:rPr>
+          <w:b w:val="0"/>
+        </w:rPr>
+        <w:t xml:space="preserve">The three hidden </w:t>
+      </w:r>
+      <w:r>
+        <w:rPr>
+          <w:b/>
+        </w:rPr>
+        <w:t>output</w:t>
+      </w:r>
+      <w:r>
+        <w:rPr>
+          <w:b w:val="0"/>
+        </w:rPr>
+        <w:t xml:space="preserve">s connect to one </w:t>
+      </w:r>
+      <w:r>
+        <w:rPr>
+          <w:b/>
+        </w:rPr>
+        <w:t>output</w:t>
+      </w:r>
+      <w:r>
+        <w:rPr>
+          <w:b w:val="0"/>
+        </w:rPr>
+        <w:t xml:space="preserve"> unit through three more weights. ReLU applies a fixed function and adds no adjustable </w:t>
+      </w:r>
+      <w:r>
+        <w:rPr>
+          <w:b/>
+        </w:rPr>
+        <w:t>parameter</w:t>
+      </w:r>
+      <w:r>
+        <w:rPr>
+          <w:b w:val="0"/>
+        </w:rPr>
+        <w:t xml:space="preserve"> here.</w:t>
+      </w:r>
+    </w:p>
+    <w:p>
+      <w:pPr>
+        <w:spacing w:line="336" w:lineRule="auto" w:after="180"/>
+        <w:shd w:fill="F1F6FC"/>
+      </w:pPr>
+      <w:r>
+        <w:rPr>
+          <w:b/>
+        </w:rPr>
+        <w:t>Architecture</w:t>
+      </w:r>
+      <w:r>
+        <w:rPr>
+          <w:b w:val="0"/>
+        </w:rPr>
+        <w:t xml:space="preserve"> determines the connection pattern; learned values occupy those connections.</w:t>
+      </w:r>
+    </w:p>
+    <w:p>
+      <w:pPr>
+        <w:pStyle w:val="Heading3"/>
+      </w:pPr>
+      <w:r>
         <w:t>What this example does not establish</w:t>
       </w:r>
     </w:p>
     <w:p>
-      <w:r>
-        <w:t>Parameter count describes capacity and storage structure, not accuracy, intelligence or guaranteed generalisation.</w:t>
-      </w:r>
-    </w:p>
-    <w:p>
-      <w:r>
-        <w:t>Read the labelled picture: How many new parameters did that one hidden unit add? Point to the relevant step in the picture, then write the changed result and the rule or evidence that supports it.</w:t>
-      </w:r>
-    </w:p>
-    <w:p>
-      <w:r>
+      <w:pPr>
+        <w:pStyle w:val="Heading3"/>
+      </w:pPr>
+      <w:r>
+        <w:t>Keep the stated limit</w:t>
+      </w:r>
+    </w:p>
+    <w:p>
+      <w:pPr>
+        <w:spacing w:line="336" w:lineRule="auto" w:after="180"/>
+        <w:shd w:fill="FFF5E6"/>
+      </w:pPr>
+      <w:r>
+        <w:rPr>
+          <w:b/>
+        </w:rPr>
+        <w:t>Parameter</w:t>
+      </w:r>
+      <w:r>
+        <w:rPr>
+          <w:b w:val="0"/>
+        </w:rPr>
+        <w:t xml:space="preserve"> count describes capacity and storage structure, not accuracy, intelligence or guaranteed generalisation.</w:t>
+      </w:r>
+    </w:p>
+    <w:p>
+      <w:pPr>
+        <w:pStyle w:val="Heading3"/>
+      </w:pPr>
+      <w:r>
+        <w:t>Keep the stated limit</w:t>
+      </w:r>
+    </w:p>
+    <w:p>
+      <w:pPr>
+        <w:spacing w:line="336" w:lineRule="auto" w:after="180"/>
+        <w:shd w:fill="FFF5E6"/>
+      </w:pPr>
+      <w:r>
+        <w:rPr>
+          <w:b w:val="0"/>
+        </w:rPr>
+        <w:t xml:space="preserve">Read the labelled picture: How many new </w:t>
+      </w:r>
+      <w:r>
+        <w:rPr>
+          <w:b/>
+        </w:rPr>
+        <w:t>parameter</w:t>
+      </w:r>
+      <w:r>
+        <w:rPr>
+          <w:b w:val="0"/>
+        </w:rPr>
+        <w:t xml:space="preserve">s did that one hidden unit add? Point to the relevant step in the picture, then write the changed result and the rule or </w:t>
+      </w:r>
+      <w:r>
+        <w:rPr>
+          <w:b/>
+        </w:rPr>
+        <w:t>evidence</w:t>
+      </w:r>
+      <w:r>
+        <w:rPr>
+          <w:b w:val="0"/>
+        </w:rPr>
+        <w:t xml:space="preserve"> that supports it.</w:t>
+      </w:r>
+    </w:p>
+    <w:p>
+      <w:pPr>
+        <w:pStyle w:val="Heading3"/>
+      </w:pPr>
+      <w:r>
+        <w:t>Keep the stated limit</w:t>
+      </w:r>
+    </w:p>
+    <w:p>
+      <w:pPr>
+        <w:spacing w:line="336" w:lineRule="auto" w:after="180"/>
+        <w:shd w:fill="FFF5E6"/>
+      </w:pPr>
+      <w:r>
+        <w:rPr>
+          <w:b w:val="0"/>
+        </w:rPr>
         <w:t>Change one thing: Increase hidden width from 3 to4. Predict the result before checking the explanation. What remains the same?</w:t>
       </w:r>
     </w:p>
@@ -1146,12 +2024,89 @@
     </w:p>
     <w:p>
       <w:r>
-        <w:t>Two networks can share an architecture and still make different predictions because their parameter values differ. Conversely, two architectures can happen to produce identical outputs on the few cases tested. A count describes the model, not how well it has learned.</w:t>
-      </w:r>
-    </w:p>
-    <w:p>
-      <w:r>
-        <w:t>When comparing widths, keep the task, feature schema, training data, validation cases and evaluation rule fixed. Record the training budget and seed as well. More parameters can increase flexibility, but they can also increase resource use and overfitting risk. Neither outcome follows from counting alone.</w:t>
+        <w:t>Find the unsupported step in the Parameters and architecture claim and explain a repair using the supplied evidence.</w:t>
+      </w:r>
+    </w:p>
+    <w:p>
+      <w:pPr>
+        <w:spacing w:line="336" w:lineRule="auto" w:after="180"/>
+      </w:pPr>
+      <w:r>
+        <w:rPr>
+          <w:b w:val="0"/>
+        </w:rPr>
+        <w:t xml:space="preserve">Two networks can share an </w:t>
+      </w:r>
+      <w:r>
+        <w:rPr>
+          <w:b/>
+        </w:rPr>
+        <w:t>architecture</w:t>
+      </w:r>
+      <w:r>
+        <w:rPr>
+          <w:b w:val="0"/>
+        </w:rPr>
+        <w:t xml:space="preserve"> and still make different </w:t>
+      </w:r>
+      <w:r>
+        <w:rPr>
+          <w:b/>
+        </w:rPr>
+        <w:t>prediction</w:t>
+      </w:r>
+      <w:r>
+        <w:rPr>
+          <w:b w:val="0"/>
+        </w:rPr>
+        <w:t xml:space="preserve">s because their </w:t>
+      </w:r>
+      <w:r>
+        <w:rPr>
+          <w:b/>
+        </w:rPr>
+        <w:t>parameter</w:t>
+      </w:r>
+      <w:r>
+        <w:rPr>
+          <w:b w:val="0"/>
+        </w:rPr>
+        <w:t xml:space="preserve"> values differ. Conversely, two </w:t>
+      </w:r>
+      <w:r>
+        <w:rPr>
+          <w:b/>
+        </w:rPr>
+        <w:t>architecture</w:t>
+      </w:r>
+      <w:r>
+        <w:rPr>
+          <w:b w:val="0"/>
+        </w:rPr>
+        <w:t xml:space="preserve">s can happen to produce identical </w:t>
+      </w:r>
+      <w:r>
+        <w:rPr>
+          <w:b/>
+        </w:rPr>
+        <w:t>output</w:t>
+      </w:r>
+      <w:r>
+        <w:rPr>
+          <w:b w:val="0"/>
+        </w:rPr>
+        <w:t>s on the few cases tested.</w:t>
+      </w:r>
+    </w:p>
+    <w:p>
+      <w:pPr>
+        <w:spacing w:line="336" w:lineRule="auto" w:after="180"/>
+      </w:pPr>
+      <w:r>
+        <w:rPr>
+          <w:b w:val="0"/>
+        </w:rPr>
+        <w:t>A count describes the model, not how well it has learned.</w:t>
       </w:r>
     </w:p>
     <w:p>
@@ -1159,11 +2114,97 @@
         <w:pStyle w:val="Heading3"/>
       </w:pPr>
       <w:r>
+        <w:t>Check the claim against the facts</w:t>
+      </w:r>
+    </w:p>
+    <w:p>
+      <w:pPr>
+        <w:spacing w:line="336" w:lineRule="auto" w:after="180"/>
+        <w:shd w:fill="FFF5E6"/>
+      </w:pPr>
+      <w:r>
+        <w:rPr>
+          <w:b w:val="0"/>
+        </w:rPr>
+        <w:t xml:space="preserve">When comparing widths, keep the task, feature schema, </w:t>
+      </w:r>
+      <w:r>
+        <w:rPr>
+          <w:b/>
+        </w:rPr>
+        <w:t>training</w:t>
+      </w:r>
+      <w:r>
+        <w:rPr>
+          <w:b w:val="0"/>
+        </w:rPr>
+        <w:t xml:space="preserve"> data, validation cases and evaluation rule fixed. Record the </w:t>
+      </w:r>
+      <w:r>
+        <w:rPr>
+          <w:b/>
+        </w:rPr>
+        <w:t>training</w:t>
+      </w:r>
+      <w:r>
+        <w:rPr>
+          <w:b w:val="0"/>
+        </w:rPr>
+        <w:t xml:space="preserve"> budget and seed as well.</w:t>
+      </w:r>
+    </w:p>
+    <w:p>
+      <w:pPr>
+        <w:spacing w:line="336" w:lineRule="auto" w:after="180"/>
+        <w:shd w:fill="FFF5E6"/>
+      </w:pPr>
+      <w:r>
+        <w:rPr>
+          <w:b w:val="0"/>
+        </w:rPr>
+        <w:t xml:space="preserve">More </w:t>
+      </w:r>
+      <w:r>
+        <w:rPr>
+          <w:b/>
+        </w:rPr>
+        <w:t>parameter</w:t>
+      </w:r>
+      <w:r>
+        <w:rPr>
+          <w:b w:val="0"/>
+        </w:rPr>
+        <w:t>s can increase flexibility, but they can also increase resource use and over</w:t>
+      </w:r>
+      <w:r>
+        <w:rPr>
+          <w:b/>
+        </w:rPr>
+        <w:t>fitting</w:t>
+      </w:r>
+      <w:r>
+        <w:rPr>
+          <w:b w:val="0"/>
+        </w:rPr>
+        <w:t xml:space="preserve"> risk. Neither outcome follows from counting alone.</w:t>
+      </w:r>
+    </w:p>
+    <w:p>
+      <w:pPr>
+        <w:pStyle w:val="Heading3"/>
+      </w:pPr>
+      <w:r>
         <w:t>Locate the earliest unsupported step</w:t>
       </w:r>
     </w:p>
     <w:p>
-      <w:r>
+      <w:pPr>
+        <w:spacing w:line="336" w:lineRule="auto" w:after="180"/>
+      </w:pPr>
+      <w:r>
+        <w:rPr>
+          <w:b w:val="0"/>
+        </w:rPr>
         <w:t>Recount the 2 to 3 to 1 model if every bias is omitted. State what the original count assumed.</w:t>
       </w:r>
     </w:p>
@@ -1215,7 +2256,66 @@
     </w:p>
     <w:p>
       <w:r>
-        <w:t>A dense layer has 4 inputs and 2 outputs with one bias per output. Count weights, biases and total.</w:t>
+        <w:t>Practise Parameters and architecture with support, then explain the deciding step in your own words.</w:t>
+      </w:r>
+    </w:p>
+    <w:p>
+      <w:pPr>
+        <w:spacing w:line="336" w:lineRule="auto" w:after="180"/>
+      </w:pPr>
+      <w:r>
+        <w:rPr>
+          <w:b w:val="0"/>
+        </w:rPr>
+        <w:t xml:space="preserve">A </w:t>
+      </w:r>
+      <w:r>
+        <w:rPr>
+          <w:b/>
+        </w:rPr>
+        <w:t>dense layer</w:t>
+      </w:r>
+      <w:r>
+        <w:rPr>
+          <w:b w:val="0"/>
+        </w:rPr>
+        <w:t xml:space="preserve"> has 4 </w:t>
+      </w:r>
+      <w:r>
+        <w:rPr>
+          <w:b/>
+        </w:rPr>
+        <w:t>input</w:t>
+      </w:r>
+      <w:r>
+        <w:rPr>
+          <w:b w:val="0"/>
+        </w:rPr>
+        <w:t xml:space="preserve">s and 2 </w:t>
+      </w:r>
+      <w:r>
+        <w:rPr>
+          <w:b/>
+        </w:rPr>
+        <w:t>output</w:t>
+      </w:r>
+      <w:r>
+        <w:rPr>
+          <w:b w:val="0"/>
+        </w:rPr>
+        <w:t xml:space="preserve">s with one bias per </w:t>
+      </w:r>
+      <w:r>
+        <w:rPr>
+          <w:b/>
+        </w:rPr>
+        <w:t>output</w:t>
+      </w:r>
+      <w:r>
+        <w:rPr>
+          <w:b w:val="0"/>
+        </w:rPr>
+        <w:t>. Count weights, biases and total.</w:t>
       </w:r>
     </w:p>
     <w:p>
@@ -1283,8 +2383,50 @@
       </w:r>
     </w:p>
     <w:p>
-      <w:r>
-        <w:t>Use workbook W2 for the connected example “Parameters and architecture”. First fill the input and rule boxes. Try the middle steps before asking for a hint. After a hint, try the next step yourself.</w:t>
+      <w:pPr>
+        <w:spacing w:line="336" w:lineRule="auto" w:after="180"/>
+      </w:pPr>
+      <w:r>
+        <w:rPr>
+          <w:b w:val="0"/>
+        </w:rPr>
+        <w:t>Use workbook W2 for the connected example “</w:t>
+      </w:r>
+      <w:r>
+        <w:rPr>
+          <w:b/>
+        </w:rPr>
+        <w:t>Parameter</w:t>
+      </w:r>
+      <w:r>
+        <w:rPr>
+          <w:b w:val="0"/>
+        </w:rPr>
+        <w:t xml:space="preserve">s and </w:t>
+      </w:r>
+      <w:r>
+        <w:rPr>
+          <w:b/>
+        </w:rPr>
+        <w:t>architecture</w:t>
+      </w:r>
+      <w:r>
+        <w:rPr>
+          <w:b w:val="0"/>
+        </w:rPr>
+        <w:t xml:space="preserve">”. First fill the </w:t>
+      </w:r>
+      <w:r>
+        <w:rPr>
+          <w:b/>
+        </w:rPr>
+        <w:t>input</w:t>
+      </w:r>
+      <w:r>
+        <w:rPr>
+          <w:b w:val="0"/>
+        </w:rPr>
+        <w:t xml:space="preserve"> and rule boxes. Try the middle steps before asking for a hint. After a hint, try the next step yourself.</w:t>
       </w:r>
     </w:p>
     <w:tbl>
@@ -1367,7 +2509,13 @@
       </w:tr>
     </w:tbl>
     <w:p>
-      <w:r>
+      <w:pPr>
+        <w:spacing w:line="336" w:lineRule="auto" w:after="180"/>
+      </w:pPr>
+      <w:r>
+        <w:rPr>
+          <w:b w:val="0"/>
+        </w:rPr>
         <w:t>Explain your trace to a partner. Your partner points to one step to check. Swap roles on the next case. Each person writes their own explanation.</w:t>
       </w:r>
     </w:p>
@@ -1380,12 +2528,71 @@
       </w:r>
     </w:p>
     <w:p>
-      <w:r>
-        <w:t>Use the worked case for Parameters and architecture. Proposed explanation: “Count one bias per input”. Decide whether this explanation is supported. Point to the step or supplied fact that decides; explain your repair if needed.</w:t>
-      </w:r>
-    </w:p>
-    <w:p>
-      <w:r>
+      <w:pPr>
+        <w:spacing w:line="336" w:lineRule="auto" w:after="180"/>
+      </w:pPr>
+      <w:r>
+        <w:rPr>
+          <w:b w:val="0"/>
+        </w:rPr>
+        <w:t xml:space="preserve">Use the worked case for </w:t>
+      </w:r>
+      <w:r>
+        <w:rPr>
+          <w:b/>
+        </w:rPr>
+        <w:t>Parameter</w:t>
+      </w:r>
+      <w:r>
+        <w:rPr>
+          <w:b w:val="0"/>
+        </w:rPr>
+        <w:t xml:space="preserve">s and </w:t>
+      </w:r>
+      <w:r>
+        <w:rPr>
+          <w:b/>
+        </w:rPr>
+        <w:t>architecture</w:t>
+      </w:r>
+      <w:r>
+        <w:rPr>
+          <w:b w:val="0"/>
+        </w:rPr>
+        <w:t xml:space="preserve">. Proposed explanation: “Count one bias per </w:t>
+      </w:r>
+      <w:r>
+        <w:rPr>
+          <w:b/>
+        </w:rPr>
+        <w:t>input</w:t>
+      </w:r>
+      <w:r>
+        <w:rPr>
+          <w:b w:val="0"/>
+        </w:rPr>
+        <w:t>”. Decide whether this explanation is supported.</w:t>
+      </w:r>
+    </w:p>
+    <w:p>
+      <w:pPr>
+        <w:spacing w:line="336" w:lineRule="auto" w:after="180"/>
+      </w:pPr>
+      <w:r>
+        <w:rPr>
+          <w:b w:val="0"/>
+        </w:rPr>
+        <w:t>Point to the step or supplied fact that decides; explain your repair if needed.</w:t>
+      </w:r>
+    </w:p>
+    <w:p>
+      <w:pPr>
+        <w:spacing w:line="336" w:lineRule="auto" w:after="180"/>
+      </w:pPr>
+      <w:r>
+        <w:rPr>
+          <w:b w:val="0"/>
+        </w:rPr>
         <w:t>Answer on your own before discussion. If you are unsure, say which step you need help with.</w:t>
       </w:r>
     </w:p>
@@ -1398,8 +2605,38 @@
       </w:r>
     </w:p>
     <w:p>
-      <w:r>
-        <w:t>How many new parameters did that one hidden unit add? Point to the relevant step in the picture, then write the changed result and the rule or evidence that supports it.</w:t>
+      <w:pPr>
+        <w:spacing w:line="336" w:lineRule="auto" w:after="180"/>
+      </w:pPr>
+      <w:r>
+        <w:rPr>
+          <w:b w:val="0"/>
+        </w:rPr>
+        <w:t xml:space="preserve">How many new </w:t>
+      </w:r>
+      <w:r>
+        <w:rPr>
+          <w:b/>
+        </w:rPr>
+        <w:t>parameter</w:t>
+      </w:r>
+      <w:r>
+        <w:rPr>
+          <w:b w:val="0"/>
+        </w:rPr>
+        <w:t xml:space="preserve">s did that one hidden unit add? Point to the relevant step in the picture, then write the changed result and the rule or </w:t>
+      </w:r>
+      <w:r>
+        <w:rPr>
+          <w:b/>
+        </w:rPr>
+        <w:t>evidence</w:t>
+      </w:r>
+      <w:r>
+        <w:rPr>
+          <w:b w:val="0"/>
+        </w:rPr>
+        <w:t xml:space="preserve"> that supports it.</w:t>
       </w:r>
     </w:p>
     <w:p>
@@ -1431,7 +2668,13 @@
       </w:r>
     </w:p>
     <w:p>
-      <w:r>
+      <w:pPr>
+        <w:spacing w:line="336" w:lineRule="auto" w:after="180"/>
+      </w:pPr>
+      <w:r>
+        <w:rPr>
+          <w:b w:val="0"/>
+        </w:rPr>
         <w:t>This is supported practice. Keep the separately named independent case for an attempt before feedback.</w:t>
       </w:r>
     </w:p>
@@ -1444,6 +2687,11 @@
       </w:r>
     </w:p>
     <w:p>
+      <w:r>
+        <w:t>Investigate Parameters and architecture. Record the prediction, actual observation or labelled paper trace, explanation and next test separately.</w:t>
+      </w:r>
+    </w:p>
+    <w:p>
       <w:pPr>
         <w:pStyle w:val="Heading3"/>
       </w:pPr>
@@ -1452,8 +2700,50 @@
       </w:r>
     </w:p>
     <w:p>
-      <w:r>
-        <w:t>Classify hidden activation 0.7, weight -2, hidden width 3 and learning rate 0.1 as computed value, parameter, architecture choice or training setting.</w:t>
+      <w:pPr>
+        <w:spacing w:line="336" w:lineRule="auto" w:after="180"/>
+      </w:pPr>
+      <w:r>
+        <w:rPr>
+          <w:b w:val="0"/>
+        </w:rPr>
+        <w:t xml:space="preserve">Classify hidden activation 0.7, weight -2, hidden width 3 and learning rate 0.1 as computed value, </w:t>
+      </w:r>
+      <w:r>
+        <w:rPr>
+          <w:b/>
+        </w:rPr>
+        <w:t>parameter</w:t>
+      </w:r>
+      <w:r>
+        <w:rPr>
+          <w:b w:val="0"/>
+        </w:rPr>
+        <w:t xml:space="preserve">, </w:t>
+      </w:r>
+      <w:r>
+        <w:rPr>
+          <w:b/>
+        </w:rPr>
+        <w:t>architecture</w:t>
+      </w:r>
+      <w:r>
+        <w:rPr>
+          <w:b w:val="0"/>
+        </w:rPr>
+        <w:t xml:space="preserve"> choice or </w:t>
+      </w:r>
+      <w:r>
+        <w:rPr>
+          <w:b/>
+        </w:rPr>
+        <w:t>training</w:t>
+      </w:r>
+      <w:r>
+        <w:rPr>
+          <w:b w:val="0"/>
+        </w:rPr>
+        <w:t xml:space="preserve"> setting.</w:t>
       </w:r>
     </w:p>
     <w:p>
@@ -1611,7 +2901,13 @@
       </w:tr>
     </w:tbl>
     <w:p>
-      <w:r>
+      <w:pPr>
+        <w:spacing w:line="336" w:lineRule="auto" w:after="180"/>
+      </w:pPr>
+      <w:r>
+        <w:rPr>
+          <w:b w:val="0"/>
+        </w:rPr>
         <w:t>On paper, trace the supplied procedure. If code is provided, predict before running it in a local practice file. Never write an expected answer as though it were an observed run.</w:t>
       </w:r>
     </w:p>
@@ -1624,7 +2920,13 @@
       </w:r>
     </w:p>
     <w:p>
-      <w:r>
+      <w:pPr>
+        <w:spacing w:line="336" w:lineRule="auto" w:after="180"/>
+      </w:pPr>
+      <w:r>
+        <w:rPr>
+          <w:b w:val="0"/>
+        </w:rPr>
         <w:t>Before trying: what do I expect, and why? While trying: which step could first go wrong? Afterwards: what did I actually observe, and what should change? Keep “not run” if you only traced the procedure.</w:t>
       </w:r>
     </w:p>
@@ -1637,6 +2939,11 @@
       </w:r>
     </w:p>
     <w:p>
+      <w:r>
+        <w:t>Move from recall to tracing, diagnosis and transfer in Parameters and architecture. Explain why each step is justified.</w:t>
+      </w:r>
+    </w:p>
+    <w:p>
       <w:pPr>
         <w:pStyle w:val="Heading3"/>
       </w:pPr>
@@ -1645,18 +2952,108 @@
       </w:r>
     </w:p>
     <w:p>
-      <w:r>
-        <w:t>A dense layer has 4 inputs and 2 outputs with one bias per output. Count weights, biases and total.</w:t>
-      </w:r>
-    </w:p>
-    <w:p>
-      <w:r>
+      <w:pPr>
+        <w:spacing w:line="336" w:lineRule="auto" w:after="180"/>
+      </w:pPr>
+      <w:r>
+        <w:rPr>
+          <w:b w:val="0"/>
+        </w:rPr>
+        <w:t xml:space="preserve">A </w:t>
+      </w:r>
+      <w:r>
+        <w:rPr>
+          <w:b/>
+        </w:rPr>
+        <w:t>dense layer</w:t>
+      </w:r>
+      <w:r>
+        <w:rPr>
+          <w:b w:val="0"/>
+        </w:rPr>
+        <w:t xml:space="preserve"> has 4 </w:t>
+      </w:r>
+      <w:r>
+        <w:rPr>
+          <w:b/>
+        </w:rPr>
+        <w:t>input</w:t>
+      </w:r>
+      <w:r>
+        <w:rPr>
+          <w:b w:val="0"/>
+        </w:rPr>
+        <w:t xml:space="preserve">s and 2 </w:t>
+      </w:r>
+      <w:r>
+        <w:rPr>
+          <w:b/>
+        </w:rPr>
+        <w:t>output</w:t>
+      </w:r>
+      <w:r>
+        <w:rPr>
+          <w:b w:val="0"/>
+        </w:rPr>
+        <w:t xml:space="preserve">s with one bias per </w:t>
+      </w:r>
+      <w:r>
+        <w:rPr>
+          <w:b/>
+        </w:rPr>
+        <w:t>output</w:t>
+      </w:r>
+      <w:r>
+        <w:rPr>
+          <w:b w:val="0"/>
+        </w:rPr>
+        <w:t>. Count weights, biases and total.</w:t>
+      </w:r>
+    </w:p>
+    <w:p>
+      <w:pPr>
+        <w:spacing w:line="336" w:lineRule="auto" w:after="180"/>
+      </w:pPr>
+      <w:r>
+        <w:rPr>
+          <w:b w:val="0"/>
+        </w:rPr>
         <w:t>Recount the 2 to 3 to 1 model if every bias is omitted. State what the original count assumed.</w:t>
       </w:r>
     </w:p>
     <w:p>
-      <w:r>
-        <w:t>A team says its 26-parameter model must outperform a 14-parameter model. Give a fair check and one reason the claim is unsupported.</w:t>
+      <w:pPr>
+        <w:spacing w:line="336" w:lineRule="auto" w:after="180"/>
+      </w:pPr>
+      <w:r>
+        <w:rPr>
+          <w:b w:val="0"/>
+        </w:rPr>
+        <w:t>A team says its 26-</w:t>
+      </w:r>
+      <w:r>
+        <w:rPr>
+          <w:b/>
+        </w:rPr>
+        <w:t>parameter</w:t>
+      </w:r>
+      <w:r>
+        <w:rPr>
+          <w:b w:val="0"/>
+        </w:rPr>
+        <w:t xml:space="preserve"> model must outperform a 14-</w:t>
+      </w:r>
+      <w:r>
+        <w:rPr>
+          <w:b/>
+        </w:rPr>
+        <w:t>parameter</w:t>
+      </w:r>
+      <w:r>
+        <w:rPr>
+          <w:b w:val="0"/>
+        </w:rPr>
+        <w:t xml:space="preserve"> model. Give a fair check and one reason the claim is unsupported.</w:t>
       </w:r>
     </w:p>
     <w:p>
@@ -1702,7 +3099,101 @@
     </w:p>
     <w:p>
       <w:r>
-        <w:t>Add a labelled parameters and architecture evidence sheet to Image-pattern Network Investigation. Show how you can distinguish architectural choices from parameter values. Use the supplied fictional case and keep its inputs, intermediate steps, calculation or prediction, and limitation. Connect this record to last week’s record; a matching answer without a trace is insufficient.</w:t>
+        <w:t>Apply this week’s idea to Image-pattern Network Investigation. Keep an annotated decision and the evidence supporting it.</w:t>
+      </w:r>
+    </w:p>
+    <w:p>
+      <w:pPr>
+        <w:spacing w:line="336" w:lineRule="auto" w:after="180"/>
+      </w:pPr>
+      <w:r>
+        <w:rPr>
+          <w:b w:val="0"/>
+        </w:rPr>
+        <w:t xml:space="preserve">Add a labelled </w:t>
+      </w:r>
+      <w:r>
+        <w:rPr>
+          <w:b/>
+        </w:rPr>
+        <w:t>parameter</w:t>
+      </w:r>
+      <w:r>
+        <w:rPr>
+          <w:b w:val="0"/>
+        </w:rPr>
+        <w:t xml:space="preserve">s and </w:t>
+      </w:r>
+      <w:r>
+        <w:rPr>
+          <w:b/>
+        </w:rPr>
+        <w:t>architecture</w:t>
+      </w:r>
+      <w:r>
+        <w:rPr>
+          <w:b w:val="0"/>
+        </w:rPr>
+        <w:t xml:space="preserve"> </w:t>
+      </w:r>
+      <w:r>
+        <w:rPr>
+          <w:b/>
+        </w:rPr>
+        <w:t>evidence</w:t>
+      </w:r>
+      <w:r>
+        <w:rPr>
+          <w:b w:val="0"/>
+        </w:rPr>
+        <w:t xml:space="preserve"> sheet to Image-pattern Network Investigation. Show how you can distinguish architectural choices from </w:t>
+      </w:r>
+      <w:r>
+        <w:rPr>
+          <w:b/>
+        </w:rPr>
+        <w:t>parameter</w:t>
+      </w:r>
+      <w:r>
+        <w:rPr>
+          <w:b w:val="0"/>
+        </w:rPr>
+        <w:t xml:space="preserve"> values.</w:t>
+      </w:r>
+    </w:p>
+    <w:p>
+      <w:pPr>
+        <w:spacing w:line="336" w:lineRule="auto" w:after="180"/>
+      </w:pPr>
+      <w:r>
+        <w:rPr>
+          <w:b w:val="0"/>
+        </w:rPr>
+        <w:t xml:space="preserve">Use the supplied fictional case and keep its </w:t>
+      </w:r>
+      <w:r>
+        <w:rPr>
+          <w:b/>
+        </w:rPr>
+        <w:t>input</w:t>
+      </w:r>
+      <w:r>
+        <w:rPr>
+          <w:b w:val="0"/>
+        </w:rPr>
+        <w:t xml:space="preserve">s, intermediate steps, calculation or </w:t>
+      </w:r>
+      <w:r>
+        <w:rPr>
+          <w:b/>
+        </w:rPr>
+        <w:t>prediction</w:t>
+      </w:r>
+      <w:r>
+        <w:rPr>
+          <w:b w:val="0"/>
+        </w:rPr>
+        <w:t>, and limitation. Connect this record to last week’s record; a matching answer without a trace is insufficient.</w:t>
       </w:r>
     </w:p>
     <w:tbl>
@@ -1830,8 +3321,37 @@
       </w:r>
     </w:p>
     <w:p>
-      <w:r>
-        <w:t>For your Image-pattern Network Investigation, save the input, procedure, observed result and limitation of this check. Label this worked example as practice; use a different, previously unreviewed case when checking independent understanding.</w:t>
+      <w:pPr>
+        <w:spacing w:line="336" w:lineRule="auto" w:after="180"/>
+      </w:pPr>
+      <w:r>
+        <w:rPr>
+          <w:b w:val="0"/>
+        </w:rPr>
+        <w:t xml:space="preserve">For your Image-pattern Network Investigation, save the </w:t>
+      </w:r>
+      <w:r>
+        <w:rPr>
+          <w:b/>
+        </w:rPr>
+        <w:t>input</w:t>
+      </w:r>
+      <w:r>
+        <w:rPr>
+          <w:b w:val="0"/>
+        </w:rPr>
+        <w:t>, procedure, observed result and limitation of this check.</w:t>
+      </w:r>
+    </w:p>
+    <w:p>
+      <w:pPr>
+        <w:spacing w:line="336" w:lineRule="auto" w:after="180"/>
+      </w:pPr>
+      <w:r>
+        <w:rPr>
+          <w:b w:val="0"/>
+        </w:rPr>
+        <w:t>Label this worked example as practice; use a different, previously unreviewed case when checking independent understanding.</w:t>
       </w:r>
     </w:p>
     <w:p>
@@ -1844,7 +3364,77 @@
     </w:p>
     <w:p>
       <w:r>
-        <w:t>A reproducible description needs ordered input features, layer widths, connections, activations and the exact parameter values or a way to recover them. A description of training also needs the data split and training settings. The label small neural network does not specify a computation.</w:t>
+        <w:t>Use a genuinely new case for independent evidence. Previously discussed examples remain practice; use the separately named independent case before feedback.</w:t>
+      </w:r>
+    </w:p>
+    <w:p>
+      <w:pPr>
+        <w:spacing w:line="336" w:lineRule="auto" w:after="180"/>
+      </w:pPr>
+      <w:r>
+        <w:rPr>
+          <w:b w:val="0"/>
+        </w:rPr>
+        <w:t xml:space="preserve">A reproducible description needs ordered </w:t>
+      </w:r>
+      <w:r>
+        <w:rPr>
+          <w:b/>
+        </w:rPr>
+        <w:t>input</w:t>
+      </w:r>
+      <w:r>
+        <w:rPr>
+          <w:b w:val="0"/>
+        </w:rPr>
+        <w:t xml:space="preserve"> features, layer widths, connections, activations and the exact </w:t>
+      </w:r>
+      <w:r>
+        <w:rPr>
+          <w:b/>
+        </w:rPr>
+        <w:t>parameter</w:t>
+      </w:r>
+      <w:r>
+        <w:rPr>
+          <w:b w:val="0"/>
+        </w:rPr>
+        <w:t xml:space="preserve"> values or a way to recover them.</w:t>
+      </w:r>
+    </w:p>
+    <w:p>
+      <w:pPr>
+        <w:spacing w:line="336" w:lineRule="auto" w:after="180"/>
+      </w:pPr>
+      <w:r>
+        <w:rPr>
+          <w:b w:val="0"/>
+        </w:rPr>
+        <w:t xml:space="preserve">A description of </w:t>
+      </w:r>
+      <w:r>
+        <w:rPr>
+          <w:b/>
+        </w:rPr>
+        <w:t>training</w:t>
+      </w:r>
+      <w:r>
+        <w:rPr>
+          <w:b w:val="0"/>
+        </w:rPr>
+        <w:t xml:space="preserve"> also needs the data split and </w:t>
+      </w:r>
+      <w:r>
+        <w:rPr>
+          <w:b/>
+        </w:rPr>
+        <w:t>training</w:t>
+      </w:r>
+      <w:r>
+        <w:rPr>
+          <w:b w:val="0"/>
+        </w:rPr>
+        <w:t xml:space="preserve"> settings. The label small neural network does not specify a computation.</w:t>
       </w:r>
     </w:p>
     <w:p>
@@ -1876,13 +3466,61 @@
       </w:r>
     </w:p>
     <w:p>
-      <w:r>
-        <w:t>Next week defines a loss so that we can measure how a particular set of parameters performs on labelled examples.</w:t>
-      </w:r>
-    </w:p>
-    <w:p>
-      <w:r>
-        <w:t>A team says its 26-parameter model must outperform a 14-parameter model. Give a fair check and one reason the claim is unsupported.</w:t>
+      <w:pPr>
+        <w:spacing w:line="336" w:lineRule="auto" w:after="180"/>
+      </w:pPr>
+      <w:r>
+        <w:rPr>
+          <w:b w:val="0"/>
+        </w:rPr>
+        <w:t xml:space="preserve">Next week defines a loss so that we can measure how a particular set of </w:t>
+      </w:r>
+      <w:r>
+        <w:rPr>
+          <w:b/>
+        </w:rPr>
+        <w:t>parameter</w:t>
+      </w:r>
+      <w:r>
+        <w:rPr>
+          <w:b w:val="0"/>
+        </w:rPr>
+        <w:t>s performs on labelled examples.</w:t>
+      </w:r>
+    </w:p>
+    <w:p>
+      <w:pPr>
+        <w:spacing w:line="336" w:lineRule="auto" w:after="180"/>
+      </w:pPr>
+      <w:r>
+        <w:rPr>
+          <w:b w:val="0"/>
+        </w:rPr>
+        <w:t>A team says its 26-</w:t>
+      </w:r>
+      <w:r>
+        <w:rPr>
+          <w:b/>
+        </w:rPr>
+        <w:t>parameter</w:t>
+      </w:r>
+      <w:r>
+        <w:rPr>
+          <w:b w:val="0"/>
+        </w:rPr>
+        <w:t xml:space="preserve"> model must outperform a 14-</w:t>
+      </w:r>
+      <w:r>
+        <w:rPr>
+          <w:b/>
+        </w:rPr>
+        <w:t>parameter</w:t>
+      </w:r>
+      <w:r>
+        <w:rPr>
+          <w:b w:val="0"/>
+        </w:rPr>
+        <w:t xml:space="preserve"> model. Give a fair check and one reason the claim is unsupported.</w:t>
       </w:r>
     </w:p>
     <w:p>
@@ -1919,6 +3557,11 @@
       </w:pPr>
       <w:r>
         <w:t>13. Study a complete case</w:t>
+      </w:r>
+    </w:p>
+    <w:p>
+      <w:r>
+        <w:t>Revisit the complete Parameters and architecture case for supported practice. Repeated examples do not become fresh assessments.</w:t>
       </w:r>
     </w:p>
     <w:p>
@@ -2086,8 +3729,26 @@
       </w:r>
     </w:p>
     <w:p>
-      <w:r>
-        <w:t>Follow the input through the stated procedure to its result. Cover the result first, predict it, then explain every intermediate step. The text/table accompanies the figure so the example can be read without colour.</w:t>
+      <w:pPr>
+        <w:spacing w:line="336" w:lineRule="auto" w:after="180"/>
+      </w:pPr>
+      <w:r>
+        <w:rPr>
+          <w:b w:val="0"/>
+        </w:rPr>
+        <w:t xml:space="preserve">Follow the </w:t>
+      </w:r>
+      <w:r>
+        <w:rPr>
+          <w:b/>
+        </w:rPr>
+        <w:t>input</w:t>
+      </w:r>
+      <w:r>
+        <w:rPr>
+          <w:b w:val="0"/>
+        </w:rPr>
+        <w:t xml:space="preserve"> through the stated procedure to its result. Cover the result first, predict it, then explain every intermediate step. The text/table accompanies the figure so the example can be read without colour.</w:t>
       </w:r>
     </w:p>
     <w:p>
@@ -2137,6 +3798,11 @@
       </w:r>
     </w:p>
     <w:p>
+      <w:r>
+        <w:t>Attempt the reserved new case before feedback. Record support; the earlier examples below remain additional practice.</w:t>
+      </w:r>
+    </w:p>
+    <w:p>
       <w:pPr>
         <w:pStyle w:val="Heading3"/>
       </w:pPr>
@@ -2145,8 +3811,37 @@
       </w:r>
     </w:p>
     <w:p>
-      <w:r>
-        <w:t>A dense 3 to 2 to 2 network uses ReLU in the hidden layer and identity in the output layer, with one bias per unit. Give each layer count and the total. If hidden width becomes 4, recount and explain why activation values are excluded.</w:t>
+      <w:pPr>
+        <w:spacing w:line="336" w:lineRule="auto" w:after="180"/>
+      </w:pPr>
+      <w:r>
+        <w:rPr>
+          <w:b w:val="0"/>
+        </w:rPr>
+        <w:t xml:space="preserve">A dense 3 to 2 to 2 network uses ReLU in the hidden layer and identity in the </w:t>
+      </w:r>
+      <w:r>
+        <w:rPr>
+          <w:b/>
+        </w:rPr>
+        <w:t>output</w:t>
+      </w:r>
+      <w:r>
+        <w:rPr>
+          <w:b w:val="0"/>
+        </w:rPr>
+        <w:t xml:space="preserve"> layer, with one bias per unit. Give each layer count and the total.</w:t>
+      </w:r>
+    </w:p>
+    <w:p>
+      <w:pPr>
+        <w:spacing w:line="336" w:lineRule="auto" w:after="180"/>
+      </w:pPr>
+      <w:r>
+        <w:rPr>
+          <w:b w:val="0"/>
+        </w:rPr>
+        <w:t>If hidden width becomes 4, recount and explain why activation values are excluded.</w:t>
       </w:r>
     </w:p>
     <w:p>
@@ -2193,7 +3888,13 @@
       </w:r>
     </w:p>
     <w:p>
-      <w:r>
+      <w:pPr>
+        <w:spacing w:line="336" w:lineRule="auto" w:after="180"/>
+      </w:pPr>
+      <w:r>
+        <w:rPr>
+          <w:b w:val="0"/>
+        </w:rPr>
         <w:t>Attempt this case before feedback. Record any help. Earlier examples below are further practice; a case already practised with feedback cannot establish fresh transfer.</w:t>
       </w:r>
     </w:p>
@@ -2206,8 +3907,37 @@
       </w:r>
     </w:p>
     <w:p>
-      <w:r>
-        <w:t>A dense 3 to 2 to 2 network uses ReLU in the hidden layer and identity in the output layer, with one bias per unit. Give each layer count and the total. If hidden width becomes 4, recount and explain why activation values are excluded.</w:t>
+      <w:pPr>
+        <w:spacing w:line="336" w:lineRule="auto" w:after="180"/>
+      </w:pPr>
+      <w:r>
+        <w:rPr>
+          <w:b w:val="0"/>
+        </w:rPr>
+        <w:t xml:space="preserve">A dense 3 to 2 to 2 network uses ReLU in the hidden layer and identity in the </w:t>
+      </w:r>
+      <w:r>
+        <w:rPr>
+          <w:b/>
+        </w:rPr>
+        <w:t>output</w:t>
+      </w:r>
+      <w:r>
+        <w:rPr>
+          <w:b w:val="0"/>
+        </w:rPr>
+        <w:t xml:space="preserve"> layer, with one bias per unit. Give each layer count and the total.</w:t>
+      </w:r>
+    </w:p>
+    <w:p>
+      <w:pPr>
+        <w:spacing w:line="336" w:lineRule="auto" w:after="180"/>
+      </w:pPr>
+      <w:r>
+        <w:rPr>
+          <w:b w:val="0"/>
+        </w:rPr>
+        <w:t>If hidden width becomes 4, recount and explain why activation values are excluded.</w:t>
       </w:r>
     </w:p>
     <w:p>
@@ -2259,7 +3989,13 @@
       </w:r>
     </w:p>
     <w:p>
-      <w:r>
+      <w:pPr>
+        <w:spacing w:line="336" w:lineRule="auto" w:after="180"/>
+      </w:pPr>
+      <w:r>
+        <w:rPr>
+          <w:b w:val="0"/>
+        </w:rPr>
         <w:t>Record support used: none, hint or teacher explanation. After feedback, a different case is needed to demonstrate independence.</w:t>
       </w:r>
     </w:p>
@@ -2272,8 +4008,25 @@
       </w:r>
     </w:p>
     <w:p>
-      <w:r>
-        <w:t>Attempt the independent case before hints. Record whether you worked alone, used a hint or followed a model. After feedback, fix the first unsupported step and explain why it changed. A later check uses a changed case, not a copied answer.</w:t>
+      <w:pPr>
+        <w:spacing w:line="336" w:lineRule="auto" w:after="180"/>
+      </w:pPr>
+      <w:r>
+        <w:rPr>
+          <w:b w:val="0"/>
+        </w:rPr>
+        <w:t>Attempt the independent case before hints. Record whether you worked alone, used a hint or followed a model. After feedback, fix the first unsupported step and explain why it changed.</w:t>
+      </w:r>
+    </w:p>
+    <w:p>
+      <w:pPr>
+        <w:spacing w:line="336" w:lineRule="auto" w:after="180"/>
+      </w:pPr>
+      <w:r>
+        <w:rPr>
+          <w:b w:val="0"/>
+        </w:rPr>
+        <w:t>A later check uses a changed case, not a copied answer.</w:t>
       </w:r>
     </w:p>
     <w:p>
@@ -2286,6 +4039,17 @@
     </w:p>
     <w:p>
       <w:r>
+        <w:t>Use this map to navigate Parameters and architecture, connect the goals to tasks and keep one evidence record for each attempt.</w:t>
+      </w:r>
+    </w:p>
+    <w:p>
+      <w:pPr>
+        <w:spacing w:line="336" w:lineRule="auto" w:after="180"/>
+      </w:pPr>
+      <w:r>
+        <w:rPr>
+          <w:b w:val="0"/>
+        </w:rPr>
         <w:t>Start with this question: Count trainable weights and biases separately from activation functions.</w:t>
       </w:r>
     </w:p>
@@ -2392,13 +4156,61 @@
       </w:tr>
     </w:tbl>
     <w:p>
-      <w:r>
-        <w:t>Remember → watch and explain → try with help → investigate → try independently → keep project evidence. Your teacher may spread this lesson across several classes.</w:t>
-      </w:r>
-    </w:p>
-    <w:p>
-      <w:r>
-        <w:t>Keep your first prediction. Compare it with what the evidence shows and explain any change.</w:t>
+      <w:pPr>
+        <w:spacing w:line="336" w:lineRule="auto" w:after="180"/>
+      </w:pPr>
+      <w:r>
+        <w:rPr>
+          <w:b w:val="0"/>
+        </w:rPr>
+        <w:t xml:space="preserve">Remember → watch and explain → try with help → investigate → try independently → keep project </w:t>
+      </w:r>
+      <w:r>
+        <w:rPr>
+          <w:b/>
+        </w:rPr>
+        <w:t>evidence</w:t>
+      </w:r>
+      <w:r>
+        <w:rPr>
+          <w:b w:val="0"/>
+        </w:rPr>
+        <w:t>. Your teacher may spread this lesson across several classes.</w:t>
+      </w:r>
+    </w:p>
+    <w:p>
+      <w:pPr>
+        <w:spacing w:line="336" w:lineRule="auto" w:after="180"/>
+      </w:pPr>
+      <w:r>
+        <w:rPr>
+          <w:b w:val="0"/>
+        </w:rPr>
+        <w:t xml:space="preserve">Keep your first </w:t>
+      </w:r>
+      <w:r>
+        <w:rPr>
+          <w:b/>
+        </w:rPr>
+        <w:t>prediction</w:t>
+      </w:r>
+      <w:r>
+        <w:rPr>
+          <w:b w:val="0"/>
+        </w:rPr>
+        <w:t xml:space="preserve">. Compare it with what the </w:t>
+      </w:r>
+      <w:r>
+        <w:rPr>
+          <w:b/>
+        </w:rPr>
+        <w:t>evidence</w:t>
+      </w:r>
+      <w:r>
+        <w:rPr>
+          <w:b w:val="0"/>
+        </w:rPr>
+        <w:t xml:space="preserve"> shows and explain any change.</w:t>
       </w:r>
     </w:p>
     <w:p>
@@ -2411,7 +4223,30 @@
     </w:p>
     <w:p>
       <w:r>
-        <w:t>Close your notes. Explain this goal in your own words: Distinguish architectural choices from parameter values</w:t>
+        <w:t>Explain Parameters and architecture without notes, identify a remaining question and plan a later check with a changed case.</w:t>
+      </w:r>
+    </w:p>
+    <w:p>
+      <w:pPr>
+        <w:spacing w:line="336" w:lineRule="auto" w:after="180"/>
+      </w:pPr>
+      <w:r>
+        <w:rPr>
+          <w:b w:val="0"/>
+        </w:rPr>
+        <w:t xml:space="preserve">Close your notes. Explain this goal in your own words: Distinguish architectural choices from </w:t>
+      </w:r>
+      <w:r>
+        <w:rPr>
+          <w:b/>
+        </w:rPr>
+        <w:t>parameter</w:t>
+      </w:r>
+      <w:r>
+        <w:rPr>
+          <w:b w:val="0"/>
+        </w:rPr>
+        <w:t xml:space="preserve"> values</w:t>
       </w:r>
     </w:p>
     <w:p>
@@ -2448,13 +4283,61 @@
       </w:r>
     </w:p>
     <w:p>
-      <w:r>
-        <w:t>If you are unsure, return to the worked picture and explain one arrow. If you are ready, change an input or assumption and justify your prediction.</w:t>
-      </w:r>
-    </w:p>
-    <w:p>
-      <w:r>
-        <w:t>Save your workbook evidence. At the next review, try a different case before opening your old answer.</w:t>
+      <w:pPr>
+        <w:spacing w:line="336" w:lineRule="auto" w:after="180"/>
+      </w:pPr>
+      <w:r>
+        <w:rPr>
+          <w:b w:val="0"/>
+        </w:rPr>
+        <w:t xml:space="preserve">If you are unsure, return to the worked picture and explain one arrow. If you are ready, change an </w:t>
+      </w:r>
+      <w:r>
+        <w:rPr>
+          <w:b/>
+        </w:rPr>
+        <w:t>input</w:t>
+      </w:r>
+      <w:r>
+        <w:rPr>
+          <w:b w:val="0"/>
+        </w:rPr>
+        <w:t xml:space="preserve"> or assumption and justify your </w:t>
+      </w:r>
+      <w:r>
+        <w:rPr>
+          <w:b/>
+        </w:rPr>
+        <w:t>prediction</w:t>
+      </w:r>
+      <w:r>
+        <w:rPr>
+          <w:b w:val="0"/>
+        </w:rPr>
+        <w:t>.</w:t>
+      </w:r>
+    </w:p>
+    <w:p>
+      <w:pPr>
+        <w:spacing w:line="336" w:lineRule="auto" w:after="180"/>
+      </w:pPr>
+      <w:r>
+        <w:rPr>
+          <w:b w:val="0"/>
+        </w:rPr>
+        <w:t xml:space="preserve">Save your workbook </w:t>
+      </w:r>
+      <w:r>
+        <w:rPr>
+          <w:b/>
+        </w:rPr>
+        <w:t>evidence</w:t>
+      </w:r>
+      <w:r>
+        <w:rPr>
+          <w:b w:val="0"/>
+        </w:rPr>
+        <w:t>. At the next review, try a different case before opening your old answer.</w:t>
       </w:r>
     </w:p>
     <w:p>
@@ -2467,11 +4350,28 @@
     </w:p>
     <w:p>
       <w:r>
+        <w:t>Attempt supported questions before using hints or feedback. Review a missing building block, then keep the completed work.</w:t>
+      </w:r>
+    </w:p>
+    <w:p>
+      <w:pPr>
+        <w:spacing w:line="336" w:lineRule="auto" w:after="180"/>
+      </w:pPr>
+      <w:r>
+        <w:rPr>
+          <w:b w:val="0"/>
+        </w:rPr>
         <w:t>Use this supported practice once, in the browser or on paper. Keep the reserved independent assessment for a separate first attempt before teacher feedback.</w:t>
       </w:r>
     </w:p>
     <w:p>
-      <w:r>
+      <w:pPr>
+        <w:spacing w:line="336" w:lineRule="auto" w:after="180"/>
+      </w:pPr>
+      <w:r>
+        <w:rPr>
+          <w:b w:val="0"/>
+        </w:rPr>
         <w:t>Count trainable weights and biases separately from activation functions.</w:t>
       </w:r>
     </w:p>
@@ -2484,22 +4384,85 @@
       </w:r>
     </w:p>
     <w:p>
-      <w:r>
-        <w:t>Which labelled step matches this detail? Total trainable parameters=9+4=13; ReLU adds no parameters here.</w:t>
-      </w:r>
-    </w:p>
-    <w:p>
-      <w:r>
+      <w:pPr>
+        <w:spacing w:line="336" w:lineRule="auto" w:after="180"/>
+      </w:pPr>
+      <w:r>
+        <w:rPr>
+          <w:b w:val="0"/>
+        </w:rPr>
+        <w:t xml:space="preserve">Which labelled step matches this detail? Total trainable </w:t>
+      </w:r>
+      <w:r>
+        <w:rPr>
+          <w:b/>
+        </w:rPr>
+        <w:t>parameter</w:t>
+      </w:r>
+      <w:r>
+        <w:rPr>
+          <w:b w:val="0"/>
+        </w:rPr>
+        <w:t xml:space="preserve">s=9+4=13; ReLU adds no </w:t>
+      </w:r>
+      <w:r>
+        <w:rPr>
+          <w:b/>
+        </w:rPr>
+        <w:t>parameter</w:t>
+      </w:r>
+      <w:r>
+        <w:rPr>
+          <w:b w:val="0"/>
+        </w:rPr>
+        <w:t>s here.</w:t>
+      </w:r>
+    </w:p>
+    <w:p>
+      <w:pPr>
+        <w:spacing w:line="336" w:lineRule="auto" w:after="180"/>
+        <w:shd w:fill="F4F9FC"/>
+      </w:pPr>
+      <w:r>
+        <w:rPr>
+          <w:b w:val="0"/>
+        </w:rPr>
         <w:t>1. Total</w:t>
       </w:r>
     </w:p>
     <w:p>
-      <w:r>
-        <w:t>2. Count output layer</w:t>
-      </w:r>
-    </w:p>
-    <w:p>
-      <w:r>
+      <w:pPr>
+        <w:spacing w:line="336" w:lineRule="auto" w:after="180"/>
+        <w:shd w:fill="F4F9FC"/>
+      </w:pPr>
+      <w:r>
+        <w:rPr>
+          <w:b w:val="0"/>
+        </w:rPr>
+        <w:t xml:space="preserve">2. Count </w:t>
+      </w:r>
+      <w:r>
+        <w:rPr>
+          <w:b/>
+        </w:rPr>
+        <w:t>output</w:t>
+      </w:r>
+      <w:r>
+        <w:rPr>
+          <w:b w:val="0"/>
+        </w:rPr>
+        <w:t xml:space="preserve"> layer</w:t>
+      </w:r>
+    </w:p>
+    <w:p>
+      <w:pPr>
+        <w:spacing w:line="336" w:lineRule="auto" w:after="180"/>
+        <w:shd w:fill="F4F9FC"/>
+      </w:pPr>
+      <w:r>
+        <w:rPr>
+          <w:b w:val="0"/>
+        </w:rPr>
         <w:t>3. Count first layer</w:t>
       </w:r>
     </w:p>
@@ -2537,41 +4500,269 @@
       </w:r>
     </w:p>
     <w:p>
-      <w:r>
+      <w:pPr>
+        <w:pStyle w:val="Heading3"/>
+      </w:pPr>
+      <w:r>
+        <w:t>Hint · try first</w:t>
+      </w:r>
+    </w:p>
+    <w:p>
+      <w:pPr>
+        <w:spacing w:line="336" w:lineRule="auto" w:after="180"/>
+        <w:shd w:fill="F1F6F8"/>
+      </w:pPr>
+      <w:r>
+        <w:rPr>
+          <w:b w:val="0"/>
+        </w:rPr>
         <w:t>Hint if needed: Read the steps in the pictorial case. Match the supplied detail to the stage that performs or records it.</w:t>
       </w:r>
     </w:p>
     <w:p>
-      <w:r>
-        <w:t>After your attempt, compare with the supported explanation: Total Total trainable parameters=9+4=13; ReLU adds no parameters here. Count one weight for each input-to-unit connection and one bias for each receiving unit. Two inputs connecting to three hidden units make six weights. The three hidden outputs connect to one output unit through three more weights. ReLU applies a fixed function and adds no adjustable parameter here. Architecture determines the connection pattern; learned values occupy those connections.</w:t>
-      </w:r>
-    </w:p>
-    <w:p>
       <w:pPr>
         <w:pStyle w:val="Heading3"/>
       </w:pPr>
       <w:r>
+        <w:t>Feedback · compare after trying</w:t>
+      </w:r>
+    </w:p>
+    <w:p>
+      <w:pPr>
+        <w:spacing w:line="336" w:lineRule="auto" w:after="180"/>
+        <w:shd w:fill="F1F6FC"/>
+      </w:pPr>
+      <w:r>
+        <w:rPr>
+          <w:b w:val="0"/>
+        </w:rPr>
+        <w:t xml:space="preserve">After your attempt, compare with the supported explanation: Total Total trainable </w:t>
+      </w:r>
+      <w:r>
+        <w:rPr>
+          <w:b/>
+        </w:rPr>
+        <w:t>parameter</w:t>
+      </w:r>
+      <w:r>
+        <w:rPr>
+          <w:b w:val="0"/>
+        </w:rPr>
+        <w:t xml:space="preserve">s=9+4=13; ReLU adds no </w:t>
+      </w:r>
+      <w:r>
+        <w:rPr>
+          <w:b/>
+        </w:rPr>
+        <w:t>parameter</w:t>
+      </w:r>
+      <w:r>
+        <w:rPr>
+          <w:b w:val="0"/>
+        </w:rPr>
+        <w:t xml:space="preserve">s here. Count one weight for each </w:t>
+      </w:r>
+      <w:r>
+        <w:rPr>
+          <w:b/>
+        </w:rPr>
+        <w:t>input</w:t>
+      </w:r>
+      <w:r>
+        <w:rPr>
+          <w:b w:val="0"/>
+        </w:rPr>
+        <w:t>-to-unit connection and one bias for each receiving unit.</w:t>
+      </w:r>
+    </w:p>
+    <w:p>
+      <w:pPr>
+        <w:spacing w:line="336" w:lineRule="auto" w:after="180"/>
+        <w:shd w:fill="F1F6FC"/>
+      </w:pPr>
+      <w:r>
+        <w:rPr>
+          <w:b w:val="0"/>
+        </w:rPr>
+        <w:t xml:space="preserve">Two </w:t>
+      </w:r>
+      <w:r>
+        <w:rPr>
+          <w:b/>
+        </w:rPr>
+        <w:t>input</w:t>
+      </w:r>
+      <w:r>
+        <w:rPr>
+          <w:b w:val="0"/>
+        </w:rPr>
+        <w:t xml:space="preserve">s connecting to three hidden units make six weights. The three hidden </w:t>
+      </w:r>
+      <w:r>
+        <w:rPr>
+          <w:b/>
+        </w:rPr>
+        <w:t>output</w:t>
+      </w:r>
+      <w:r>
+        <w:rPr>
+          <w:b w:val="0"/>
+        </w:rPr>
+        <w:t xml:space="preserve">s connect to one </w:t>
+      </w:r>
+      <w:r>
+        <w:rPr>
+          <w:b/>
+        </w:rPr>
+        <w:t>output</w:t>
+      </w:r>
+      <w:r>
+        <w:rPr>
+          <w:b w:val="0"/>
+        </w:rPr>
+        <w:t xml:space="preserve"> unit through three more weights. ReLU applies a fixed function and adds no adjustable </w:t>
+      </w:r>
+      <w:r>
+        <w:rPr>
+          <w:b/>
+        </w:rPr>
+        <w:t>parameter</w:t>
+      </w:r>
+      <w:r>
+        <w:rPr>
+          <w:b w:val="0"/>
+        </w:rPr>
+        <w:t xml:space="preserve"> here.</w:t>
+      </w:r>
+    </w:p>
+    <w:p>
+      <w:pPr>
+        <w:spacing w:line="336" w:lineRule="auto" w:after="180"/>
+        <w:shd w:fill="F1F6FC"/>
+      </w:pPr>
+      <w:r>
+        <w:rPr>
+          <w:b/>
+        </w:rPr>
+        <w:t>Architecture</w:t>
+      </w:r>
+      <w:r>
+        <w:rPr>
+          <w:b w:val="0"/>
+        </w:rPr>
+        <w:t xml:space="preserve"> determines the connection pattern; learned values occupy those connections.</w:t>
+      </w:r>
+    </w:p>
+    <w:p>
+      <w:pPr>
+        <w:pStyle w:val="Heading3"/>
+      </w:pPr>
+      <w:r>
         <w:t>Practice 2: explain the deciding evidence</w:t>
       </w:r>
     </w:p>
     <w:p>
-      <w:r>
+      <w:pPr>
+        <w:pStyle w:val="Heading3"/>
+      </w:pPr>
+      <w:r>
+        <w:t>Changed case · predict first</w:t>
+      </w:r>
+    </w:p>
+    <w:p>
+      <w:pPr>
+        <w:spacing w:line="336" w:lineRule="auto" w:after="180"/>
+        <w:shd w:fill="F5F1FB"/>
+      </w:pPr>
+      <w:r>
+        <w:rPr>
+          <w:b w:val="0"/>
+        </w:rPr>
         <w:t>Changed-case practice: Increase hidden width from 3 to4. Which conclusion is supported by the supplied facts?</w:t>
       </w:r>
     </w:p>
     <w:p>
-      <w:r>
-        <w:t>1. This one example guarantees correct results for every future input.</w:t>
-      </w:r>
-    </w:p>
-    <w:p>
-      <w:r>
-        <w:t>2. We can decide the result without examining the changed input or the procedure.</w:t>
-      </w:r>
-    </w:p>
-    <w:p>
-      <w:r>
-        <w:t>3. First layer12 parameters; output layer5; total 17.</w:t>
+      <w:pPr>
+        <w:spacing w:line="336" w:lineRule="auto" w:after="180"/>
+        <w:shd w:fill="F4F9FC"/>
+      </w:pPr>
+      <w:r>
+        <w:rPr>
+          <w:b w:val="0"/>
+        </w:rPr>
+        <w:t xml:space="preserve">1. This one example guarantees correct results for every future </w:t>
+      </w:r>
+      <w:r>
+        <w:rPr>
+          <w:b/>
+        </w:rPr>
+        <w:t>input</w:t>
+      </w:r>
+      <w:r>
+        <w:rPr>
+          <w:b w:val="0"/>
+        </w:rPr>
+        <w:t>.</w:t>
+      </w:r>
+    </w:p>
+    <w:p>
+      <w:pPr>
+        <w:spacing w:line="336" w:lineRule="auto" w:after="180"/>
+        <w:shd w:fill="F4F9FC"/>
+      </w:pPr>
+      <w:r>
+        <w:rPr>
+          <w:b w:val="0"/>
+        </w:rPr>
+        <w:t xml:space="preserve">2. We can decide the result without examining the changed </w:t>
+      </w:r>
+      <w:r>
+        <w:rPr>
+          <w:b/>
+        </w:rPr>
+        <w:t>input</w:t>
+      </w:r>
+      <w:r>
+        <w:rPr>
+          <w:b w:val="0"/>
+        </w:rPr>
+        <w:t xml:space="preserve"> or the procedure.</w:t>
+      </w:r>
+    </w:p>
+    <w:p>
+      <w:pPr>
+        <w:spacing w:line="336" w:lineRule="auto" w:after="180"/>
+        <w:shd w:fill="F4F9FC"/>
+      </w:pPr>
+      <w:r>
+        <w:rPr>
+          <w:b w:val="0"/>
+        </w:rPr>
+        <w:t xml:space="preserve">3. First layer12 </w:t>
+      </w:r>
+      <w:r>
+        <w:rPr>
+          <w:b/>
+        </w:rPr>
+        <w:t>parameter</w:t>
+      </w:r>
+      <w:r>
+        <w:rPr>
+          <w:b w:val="0"/>
+        </w:rPr>
+        <w:t xml:space="preserve">s; </w:t>
+      </w:r>
+      <w:r>
+        <w:rPr>
+          <w:b/>
+        </w:rPr>
+        <w:t>output</w:t>
+      </w:r>
+      <w:r>
+        <w:rPr>
+          <w:b w:val="0"/>
+        </w:rPr>
+        <w:t xml:space="preserve"> layer5; total 17.</w:t>
       </w:r>
     </w:p>
     <w:p>
@@ -2608,36 +4799,237 @@
       </w:r>
     </w:p>
     <w:p>
-      <w:r>
+      <w:pPr>
+        <w:pStyle w:val="Heading3"/>
+      </w:pPr>
+      <w:r>
+        <w:t>Hint · try first</w:t>
+      </w:r>
+    </w:p>
+    <w:p>
+      <w:pPr>
+        <w:spacing w:line="336" w:lineRule="auto" w:after="180"/>
+        <w:shd w:fill="F1F6F8"/>
+      </w:pPr>
+      <w:r>
+        <w:rPr>
+          <w:b w:val="0"/>
+        </w:rPr>
         <w:t>Hint if needed: Use the changed condition and the deciding step in the pictorial trace. The answer must say what follows from those facts.</w:t>
       </w:r>
     </w:p>
     <w:p>
-      <w:r>
-        <w:t>After your attempt, compare with the supported explanation: First layer12 parameters; output layer5; total 17. Each new hidden unit adds2 input weights, 1 hidden bias and 1 outgoing weight.</w:t>
-      </w:r>
-    </w:p>
-    <w:p>
       <w:pPr>
         <w:pStyle w:val="Heading3"/>
       </w:pPr>
       <w:r>
+        <w:t>Feedback · compare after trying</w:t>
+      </w:r>
+    </w:p>
+    <w:p>
+      <w:pPr>
+        <w:spacing w:line="336" w:lineRule="auto" w:after="180"/>
+        <w:shd w:fill="F1F6FC"/>
+      </w:pPr>
+      <w:r>
+        <w:rPr>
+          <w:b w:val="0"/>
+        </w:rPr>
+        <w:t xml:space="preserve">After your attempt, compare with the supported explanation: First layer12 </w:t>
+      </w:r>
+      <w:r>
+        <w:rPr>
+          <w:b/>
+        </w:rPr>
+        <w:t>parameter</w:t>
+      </w:r>
+      <w:r>
+        <w:rPr>
+          <w:b w:val="0"/>
+        </w:rPr>
+        <w:t xml:space="preserve">s; </w:t>
+      </w:r>
+      <w:r>
+        <w:rPr>
+          <w:b/>
+        </w:rPr>
+        <w:t>output</w:t>
+      </w:r>
+      <w:r>
+        <w:rPr>
+          <w:b w:val="0"/>
+        </w:rPr>
+        <w:t xml:space="preserve"> layer5; total 17. Each new hidden unit adds2 </w:t>
+      </w:r>
+      <w:r>
+        <w:rPr>
+          <w:b/>
+        </w:rPr>
+        <w:t>input</w:t>
+      </w:r>
+      <w:r>
+        <w:rPr>
+          <w:b w:val="0"/>
+        </w:rPr>
+        <w:t xml:space="preserve"> weights, 1 hidden bias and 1 outgoing weight.</w:t>
+      </w:r>
+    </w:p>
+    <w:p>
+      <w:pPr>
+        <w:pStyle w:val="Heading3"/>
+      </w:pPr>
+      <w:r>
         <w:t>Repair a missing building block</w:t>
       </w:r>
     </w:p>
     <w:p>
-      <w:r>
-        <w:t>Review Forward passes by hand (ai-5/6). Goal: Record scores and activations in dependency order. Short practice: Why should feedback identify h before correcting only y? Point to the relevant step in the picture, then write the changed result and the rule or evidence that supports it.. Return to this week and explain what you changed.</w:t>
-      </w:r>
-    </w:p>
-    <w:p>
-      <w:r>
-        <w:t>Review Activation functions (ai-5/4). Goal: Trace identity ReLU and sigmoid on a numerical score. Short practice: Which original inputs cannot be distinguished by this network’s final output? Point to the relevant step in the picture, then write the changed result and the rule or evidence that supports it.. Return to this week and explain what you changed.</w:t>
-      </w:r>
-    </w:p>
-    <w:p>
-      <w:r>
-        <w:t>Review Representing inputs as vectors (ai-5/1). Goal: Encode a record using a fixed feature order and units. Short practice: Why does equal total brightness not make A and B identical inputs? Point to the relevant step in the picture, then write the changed result and the rule or evidence that supports it.. Return to this week and explain what you changed.</w:t>
+      <w:pPr>
+        <w:spacing w:line="336" w:lineRule="auto" w:after="180"/>
+      </w:pPr>
+      <w:r>
+        <w:rPr>
+          <w:b w:val="0"/>
+        </w:rPr>
+        <w:t>Review Forward passes by hand (ai-5/6). Goal: Record scores and activations in dependency order. Short practice: Why should feedback identify h before correcting only y?</w:t>
+      </w:r>
+    </w:p>
+    <w:p>
+      <w:pPr>
+        <w:spacing w:line="336" w:lineRule="auto" w:after="180"/>
+      </w:pPr>
+      <w:r>
+        <w:rPr>
+          <w:b w:val="0"/>
+        </w:rPr>
+        <w:t xml:space="preserve">Point to the relevant step in the picture, then write the changed result and the rule or </w:t>
+      </w:r>
+      <w:r>
+        <w:rPr>
+          <w:b/>
+        </w:rPr>
+        <w:t>evidence</w:t>
+      </w:r>
+      <w:r>
+        <w:rPr>
+          <w:b w:val="0"/>
+        </w:rPr>
+        <w:t xml:space="preserve"> that supports it.. Return to this week and explain what you changed.</w:t>
+      </w:r>
+    </w:p>
+    <w:p>
+      <w:pPr>
+        <w:spacing w:line="336" w:lineRule="auto" w:after="180"/>
+      </w:pPr>
+      <w:r>
+        <w:rPr>
+          <w:b w:val="0"/>
+        </w:rPr>
+        <w:t xml:space="preserve">Review Activation functions (ai-5/4). Goal: Trace identity ReLU and sigmoid on a numerical score. Short practice: Which original </w:t>
+      </w:r>
+      <w:r>
+        <w:rPr>
+          <w:b/>
+        </w:rPr>
+        <w:t>input</w:t>
+      </w:r>
+      <w:r>
+        <w:rPr>
+          <w:b w:val="0"/>
+        </w:rPr>
+        <w:t xml:space="preserve">s cannot be distinguished by this network’s final </w:t>
+      </w:r>
+      <w:r>
+        <w:rPr>
+          <w:b/>
+        </w:rPr>
+        <w:t>output</w:t>
+      </w:r>
+      <w:r>
+        <w:rPr>
+          <w:b w:val="0"/>
+        </w:rPr>
+        <w:t>?</w:t>
+      </w:r>
+    </w:p>
+    <w:p>
+      <w:pPr>
+        <w:spacing w:line="336" w:lineRule="auto" w:after="180"/>
+      </w:pPr>
+      <w:r>
+        <w:rPr>
+          <w:b w:val="0"/>
+        </w:rPr>
+        <w:t xml:space="preserve">Point to the relevant step in the picture, then write the changed result and the rule or </w:t>
+      </w:r>
+      <w:r>
+        <w:rPr>
+          <w:b/>
+        </w:rPr>
+        <w:t>evidence</w:t>
+      </w:r>
+      <w:r>
+        <w:rPr>
+          <w:b w:val="0"/>
+        </w:rPr>
+        <w:t xml:space="preserve"> that supports it.. Return to this week and explain what you changed.</w:t>
+      </w:r>
+    </w:p>
+    <w:p>
+      <w:pPr>
+        <w:spacing w:line="336" w:lineRule="auto" w:after="180"/>
+      </w:pPr>
+      <w:r>
+        <w:rPr>
+          <w:b w:val="0"/>
+        </w:rPr>
+        <w:t xml:space="preserve">Review Representing </w:t>
+      </w:r>
+      <w:r>
+        <w:rPr>
+          <w:b/>
+        </w:rPr>
+        <w:t>input</w:t>
+      </w:r>
+      <w:r>
+        <w:rPr>
+          <w:b w:val="0"/>
+        </w:rPr>
+        <w:t xml:space="preserve">s as vectors (ai-5/1). Goal: Encode a record using a fixed feature order and units. Short practice: Why does equal total brightness not make A and B identical </w:t>
+      </w:r>
+      <w:r>
+        <w:rPr>
+          <w:b/>
+        </w:rPr>
+        <w:t>input</w:t>
+      </w:r>
+      <w:r>
+        <w:rPr>
+          <w:b w:val="0"/>
+        </w:rPr>
+        <w:t>s?</w:t>
+      </w:r>
+    </w:p>
+    <w:p>
+      <w:pPr>
+        <w:spacing w:line="336" w:lineRule="auto" w:after="180"/>
+      </w:pPr>
+      <w:r>
+        <w:rPr>
+          <w:b w:val="0"/>
+        </w:rPr>
+        <w:t xml:space="preserve">Point to the relevant step in the picture, then write the changed result and the rule or </w:t>
+      </w:r>
+      <w:r>
+        <w:rPr>
+          <w:b/>
+        </w:rPr>
+        <w:t>evidence</w:t>
+      </w:r>
+      <w:r>
+        <w:rPr>
+          <w:b w:val="0"/>
+        </w:rPr>
+        <w:t xml:space="preserve"> that supports it.. Return to this week and explain what you changed.</w:t>
       </w:r>
     </w:p>
     <w:p>
@@ -2649,8 +5041,61 @@
       </w:r>
     </w:p>
     <w:p>
-      <w:r>
-        <w:t>The browser lab lets you edit the supported Python examples already included in this lesson. Predict first, run, inspect the actual output or error, change one input, then run again. Keep code, predictions, actual results and a reasoned revision together. On paper, label your result as a trace rather than an execution.</w:t>
+      <w:pPr>
+        <w:spacing w:line="336" w:lineRule="auto" w:after="180"/>
+      </w:pPr>
+      <w:r>
+        <w:rPr>
+          <w:b w:val="0"/>
+        </w:rPr>
+        <w:t xml:space="preserve">The browser lab lets you edit the supported Python examples already included in this lesson. Predict first, run, inspect the actual </w:t>
+      </w:r>
+      <w:r>
+        <w:rPr>
+          <w:b/>
+        </w:rPr>
+        <w:t>output</w:t>
+      </w:r>
+      <w:r>
+        <w:rPr>
+          <w:b w:val="0"/>
+        </w:rPr>
+        <w:t xml:space="preserve"> or error, change one </w:t>
+      </w:r>
+      <w:r>
+        <w:rPr>
+          <w:b/>
+        </w:rPr>
+        <w:t>input</w:t>
+      </w:r>
+      <w:r>
+        <w:rPr>
+          <w:b w:val="0"/>
+        </w:rPr>
+        <w:t>, then run again.</w:t>
+      </w:r>
+    </w:p>
+    <w:p>
+      <w:pPr>
+        <w:spacing w:line="336" w:lineRule="auto" w:after="180"/>
+      </w:pPr>
+      <w:r>
+        <w:rPr>
+          <w:b w:val="0"/>
+        </w:rPr>
+        <w:t xml:space="preserve">Keep code, </w:t>
+      </w:r>
+      <w:r>
+        <w:rPr>
+          <w:b/>
+        </w:rPr>
+        <w:t>prediction</w:t>
+      </w:r>
+      <w:r>
+        <w:rPr>
+          <w:b w:val="0"/>
+        </w:rPr>
+        <w:t>s, actual results and a reasoned revision together. On paper, label your result as a trace rather than an execution.</w:t>
       </w:r>
     </w:p>
     <w:p>
@@ -2662,8 +5107,884 @@
       </w:r>
     </w:p>
     <w:p>
-      <w:r>
-        <w:t>Use Download completed work in the hosted lesson to export your answers, reflections, practice feedback and code-run evidence. Open the HTML copy to read or print it. Drafts stay in this browser when storage is available; clear drafts on a shared device.</w:t>
+      <w:pPr>
+        <w:spacing w:line="336" w:lineRule="auto" w:after="180"/>
+      </w:pPr>
+      <w:r>
+        <w:rPr>
+          <w:b w:val="0"/>
+        </w:rPr>
+        <w:t xml:space="preserve">Use Download completed work in the hosted lesson to export your answers, reflections, practice feedback and code-run </w:t>
+      </w:r>
+      <w:r>
+        <w:rPr>
+          <w:b/>
+        </w:rPr>
+        <w:t>evidence</w:t>
+      </w:r>
+      <w:r>
+        <w:rPr>
+          <w:b w:val="0"/>
+        </w:rPr>
+        <w:t>. Open the HTML copy to read or print it.</w:t>
+      </w:r>
+    </w:p>
+    <w:p>
+      <w:pPr>
+        <w:spacing w:line="336" w:lineRule="auto" w:after="180"/>
+      </w:pPr>
+      <w:r>
+        <w:rPr>
+          <w:b w:val="0"/>
+        </w:rPr>
+        <w:t>Drafts stay in this browser when storage is available; clear drafts on a shared device.</w:t>
+      </w:r>
+    </w:p>
+    <w:p>
+      <w:pPr>
+        <w:pStyle w:val="Heading1"/>
+      </w:pPr>
+      <w:r>
+        <w:t>18. Visual concept journey</w:t>
+      </w:r>
+    </w:p>
+    <w:p>
+      <w:r>
+        <w:t>Explain each Parameters and architecture graphic using its labels, deciding evidence and relevant limitation.</w:t>
+      </w:r>
+    </w:p>
+    <w:p>
+      <w:pPr>
+        <w:pStyle w:val="Heading3"/>
+      </w:pPr>
+      <w:r>
+        <w:t>01. Parameters and architecture: the case</w:t>
+      </w:r>
+    </w:p>
+    <w:p>
+      <w:r>
+        <w:drawing>
+          <wp:inline xmlns:a="http://schemas.openxmlformats.org/drawingml/2006/main" xmlns:pic="http://schemas.openxmlformats.org/drawingml/2006/picture">
+            <wp:extent cx="5486400" cy="3291840"/>
+            <wp:docPr id="3" name="Picture 3" descr="Count trainable weights and biases separately from activation functions. Supplied facts: Dense toy architecture2 inputs→3 hidden units→1 output. Every hidden and output unit has one bias; hidden activation is ReLU. All inputs and outcomes in this worked example are invented classroom data; no real model run is claimed."/>
+            <wp:cNvGraphicFramePr>
+              <a:graphicFrameLocks noChangeAspect="1"/>
+            </wp:cNvGraphicFramePr>
+            <a:graphic>
+              <a:graphicData uri="http://schemas.openxmlformats.org/drawingml/2006/picture">
+                <pic:pic>
+                  <pic:nvPicPr>
+                    <pic:cNvPr id="0" name="academy-story-ai-5-7-01.png"/>
+                    <pic:cNvPicPr/>
+                  </pic:nvPicPr>
+                  <pic:blipFill>
+                    <a:blip r:embed="rId11"/>
+                    <a:stretch>
+                      <a:fillRect/>
+                    </a:stretch>
+                  </pic:blipFill>
+                  <pic:spPr>
+                    <a:xfrm>
+                      <a:off x="0" y="0"/>
+                      <a:ext cx="5486400" cy="3291840"/>
+                    </a:xfrm>
+                    <a:prstGeom prst="rect"/>
+                  </pic:spPr>
+                </pic:pic>
+              </a:graphicData>
+            </a:graphic>
+          </wp:inline>
+        </w:drawing>
+      </w:r>
+    </w:p>
+    <w:p>
+      <w:pPr>
+        <w:spacing w:line="336" w:lineRule="auto" w:after="180"/>
+      </w:pPr>
+      <w:r>
+        <w:rPr>
+          <w:b w:val="0"/>
+        </w:rPr>
+        <w:t xml:space="preserve">Count trainable weights and biases separately from activation functions. Supplied facts: Dense toy </w:t>
+      </w:r>
+      <w:r>
+        <w:rPr>
+          <w:b/>
+        </w:rPr>
+        <w:t>architecture</w:t>
+      </w:r>
+      <w:r>
+        <w:rPr>
+          <w:b w:val="0"/>
+        </w:rPr>
+        <w:t xml:space="preserve">2 </w:t>
+      </w:r>
+      <w:r>
+        <w:rPr>
+          <w:b/>
+        </w:rPr>
+        <w:t>input</w:t>
+      </w:r>
+      <w:r>
+        <w:rPr>
+          <w:b w:val="0"/>
+        </w:rPr>
+        <w:t xml:space="preserve">s→3 hidden units→1 </w:t>
+      </w:r>
+      <w:r>
+        <w:rPr>
+          <w:b/>
+        </w:rPr>
+        <w:t>output</w:t>
+      </w:r>
+      <w:r>
+        <w:rPr>
+          <w:b w:val="0"/>
+        </w:rPr>
+        <w:t xml:space="preserve">. Every hidden and </w:t>
+      </w:r>
+      <w:r>
+        <w:rPr>
+          <w:b/>
+        </w:rPr>
+        <w:t>output</w:t>
+      </w:r>
+      <w:r>
+        <w:rPr>
+          <w:b w:val="0"/>
+        </w:rPr>
+        <w:t xml:space="preserve"> unit has one bias; hidden activation is ReLU.</w:t>
+      </w:r>
+    </w:p>
+    <w:p>
+      <w:pPr>
+        <w:spacing w:line="336" w:lineRule="auto" w:after="180"/>
+      </w:pPr>
+      <w:r>
+        <w:rPr>
+          <w:b w:val="0"/>
+        </w:rPr>
+        <w:t xml:space="preserve">All </w:t>
+      </w:r>
+      <w:r>
+        <w:rPr>
+          <w:b/>
+        </w:rPr>
+        <w:t>input</w:t>
+      </w:r>
+      <w:r>
+        <w:rPr>
+          <w:b w:val="0"/>
+        </w:rPr>
+        <w:t>s and outcomes in this worked example are invented classroom data; no real model run is claimed.</w:t>
+      </w:r>
+    </w:p>
+    <w:p>
+      <w:pPr>
+        <w:spacing w:line="336" w:lineRule="auto" w:after="180"/>
+        <w:shd w:fill="F5F1FB"/>
+      </w:pPr>
+      <w:r>
+        <w:rPr>
+          <w:b w:val="0"/>
+        </w:rPr>
+        <w:t>Point to the given fact that matters most. Explain why it matters.</w:t>
+      </w:r>
+    </w:p>
+    <w:p>
+      <w:pPr>
+        <w:pStyle w:val="Heading3"/>
+      </w:pPr>
+      <w:r>
+        <w:t>02. Follow the deciding steps</w:t>
+      </w:r>
+    </w:p>
+    <w:p>
+      <w:r>
+        <w:drawing>
+          <wp:inline xmlns:a="http://schemas.openxmlformats.org/drawingml/2006/main" xmlns:pic="http://schemas.openxmlformats.org/drawingml/2006/picture">
+            <wp:extent cx="5486400" cy="3182112"/>
+            <wp:docPr id="4" name="Picture 4" descr="Count first layer: 2×3=6 weights plus3 biases gives 9 parameters. → Count output layer: 3×1=3 weights plus1 bias gives 4 parameters. → Total: Total trainable parameters=9+4=13; ReLU adds no parameters here."/>
+            <wp:cNvGraphicFramePr>
+              <a:graphicFrameLocks noChangeAspect="1"/>
+            </wp:cNvGraphicFramePr>
+            <a:graphic>
+              <a:graphicData uri="http://schemas.openxmlformats.org/drawingml/2006/picture">
+                <pic:pic>
+                  <pic:nvPicPr>
+                    <pic:cNvPr id="0" name="academy-story-ai-5-7-02.png"/>
+                    <pic:cNvPicPr/>
+                  </pic:nvPicPr>
+                  <pic:blipFill>
+                    <a:blip r:embed="rId12"/>
+                    <a:stretch>
+                      <a:fillRect/>
+                    </a:stretch>
+                  </pic:blipFill>
+                  <pic:spPr>
+                    <a:xfrm>
+                      <a:off x="0" y="0"/>
+                      <a:ext cx="5486400" cy="3182112"/>
+                    </a:xfrm>
+                    <a:prstGeom prst="rect"/>
+                  </pic:spPr>
+                </pic:pic>
+              </a:graphicData>
+            </a:graphic>
+          </wp:inline>
+        </w:drawing>
+      </w:r>
+    </w:p>
+    <w:p>
+      <w:pPr>
+        <w:spacing w:line="336" w:lineRule="auto" w:after="180"/>
+      </w:pPr>
+      <w:r>
+        <w:rPr>
+          <w:b w:val="0"/>
+        </w:rPr>
+        <w:t xml:space="preserve">Count first layer: 2×3=6 weights plus3 biases gives 9 </w:t>
+      </w:r>
+      <w:r>
+        <w:rPr>
+          <w:b/>
+        </w:rPr>
+        <w:t>parameter</w:t>
+      </w:r>
+      <w:r>
+        <w:rPr>
+          <w:b w:val="0"/>
+        </w:rPr>
+        <w:t xml:space="preserve">s. → Count </w:t>
+      </w:r>
+      <w:r>
+        <w:rPr>
+          <w:b/>
+        </w:rPr>
+        <w:t>output</w:t>
+      </w:r>
+      <w:r>
+        <w:rPr>
+          <w:b w:val="0"/>
+        </w:rPr>
+        <w:t xml:space="preserve"> layer: 3×1=3 weights plus1 bias gives 4 </w:t>
+      </w:r>
+      <w:r>
+        <w:rPr>
+          <w:b/>
+        </w:rPr>
+        <w:t>parameter</w:t>
+      </w:r>
+      <w:r>
+        <w:rPr>
+          <w:b w:val="0"/>
+        </w:rPr>
+        <w:t xml:space="preserve">s. → Total: Total trainable </w:t>
+      </w:r>
+      <w:r>
+        <w:rPr>
+          <w:b/>
+        </w:rPr>
+        <w:t>parameter</w:t>
+      </w:r>
+      <w:r>
+        <w:rPr>
+          <w:b w:val="0"/>
+        </w:rPr>
+        <w:t xml:space="preserve">s=9+4=13; ReLU adds no </w:t>
+      </w:r>
+      <w:r>
+        <w:rPr>
+          <w:b/>
+        </w:rPr>
+        <w:t>parameter</w:t>
+      </w:r>
+      <w:r>
+        <w:rPr>
+          <w:b w:val="0"/>
+        </w:rPr>
+        <w:t>s here.</w:t>
+      </w:r>
+    </w:p>
+    <w:p>
+      <w:pPr>
+        <w:spacing w:line="336" w:lineRule="auto" w:after="180"/>
+        <w:shd w:fill="F5F1FB"/>
+      </w:pPr>
+      <w:r>
+        <w:rPr>
+          <w:b w:val="0"/>
+        </w:rPr>
+        <w:t xml:space="preserve">Point to each numbered stage and explain which recorded </w:t>
+      </w:r>
+      <w:r>
+        <w:rPr>
+          <w:b/>
+        </w:rPr>
+        <w:t>input</w:t>
+      </w:r>
+      <w:r>
+        <w:rPr>
+          <w:b w:val="0"/>
+        </w:rPr>
+        <w:t xml:space="preserve"> it uses.</w:t>
+      </w:r>
+    </w:p>
+    <w:p>
+      <w:pPr>
+        <w:pStyle w:val="Heading3"/>
+      </w:pPr>
+      <w:r>
+        <w:t>03. Trainable parameter count</w:t>
+      </w:r>
+    </w:p>
+    <w:p>
+      <w:r>
+        <w:drawing>
+          <wp:inline xmlns:a="http://schemas.openxmlformats.org/drawingml/2006/main" xmlns:pic="http://schemas.openxmlformats.org/drawingml/2006/picture">
+            <wp:extent cx="5486400" cy="3096768"/>
+            <wp:docPr id="5" name="Picture 5" descr="Trainable parameter count. input to hidden: weights = 6, biases = 3, total = 9. hidden to output: weights = 3, biases = 1, total = 4."/>
+            <wp:cNvGraphicFramePr>
+              <a:graphicFrameLocks noChangeAspect="1"/>
+            </wp:cNvGraphicFramePr>
+            <a:graphic>
+              <a:graphicData uri="http://schemas.openxmlformats.org/drawingml/2006/picture">
+                <pic:pic>
+                  <pic:nvPicPr>
+                    <pic:cNvPr id="0" name="academy-story-ai-5-7-03.png"/>
+                    <pic:cNvPicPr/>
+                  </pic:nvPicPr>
+                  <pic:blipFill>
+                    <a:blip r:embed="rId13"/>
+                    <a:stretch>
+                      <a:fillRect/>
+                    </a:stretch>
+                  </pic:blipFill>
+                  <pic:spPr>
+                    <a:xfrm>
+                      <a:off x="0" y="0"/>
+                      <a:ext cx="5486400" cy="3096768"/>
+                    </a:xfrm>
+                    <a:prstGeom prst="rect"/>
+                  </pic:spPr>
+                </pic:pic>
+              </a:graphicData>
+            </a:graphic>
+          </wp:inline>
+        </w:drawing>
+      </w:r>
+    </w:p>
+    <w:p>
+      <w:pPr>
+        <w:spacing w:line="336" w:lineRule="auto" w:after="180"/>
+      </w:pPr>
+      <w:r>
+        <w:rPr>
+          <w:b w:val="0"/>
+        </w:rPr>
+        <w:t xml:space="preserve">Trainable </w:t>
+      </w:r>
+      <w:r>
+        <w:rPr>
+          <w:b/>
+        </w:rPr>
+        <w:t>parameter</w:t>
+      </w:r>
+      <w:r>
+        <w:rPr>
+          <w:b w:val="0"/>
+        </w:rPr>
+        <w:t xml:space="preserve"> count. </w:t>
+      </w:r>
+      <w:r>
+        <w:rPr>
+          <w:b/>
+        </w:rPr>
+        <w:t>input</w:t>
+      </w:r>
+      <w:r>
+        <w:rPr>
+          <w:b w:val="0"/>
+        </w:rPr>
+        <w:t xml:space="preserve"> to hidden: weights = 6, biases = 3, total = 9. hidden to </w:t>
+      </w:r>
+      <w:r>
+        <w:rPr>
+          <w:b/>
+        </w:rPr>
+        <w:t>output</w:t>
+      </w:r>
+      <w:r>
+        <w:rPr>
+          <w:b w:val="0"/>
+        </w:rPr>
+        <w:t>: weights = 3, biases = 1, total = 4.</w:t>
+      </w:r>
+    </w:p>
+    <w:p>
+      <w:pPr>
+        <w:spacing w:line="336" w:lineRule="auto" w:after="180"/>
+        <w:shd w:fill="F5F1FB"/>
+      </w:pPr>
+      <w:r>
+        <w:rPr>
+          <w:b w:val="0"/>
+        </w:rPr>
+        <w:t>Read the labels and values. Explain the relationship the model shows.</w:t>
+      </w:r>
+    </w:p>
+    <w:p>
+      <w:pPr>
+        <w:pStyle w:val="Heading3"/>
+      </w:pPr>
+      <w:r>
+        <w:t>04. Change one thing. Trace what follows.</w:t>
+      </w:r>
+    </w:p>
+    <w:p>
+      <w:r>
+        <w:drawing>
+          <wp:inline xmlns:a="http://schemas.openxmlformats.org/drawingml/2006/main" xmlns:pic="http://schemas.openxmlformats.org/drawingml/2006/picture">
+            <wp:extent cx="5486400" cy="3026664"/>
+            <wp:docPr id="6" name="Picture 6" descr="Original case: Total trainable parameters=9+4=13; ReLU adds no parameters here. Changed condition: Increase hidden width from 3 to4. Expected result: First layer12 parameters; output layer5; total 17. Reason: Each new hidden unit adds2 input weights, 1 hidden bias and 1 outgoing weight."/>
+            <wp:cNvGraphicFramePr>
+              <a:graphicFrameLocks noChangeAspect="1"/>
+            </wp:cNvGraphicFramePr>
+            <a:graphic>
+              <a:graphicData uri="http://schemas.openxmlformats.org/drawingml/2006/picture">
+                <pic:pic>
+                  <pic:nvPicPr>
+                    <pic:cNvPr id="0" name="academy-story-ai-5-7-04.png"/>
+                    <pic:cNvPicPr/>
+                  </pic:nvPicPr>
+                  <pic:blipFill>
+                    <a:blip r:embed="rId14"/>
+                    <a:stretch>
+                      <a:fillRect/>
+                    </a:stretch>
+                  </pic:blipFill>
+                  <pic:spPr>
+                    <a:xfrm>
+                      <a:off x="0" y="0"/>
+                      <a:ext cx="5486400" cy="3026664"/>
+                    </a:xfrm>
+                    <a:prstGeom prst="rect"/>
+                  </pic:spPr>
+                </pic:pic>
+              </a:graphicData>
+            </a:graphic>
+          </wp:inline>
+        </w:drawing>
+      </w:r>
+    </w:p>
+    <w:p>
+      <w:pPr>
+        <w:spacing w:line="336" w:lineRule="auto" w:after="180"/>
+      </w:pPr>
+      <w:r>
+        <w:rPr>
+          <w:b w:val="0"/>
+        </w:rPr>
+        <w:t xml:space="preserve">Original case: Total trainable </w:t>
+      </w:r>
+      <w:r>
+        <w:rPr>
+          <w:b/>
+        </w:rPr>
+        <w:t>parameter</w:t>
+      </w:r>
+      <w:r>
+        <w:rPr>
+          <w:b w:val="0"/>
+        </w:rPr>
+        <w:t xml:space="preserve">s=9+4=13; ReLU adds no </w:t>
+      </w:r>
+      <w:r>
+        <w:rPr>
+          <w:b/>
+        </w:rPr>
+        <w:t>parameter</w:t>
+      </w:r>
+      <w:r>
+        <w:rPr>
+          <w:b w:val="0"/>
+        </w:rPr>
+        <w:t xml:space="preserve">s here. Changed condition: Increase hidden width from 3 to4. Expected result: First layer12 </w:t>
+      </w:r>
+      <w:r>
+        <w:rPr>
+          <w:b/>
+        </w:rPr>
+        <w:t>parameter</w:t>
+      </w:r>
+      <w:r>
+        <w:rPr>
+          <w:b w:val="0"/>
+        </w:rPr>
+        <w:t xml:space="preserve">s; </w:t>
+      </w:r>
+      <w:r>
+        <w:rPr>
+          <w:b/>
+        </w:rPr>
+        <w:t>output</w:t>
+      </w:r>
+      <w:r>
+        <w:rPr>
+          <w:b w:val="0"/>
+        </w:rPr>
+        <w:t xml:space="preserve"> layer5; total 17.</w:t>
+      </w:r>
+    </w:p>
+    <w:p>
+      <w:pPr>
+        <w:spacing w:line="336" w:lineRule="auto" w:after="180"/>
+      </w:pPr>
+      <w:r>
+        <w:rPr>
+          <w:b w:val="0"/>
+        </w:rPr>
+        <w:t xml:space="preserve">Reason: Each new hidden unit adds2 </w:t>
+      </w:r>
+      <w:r>
+        <w:rPr>
+          <w:b/>
+        </w:rPr>
+        <w:t>input</w:t>
+      </w:r>
+      <w:r>
+        <w:rPr>
+          <w:b w:val="0"/>
+        </w:rPr>
+        <w:t xml:space="preserve"> weights, 1 hidden bias and 1 outgoing weight.</w:t>
+      </w:r>
+    </w:p>
+    <w:p>
+      <w:pPr>
+        <w:spacing w:line="336" w:lineRule="auto" w:after="180"/>
+        <w:shd w:fill="F5F1FB"/>
+      </w:pPr>
+      <w:r>
+        <w:rPr>
+          <w:b w:val="0"/>
+        </w:rPr>
+        <w:t>Predict before checking the worked changed-case result. Name what changed and what the supplied facts allow you to conclude.</w:t>
+      </w:r>
+    </w:p>
+    <w:p>
+      <w:pPr>
+        <w:pStyle w:val="Heading3"/>
+      </w:pPr>
+      <w:r>
+        <w:t>05. Connect the explanation to its limit</w:t>
+      </w:r>
+    </w:p>
+    <w:p>
+      <w:r>
+        <w:drawing>
+          <wp:inline xmlns:a="http://schemas.openxmlformats.org/drawingml/2006/main" xmlns:pic="http://schemas.openxmlformats.org/drawingml/2006/picture">
+            <wp:extent cx="5486400" cy="2941320"/>
+            <wp:docPr id="7" name="Picture 7" descr="Count one weight for each input-to-unit connection and one bias for each receiving unit. Two inputs connecting to three hidden units make six weights. The three hidden outputs connect to one output unit through three more weights. ReLU applies a fixed function and adds no adjustable parameter here. Architecture determines the connection pattern; learned values occupy those connections. Limit: Parameter count describes capacity and storage structure, not accuracy, intelligence or guaranteed generalisation."/>
+            <wp:cNvGraphicFramePr>
+              <a:graphicFrameLocks noChangeAspect="1"/>
+            </wp:cNvGraphicFramePr>
+            <a:graphic>
+              <a:graphicData uri="http://schemas.openxmlformats.org/drawingml/2006/picture">
+                <pic:pic>
+                  <pic:nvPicPr>
+                    <pic:cNvPr id="0" name="academy-story-ai-5-7-05.png"/>
+                    <pic:cNvPicPr/>
+                  </pic:nvPicPr>
+                  <pic:blipFill>
+                    <a:blip r:embed="rId15"/>
+                    <a:stretch>
+                      <a:fillRect/>
+                    </a:stretch>
+                  </pic:blipFill>
+                  <pic:spPr>
+                    <a:xfrm>
+                      <a:off x="0" y="0"/>
+                      <a:ext cx="5486400" cy="2941320"/>
+                    </a:xfrm>
+                    <a:prstGeom prst="rect"/>
+                  </pic:spPr>
+                </pic:pic>
+              </a:graphicData>
+            </a:graphic>
+          </wp:inline>
+        </w:drawing>
+      </w:r>
+    </w:p>
+    <w:p>
+      <w:pPr>
+        <w:spacing w:line="336" w:lineRule="auto" w:after="180"/>
+      </w:pPr>
+      <w:r>
+        <w:rPr>
+          <w:b w:val="0"/>
+        </w:rPr>
+        <w:t xml:space="preserve">Count one weight for each </w:t>
+      </w:r>
+      <w:r>
+        <w:rPr>
+          <w:b/>
+        </w:rPr>
+        <w:t>input</w:t>
+      </w:r>
+      <w:r>
+        <w:rPr>
+          <w:b w:val="0"/>
+        </w:rPr>
+        <w:t xml:space="preserve">-to-unit connection and one bias for each receiving unit. Two </w:t>
+      </w:r>
+      <w:r>
+        <w:rPr>
+          <w:b/>
+        </w:rPr>
+        <w:t>input</w:t>
+      </w:r>
+      <w:r>
+        <w:rPr>
+          <w:b w:val="0"/>
+        </w:rPr>
+        <w:t>s connecting to three hidden units make six weights.</w:t>
+      </w:r>
+    </w:p>
+    <w:p>
+      <w:pPr>
+        <w:spacing w:line="336" w:lineRule="auto" w:after="180"/>
+      </w:pPr>
+      <w:r>
+        <w:rPr>
+          <w:b w:val="0"/>
+        </w:rPr>
+        <w:t xml:space="preserve">The three hidden </w:t>
+      </w:r>
+      <w:r>
+        <w:rPr>
+          <w:b/>
+        </w:rPr>
+        <w:t>output</w:t>
+      </w:r>
+      <w:r>
+        <w:rPr>
+          <w:b w:val="0"/>
+        </w:rPr>
+        <w:t xml:space="preserve">s connect to one </w:t>
+      </w:r>
+      <w:r>
+        <w:rPr>
+          <w:b/>
+        </w:rPr>
+        <w:t>output</w:t>
+      </w:r>
+      <w:r>
+        <w:rPr>
+          <w:b w:val="0"/>
+        </w:rPr>
+        <w:t xml:space="preserve"> unit through three more weights. ReLU applies a fixed function and adds no adjustable </w:t>
+      </w:r>
+      <w:r>
+        <w:rPr>
+          <w:b/>
+        </w:rPr>
+        <w:t>parameter</w:t>
+      </w:r>
+      <w:r>
+        <w:rPr>
+          <w:b w:val="0"/>
+        </w:rPr>
+        <w:t xml:space="preserve"> here.</w:t>
+      </w:r>
+    </w:p>
+    <w:p>
+      <w:pPr>
+        <w:spacing w:line="336" w:lineRule="auto" w:after="180"/>
+      </w:pPr>
+      <w:r>
+        <w:rPr>
+          <w:b/>
+        </w:rPr>
+        <w:t>Architecture</w:t>
+      </w:r>
+      <w:r>
+        <w:rPr>
+          <w:b w:val="0"/>
+        </w:rPr>
+        <w:t xml:space="preserve"> determines the connection pattern; learned values occupy those connections. Limit: </w:t>
+      </w:r>
+      <w:r>
+        <w:rPr>
+          <w:b/>
+        </w:rPr>
+        <w:t>Parameter</w:t>
+      </w:r>
+      <w:r>
+        <w:rPr>
+          <w:b w:val="0"/>
+        </w:rPr>
+        <w:t xml:space="preserve"> count describes capacity and storage structure, not accuracy, intelligence or guaranteed generalisation.</w:t>
+      </w:r>
+    </w:p>
+    <w:p>
+      <w:pPr>
+        <w:spacing w:line="336" w:lineRule="auto" w:after="180"/>
+        <w:shd w:fill="F5F1FB"/>
+      </w:pPr>
+      <w:r>
+        <w:rPr>
+          <w:b w:val="0"/>
+        </w:rPr>
+        <w:t>Explain the case, then point to a limit on the claim.</w:t>
+      </w:r>
+    </w:p>
+    <w:p>
+      <w:pPr>
+        <w:pStyle w:val="Heading3"/>
+      </w:pPr>
+      <w:r>
+        <w:t>06. Make the idea visible in your project</w:t>
+      </w:r>
+    </w:p>
+    <w:p>
+      <w:r>
+        <w:drawing>
+          <wp:inline xmlns:a="http://schemas.openxmlformats.org/drawingml/2006/main" xmlns:pic="http://schemas.openxmlformats.org/drawingml/2006/picture">
+            <wp:extent cx="5486400" cy="3681984"/>
+            <wp:docPr id="8" name="Picture 8" descr="For your Image-pattern Network Investigation, save the input, procedure, observed result and limitation of this check. Label this worked example as practice; use a different, previously unreviewed case when checking independent understanding. Draw your input, deciding step, result and limit. Supported question: How many new parameters did that one hidden unit add? Point to the relevant step in the picture, then write the changed result and the rule or evidence that supports it."/>
+            <wp:cNvGraphicFramePr>
+              <a:graphicFrameLocks noChangeAspect="1"/>
+            </wp:cNvGraphicFramePr>
+            <a:graphic>
+              <a:graphicData uri="http://schemas.openxmlformats.org/drawingml/2006/picture">
+                <pic:pic>
+                  <pic:nvPicPr>
+                    <pic:cNvPr id="0" name="academy-story-ai-5-7-06.png"/>
+                    <pic:cNvPicPr/>
+                  </pic:nvPicPr>
+                  <pic:blipFill>
+                    <a:blip r:embed="rId16"/>
+                    <a:stretch>
+                      <a:fillRect/>
+                    </a:stretch>
+                  </pic:blipFill>
+                  <pic:spPr>
+                    <a:xfrm>
+                      <a:off x="0" y="0"/>
+                      <a:ext cx="5486400" cy="3681984"/>
+                    </a:xfrm>
+                    <a:prstGeom prst="rect"/>
+                  </pic:spPr>
+                </pic:pic>
+              </a:graphicData>
+            </a:graphic>
+          </wp:inline>
+        </w:drawing>
+      </w:r>
+    </w:p>
+    <w:p>
+      <w:pPr>
+        <w:spacing w:line="336" w:lineRule="auto" w:after="180"/>
+      </w:pPr>
+      <w:r>
+        <w:rPr>
+          <w:b w:val="0"/>
+        </w:rPr>
+        <w:t xml:space="preserve">For your Image-pattern Network Investigation, save the </w:t>
+      </w:r>
+      <w:r>
+        <w:rPr>
+          <w:b/>
+        </w:rPr>
+        <w:t>input</w:t>
+      </w:r>
+      <w:r>
+        <w:rPr>
+          <w:b w:val="0"/>
+        </w:rPr>
+        <w:t>, procedure, observed result and limitation of this check.</w:t>
+      </w:r>
+    </w:p>
+    <w:p>
+      <w:pPr>
+        <w:spacing w:line="336" w:lineRule="auto" w:after="180"/>
+      </w:pPr>
+      <w:r>
+        <w:rPr>
+          <w:b w:val="0"/>
+        </w:rPr>
+        <w:t xml:space="preserve">Label this worked example as practice; use a different, previously unreviewed case when checking independent understanding. Draw your </w:t>
+      </w:r>
+      <w:r>
+        <w:rPr>
+          <w:b/>
+        </w:rPr>
+        <w:t>input</w:t>
+      </w:r>
+      <w:r>
+        <w:rPr>
+          <w:b w:val="0"/>
+        </w:rPr>
+        <w:t>, deciding step, result and limit.</w:t>
+      </w:r>
+    </w:p>
+    <w:p>
+      <w:pPr>
+        <w:spacing w:line="336" w:lineRule="auto" w:after="180"/>
+      </w:pPr>
+      <w:r>
+        <w:rPr>
+          <w:b w:val="0"/>
+        </w:rPr>
+        <w:t xml:space="preserve">Supported question: How many new </w:t>
+      </w:r>
+      <w:r>
+        <w:rPr>
+          <w:b/>
+        </w:rPr>
+        <w:t>parameter</w:t>
+      </w:r>
+      <w:r>
+        <w:rPr>
+          <w:b w:val="0"/>
+        </w:rPr>
+        <w:t xml:space="preserve">s did that one hidden unit add? Point to the relevant step in the picture, then write the changed result and the rule or </w:t>
+      </w:r>
+      <w:r>
+        <w:rPr>
+          <w:b/>
+        </w:rPr>
+        <w:t>evidence</w:t>
+      </w:r>
+      <w:r>
+        <w:rPr>
+          <w:b w:val="0"/>
+        </w:rPr>
+        <w:t xml:space="preserve"> that supports it.</w:t>
+      </w:r>
+    </w:p>
+    <w:p>
+      <w:pPr>
+        <w:spacing w:line="336" w:lineRule="auto" w:after="180"/>
+        <w:shd w:fill="F5F1FB"/>
+      </w:pPr>
+      <w:r>
+        <w:rPr>
+          <w:b w:val="0"/>
+        </w:rPr>
+        <w:t xml:space="preserve">Draw your project trace and justify the deciding step using </w:t>
+      </w:r>
+      <w:r>
+        <w:rPr>
+          <w:b/>
+        </w:rPr>
+        <w:t>evidence</w:t>
+      </w:r>
+      <w:r>
+        <w:rPr>
+          <w:b w:val="0"/>
+        </w:rPr>
+        <w:t>.</w:t>
       </w:r>
     </w:p>
     <w:sectPr>

--- a/downloads/student/ai-5-week-07.docx
+++ b/downloads/student/ai-5-week-07.docx
@@ -1049,7 +1049,7 @@
         <w:rPr>
           <w:b w:val="0"/>
         </w:rPr>
-        <w:t xml:space="preserve">: First layer12 </w:t>
+        <w:t xml:space="preserve">: First layer 12 </w:t>
       </w:r>
       <w:r>
         <w:rPr>
@@ -1073,7 +1073,7 @@
         <w:rPr>
           <w:b w:val="0"/>
         </w:rPr>
-        <w:t xml:space="preserve"> layer5; total 17.</w:t>
+        <w:t xml:space="preserve"> layer 5; total 17.</w:t>
       </w:r>
     </w:p>
     <w:p>
@@ -1093,7 +1093,7 @@
         <w:rPr>
           <w:b w:val="0"/>
         </w:rPr>
-        <w:t xml:space="preserve">Reason: Each new hidden unit adds2 </w:t>
+        <w:t xml:space="preserve">Reason: Each new hidden unit adds 2 </w:t>
       </w:r>
       <w:r>
         <w:rPr>
@@ -1540,7 +1540,7 @@
         <w:rPr>
           <w:b w:val="0"/>
         </w:rPr>
-        <w:t xml:space="preserve">2 </w:t>
+        <w:t xml:space="preserve"> 2 </w:t>
       </w:r>
       <w:r>
         <w:rPr>
@@ -1652,7 +1652,7 @@
         <w:drawing>
           <wp:inline xmlns:a="http://schemas.openxmlformats.org/drawingml/2006/main" xmlns:pic="http://schemas.openxmlformats.org/drawingml/2006/picture">
             <wp:extent cx="5486400" cy="5185229"/>
-            <wp:docPr id="2" name="Picture 2" descr="Parameters and architecture. Count first layer: 2×3=6 weights plus3 biases gives 9 parameters.. Count output layer: 3×1=3 weights plus1 bias gives 4 parameters.. Total: Total trainable parameters=9+4=13; ReLU adds no parameters here."/>
+            <wp:docPr id="2" name="Picture 2" descr="Parameters and architecture. Count first layer: 2×3=6 weights plus 3 biases gives 9 parameters.. Count output layer: 3×1=3 weights plus 1 bias gives 4 parameters.. Total: Total trainable parameters=9+4=13; ReLU adds no parameters here."/>
             <wp:cNvGraphicFramePr>
               <a:graphicFrameLocks noChangeAspect="1"/>
             </wp:cNvGraphicFramePr>
@@ -1743,7 +1743,7 @@
           </w:tcPr>
           <w:p>
             <w:r>
-              <w:t>2×3=6 weights plus3 biases gives 9 parameters.</w:t>
+              <w:t>2×3=6 weights plus 3 biases gives 9 parameters.</w:t>
             </w:r>
           </w:p>
         </w:tc>
@@ -1765,7 +1765,7 @@
           </w:tcPr>
           <w:p>
             <w:r>
-              <w:t>3×1=3 weights plus1 bias gives 4 parameters.</w:t>
+              <w:t>3×1=3 weights plus 1 bias gives 4 parameters.</w:t>
             </w:r>
           </w:p>
         </w:tc>
@@ -4738,7 +4738,7 @@
         <w:rPr>
           <w:b w:val="0"/>
         </w:rPr>
-        <w:t xml:space="preserve">3. First layer12 </w:t>
+        <w:t xml:space="preserve">3. First layer 12 </w:t>
       </w:r>
       <w:r>
         <w:rPr>
@@ -4762,7 +4762,7 @@
         <w:rPr>
           <w:b w:val="0"/>
         </w:rPr>
-        <w:t xml:space="preserve"> layer5; total 17.</w:t>
+        <w:t xml:space="preserve"> layer 5; total 17.</w:t>
       </w:r>
     </w:p>
     <w:p>
@@ -4835,7 +4835,7 @@
         <w:rPr>
           <w:b w:val="0"/>
         </w:rPr>
-        <w:t xml:space="preserve">After your attempt, compare with the supported explanation: First layer12 </w:t>
+        <w:t xml:space="preserve">After your attempt, compare with the supported explanation: First layer 12 </w:t>
       </w:r>
       <w:r>
         <w:rPr>
@@ -4859,7 +4859,7 @@
         <w:rPr>
           <w:b w:val="0"/>
         </w:rPr>
-        <w:t xml:space="preserve"> layer5; total 17. Each new hidden unit adds2 </w:t>
+        <w:t xml:space="preserve"> layer 5; total 17. Each new hidden unit adds 2 </w:t>
       </w:r>
       <w:r>
         <w:rPr>
@@ -5166,7 +5166,7 @@
         <w:drawing>
           <wp:inline xmlns:a="http://schemas.openxmlformats.org/drawingml/2006/main" xmlns:pic="http://schemas.openxmlformats.org/drawingml/2006/picture">
             <wp:extent cx="5486400" cy="3291840"/>
-            <wp:docPr id="3" name="Picture 3" descr="Count trainable weights and biases separately from activation functions. Supplied facts: Dense toy architecture2 inputs→3 hidden units→1 output. Every hidden and output unit has one bias; hidden activation is ReLU. All inputs and outcomes in this worked example are invented classroom data; no real model run is claimed."/>
+            <wp:docPr id="3" name="Picture 3" descr="Count trainable weights and biases separately from activation functions. Supplied facts: Dense toy architecture 2 inputs→3 hidden units→1 output. Every hidden and output unit has one bias; hidden activation is ReLU. All inputs and outcomes in this worked example are invented classroom data; no real model run is claimed."/>
             <wp:cNvGraphicFramePr>
               <a:graphicFrameLocks noChangeAspect="1"/>
             </wp:cNvGraphicFramePr>
@@ -5217,7 +5217,7 @@
         <w:rPr>
           <w:b w:val="0"/>
         </w:rPr>
-        <w:t xml:space="preserve">2 </w:t>
+        <w:t xml:space="preserve"> 2 </w:t>
       </w:r>
       <w:r>
         <w:rPr>
@@ -5304,7 +5304,7 @@
         <w:drawing>
           <wp:inline xmlns:a="http://schemas.openxmlformats.org/drawingml/2006/main" xmlns:pic="http://schemas.openxmlformats.org/drawingml/2006/picture">
             <wp:extent cx="5486400" cy="3182112"/>
-            <wp:docPr id="4" name="Picture 4" descr="Count first layer: 2×3=6 weights plus3 biases gives 9 parameters. → Count output layer: 3×1=3 weights plus1 bias gives 4 parameters. → Total: Total trainable parameters=9+4=13; ReLU adds no parameters here."/>
+            <wp:docPr id="4" name="Picture 4" descr="Count first layer: 2×3=6 weights plus 3 biases gives 9 parameters. → Count output layer: 3×1=3 weights plus 1 bias gives 4 parameters. → Total: Total trainable parameters=9+4=13; ReLU adds no parameters here."/>
             <wp:cNvGraphicFramePr>
               <a:graphicFrameLocks noChangeAspect="1"/>
             </wp:cNvGraphicFramePr>
@@ -5343,7 +5343,7 @@
         <w:rPr>
           <w:b w:val="0"/>
         </w:rPr>
-        <w:t xml:space="preserve">Count first layer: 2×3=6 weights plus3 biases gives 9 </w:t>
+        <w:t xml:space="preserve">Count first layer: 2×3=6 weights plus 3 biases gives 9 </w:t>
       </w:r>
       <w:r>
         <w:rPr>
@@ -5367,7 +5367,7 @@
         <w:rPr>
           <w:b w:val="0"/>
         </w:rPr>
-        <w:t xml:space="preserve"> layer: 3×1=3 weights plus1 bias gives 4 </w:t>
+        <w:t xml:space="preserve"> layer: 3×1=3 weights plus 1 bias gives 4 </w:t>
       </w:r>
       <w:r>
         <w:rPr>
@@ -5546,7 +5546,7 @@
         <w:drawing>
           <wp:inline xmlns:a="http://schemas.openxmlformats.org/drawingml/2006/main" xmlns:pic="http://schemas.openxmlformats.org/drawingml/2006/picture">
             <wp:extent cx="5486400" cy="3026664"/>
-            <wp:docPr id="6" name="Picture 6" descr="Original case: Total trainable parameters=9+4=13; ReLU adds no parameters here. Changed condition: Increase hidden width from 3 to4. Expected result: First layer12 parameters; output layer5; total 17. Reason: Each new hidden unit adds2 input weights, 1 hidden bias and 1 outgoing weight."/>
+            <wp:docPr id="6" name="Picture 6" descr="Original case: Total trainable parameters=9+4=13; ReLU adds no parameters here. Changed condition: Increase hidden width from 3 to4. Expected result: First layer 12 parameters; output layer 5; total 17. Reason: Each new hidden unit adds 2 input weights, 1 hidden bias and 1 outgoing weight."/>
             <wp:cNvGraphicFramePr>
               <a:graphicFrameLocks noChangeAspect="1"/>
             </wp:cNvGraphicFramePr>
@@ -5609,7 +5609,7 @@
         <w:rPr>
           <w:b w:val="0"/>
         </w:rPr>
-        <w:t xml:space="preserve">s here. Changed condition: Increase hidden width from 3 to4. Expected result: First layer12 </w:t>
+        <w:t xml:space="preserve">s here. Changed condition: Increase hidden width from 3 to4. Expected result: First layer 12 </w:t>
       </w:r>
       <w:r>
         <w:rPr>
@@ -5633,7 +5633,7 @@
         <w:rPr>
           <w:b w:val="0"/>
         </w:rPr>
-        <w:t xml:space="preserve"> layer5; total 17.</w:t>
+        <w:t xml:space="preserve"> layer 5; total 17.</w:t>
       </w:r>
     </w:p>
     <w:p>
@@ -5644,7 +5644,7 @@
         <w:rPr>
           <w:b w:val="0"/>
         </w:rPr>
-        <w:t xml:space="preserve">Reason: Each new hidden unit adds2 </w:t>
+        <w:t xml:space="preserve">Reason: Each new hidden unit adds 2 </w:t>
       </w:r>
       <w:r>
         <w:rPr>

--- a/downloads/student/ai-5-week-07.docx
+++ b/downloads/student/ai-5-week-07.docx
@@ -25,33 +25,393 @@
         <w:pStyle w:val="Heading1"/>
       </w:pPr>
       <w:r>
-        <w:t>Before you start</w:t>
-      </w:r>
-    </w:p>
-    <w:p>
+        <w:t>Declare the architecture. Count its slots. Test quality separately.</w:t>
+      </w:r>
+    </w:p>
+    <w:p>
+      <w:r>
+        <w:t>Count dense weights and biases while distinguishing model values from other quantities.</w:t>
+      </w:r>
+    </w:p>
+    <w:p>
+      <w:r>
+        <w:t>Named thirteen slots → adjacent-layer width change → picture count → convention and sorting probes → independent architecture.</w:t>
+      </w:r>
+    </w:p>
+    <w:p>
+      <w:pPr>
+        <w:pStyle w:val="Heading1"/>
+      </w:pPr>
+      <w:r>
+        <w:t>01. Which values belong to the model,and which are computed?</w:t>
+      </w:r>
+    </w:p>
+    <w:p>
+      <w:r>
+        <w:t>Count connections and receiving-unit biases under a declared architecture.</w:t>
+      </w:r>
+    </w:p>
+    <w:p>
+      <w:pPr>
+        <w:pStyle w:val="Heading2"/>
+      </w:pPr>
+      <w:r>
+        <w:t>Learning goals</w:t>
+      </w:r>
+    </w:p>
+    <w:p>
+      <w:pPr>
+        <w:spacing w:line="336" w:lineRule="auto" w:after="180"/>
+      </w:pPr>
+      <w:r>
+        <w:rPr>
+          <w:b w:val="0"/>
+        </w:rPr>
+        <w:t xml:space="preserve">I can distinguish architectural choices from </w:t>
+      </w:r>
+      <w:r>
+        <w:rPr>
+          <w:b/>
+        </w:rPr>
+        <w:t>parameter</w:t>
+      </w:r>
+      <w:r>
+        <w:rPr>
+          <w:b w:val="0"/>
+        </w:rPr>
+        <w:t xml:space="preserve"> values.</w:t>
+      </w:r>
+    </w:p>
+    <w:p>
+      <w:pPr>
+        <w:spacing w:line="336" w:lineRule="auto" w:after="180"/>
+      </w:pPr>
+      <w:r>
+        <w:rPr>
+          <w:b w:val="0"/>
+        </w:rPr>
+        <w:t>I can count weights and biases in a small dense network.</w:t>
+      </w:r>
+    </w:p>
+    <w:p>
+      <w:pPr>
+        <w:spacing w:line="336" w:lineRule="auto" w:after="180"/>
+      </w:pPr>
+      <w:r>
+        <w:rPr>
+          <w:b w:val="0"/>
+        </w:rPr>
+        <w:t xml:space="preserve">I can explain why </w:t>
+      </w:r>
+      <w:r>
+        <w:rPr>
+          <w:b/>
+        </w:rPr>
+        <w:t>parameter</w:t>
+      </w:r>
+      <w:r>
+        <w:rPr>
+          <w:b w:val="0"/>
+        </w:rPr>
+        <w:t xml:space="preserve"> count alone cannot establish quality.</w:t>
+      </w:r>
+    </w:p>
+    <w:p>
+      <w:pPr>
+        <w:pStyle w:val="Heading2"/>
+      </w:pPr>
+      <w:r>
+        <w:t>Retrieve the prior computation</w:t>
+      </w:r>
+    </w:p>
+    <w:p>
+      <w:pPr>
+        <w:spacing w:line="336" w:lineRule="auto" w:after="180"/>
+      </w:pPr>
+      <w:r>
+        <w:rPr>
+          <w:b w:val="0"/>
+        </w:rPr>
+        <w:t>Close your notes first. A rough first answer helps us choose the right starting point; it is not a score for your ability.</w:t>
+      </w:r>
+    </w:p>
+    <w:p>
+      <w:pPr>
+        <w:spacing w:line="336" w:lineRule="auto" w:after="180"/>
+      </w:pPr>
+      <w:r>
+        <w:rPr>
+          <w:b w:val="0"/>
+        </w:rPr>
+        <w:t>Without opening the old lesson, explain one key idea from Forward passes by hand. Give an example and a mistake that the idea helps you avoid.</w:t>
+      </w:r>
+    </w:p>
+    <w:p>
+      <w:pPr>
+        <w:spacing w:line="336" w:lineRule="auto" w:after="180"/>
+      </w:pPr>
+      <w:r>
+        <w:rPr>
+          <w:b w:val="0"/>
+        </w:rPr>
+        <w:t>Without opening the old lesson, explain one key idea from Activation functions. Give an example and a mistake that the idea helps you avoid.</w:t>
+      </w:r>
+    </w:p>
+    <w:p>
+      <w:pPr>
+        <w:spacing w:line="336" w:lineRule="auto" w:after="180"/>
+      </w:pPr>
+      <w:r>
+        <w:rPr>
+          <w:b w:val="0"/>
+        </w:rPr>
+        <w:t xml:space="preserve">Without opening the old lesson, explain one key idea from Representing </w:t>
+      </w:r>
+      <w:r>
+        <w:rPr>
+          <w:b/>
+        </w:rPr>
+        <w:t>input</w:t>
+      </w:r>
+      <w:r>
+        <w:rPr>
+          <w:b w:val="0"/>
+        </w:rPr>
+        <w:t>s as vectors. Give an example and a mistake that the idea helps you avoid.</w:t>
+      </w:r>
+    </w:p>
+    <w:p>
+      <w:pPr>
+        <w:spacing w:line="336" w:lineRule="auto" w:after="180"/>
+      </w:pPr>
+      <w:r>
+        <w:rPr>
+          <w:b w:val="0"/>
+        </w:rPr>
+        <w:t xml:space="preserve">After trying, check the relevant lesson or ask your teacher. Change the part of your explanation that the </w:t>
+      </w:r>
+      <w:r>
+        <w:rPr>
+          <w:b/>
+        </w:rPr>
+        <w:t>evidence</w:t>
+      </w:r>
+      <w:r>
+        <w:rPr>
+          <w:b w:val="0"/>
+        </w:rPr>
+        <w:t xml:space="preserve"> shows was wrong.</w:t>
+      </w:r>
+    </w:p>
+    <w:p>
+      <w:pPr>
+        <w:pStyle w:val="Heading2"/>
+      </w:pPr>
+      <w:r>
+        <w:t>Prerequisite and starting response</w:t>
+      </w:r>
+    </w:p>
+    <w:p>
+      <w:pPr>
+        <w:pStyle w:val="ListBullet"/>
+      </w:pPr>
       <w:r>
         <w:t>In the Week 6 network, which quantities change when x changes while the model stays fixed?</w:t>
       </w:r>
     </w:p>
     <w:p>
       <w:pPr>
+        <w:pStyle w:val="Heading3"/>
+      </w:pPr>
+      <w:r>
+        <w:t>My starting explanation</w:t>
+      </w:r>
+    </w:p>
+    <w:p>
+      <w:r>
+        <w:t>________________________________________________________________</w:t>
+      </w:r>
+    </w:p>
+    <w:p>
+      <w:r>
+        <w:t>________________________________________________________________</w:t>
+      </w:r>
+    </w:p>
+    <w:p>
+      <w:r>
+        <w:t>________________________________________________________________</w:t>
+      </w:r>
+    </w:p>
+    <w:p>
+      <w:pPr>
+        <w:pStyle w:val="Heading2"/>
+      </w:pPr>
+      <w:r>
+        <w:t>End goal</w:t>
+      </w:r>
+    </w:p>
+    <w:p>
+      <w:pPr>
+        <w:spacing w:line="336" w:lineRule="auto" w:after="180"/>
+      </w:pPr>
+      <w:r>
+        <w:rPr>
+          <w:b w:val="0"/>
+        </w:rPr>
+        <w:t xml:space="preserve">By the end, I can explain </w:t>
+      </w:r>
+      <w:r>
+        <w:rPr>
+          <w:b/>
+        </w:rPr>
+        <w:t>parameter</w:t>
+      </w:r>
+      <w:r>
+        <w:rPr>
+          <w:b w:val="0"/>
+        </w:rPr>
+        <w:t xml:space="preserve">s and </w:t>
+      </w:r>
+      <w:r>
+        <w:rPr>
+          <w:b/>
+        </w:rPr>
+        <w:t>architecture</w:t>
+      </w:r>
+      <w:r>
+        <w:rPr>
+          <w:b w:val="0"/>
+        </w:rPr>
+        <w:t xml:space="preserve"> using a traced example and a stated limitation.</w:t>
+      </w:r>
+    </w:p>
+    <w:p>
+      <w:pPr>
+        <w:pStyle w:val="Heading2"/>
+      </w:pPr>
+      <w:r>
+        <w:t>Earlier wording, alternatives and picture transcripts · reference / check after trying</w:t>
+      </w:r>
+    </w:p>
+    <w:p>
+      <w:pPr>
+        <w:pStyle w:val="Heading3"/>
+      </w:pPr>
+      <w:r>
+        <w:t>Your learning target</w:t>
+      </w:r>
+    </w:p>
+    <w:p>
+      <w:pPr>
+        <w:pStyle w:val="Heading3"/>
+      </w:pPr>
+      <w:r>
+        <w:t>Remember before reading</w:t>
+      </w:r>
+    </w:p>
+    <w:p>
+      <w:pPr>
+        <w:spacing w:line="336" w:lineRule="auto" w:after="180"/>
+      </w:pPr>
+      <w:r>
+        <w:rPr>
+          <w:b w:val="0"/>
+        </w:rPr>
+        <w:t>This week you will practise:</w:t>
+      </w:r>
+    </w:p>
+    <w:p>
+      <w:pPr>
+        <w:spacing w:line="336" w:lineRule="auto" w:after="180"/>
+      </w:pPr>
+      <w:r>
+        <w:rPr>
+          <w:b w:val="0"/>
+        </w:rPr>
+        <w:t xml:space="preserve">Distinguish architectural choices from </w:t>
+      </w:r>
+      <w:r>
+        <w:rPr>
+          <w:b/>
+        </w:rPr>
+        <w:t>parameter</w:t>
+      </w:r>
+      <w:r>
+        <w:rPr>
+          <w:b w:val="0"/>
+        </w:rPr>
+        <w:t xml:space="preserve"> values</w:t>
+      </w:r>
+    </w:p>
+    <w:p>
+      <w:pPr>
+        <w:spacing w:line="336" w:lineRule="auto" w:after="180"/>
+      </w:pPr>
+      <w:r>
+        <w:rPr>
+          <w:b w:val="0"/>
+        </w:rPr>
+        <w:t>Count weights and biases in a small dense network</w:t>
+      </w:r>
+    </w:p>
+    <w:p>
+      <w:pPr>
+        <w:spacing w:line="336" w:lineRule="auto" w:after="180"/>
+      </w:pPr>
+      <w:r>
+        <w:rPr>
+          <w:b w:val="0"/>
+        </w:rPr>
+        <w:t xml:space="preserve">Explain why </w:t>
+      </w:r>
+      <w:r>
+        <w:rPr>
+          <w:b/>
+        </w:rPr>
+        <w:t>parameter</w:t>
+      </w:r>
+      <w:r>
+        <w:rPr>
+          <w:b w:val="0"/>
+        </w:rPr>
+        <w:t xml:space="preserve"> count alone cannot establish quality</w:t>
+      </w:r>
+    </w:p>
+    <w:p>
+      <w:pPr>
+        <w:pStyle w:val="Heading3"/>
+      </w:pPr>
+      <w:r>
+        <w:t>Retrieve what you already know</w:t>
+      </w:r>
+    </w:p>
+    <w:p>
+      <w:pPr>
+        <w:pStyle w:val="Heading3"/>
+      </w:pPr>
+      <w:r>
+        <w:t>This week’s end goal</w:t>
+      </w:r>
+    </w:p>
+    <w:p>
+      <w:pPr>
         <w:pStyle w:val="Heading1"/>
       </w:pPr>
       <w:r>
-        <w:t>01. Your mission</w:t>
-      </w:r>
-    </w:p>
-    <w:p>
-      <w:r>
-        <w:t>Start with the target: Distinguish architectural choices from parameter values. Try the recall before opening notes.</w:t>
-      </w:r>
-    </w:p>
-    <w:p>
-      <w:pPr>
-        <w:pStyle w:val="Heading3"/>
-      </w:pPr>
-      <w:r>
-        <w:t>Your learning target</w:t>
+        <w:t>02. Read the architecture before counting its values</w:t>
+      </w:r>
+    </w:p>
+    <w:p>
+      <w:r>
+        <w:t>This dense2→3→1network has one independent bias per receiving unit.</w:t>
+      </w:r>
+    </w:p>
+    <w:p>
+      <w:pPr>
+        <w:pStyle w:val="Heading2"/>
+      </w:pPr>
+      <w:r>
+        <w:t>Declare widths,connections and activations</w:t>
       </w:r>
     </w:p>
     <w:p>
@@ -62,19 +422,113 @@
         <w:rPr>
           <w:b w:val="0"/>
         </w:rPr>
-        <w:t xml:space="preserve">I can distinguish architectural choices from </w:t>
+        <w:t xml:space="preserve">Consider a dense network with 2 </w:t>
       </w:r>
       <w:r>
         <w:rPr>
           <w:b/>
         </w:rPr>
+        <w:t>input</w:t>
+      </w:r>
+      <w:r>
+        <w:rPr>
+          <w:b w:val="0"/>
+        </w:rPr>
+        <w:t xml:space="preserve">s, 3 hidden units using ReLU, and 1 </w:t>
+      </w:r>
+      <w:r>
+        <w:rPr>
+          <w:b/>
+        </w:rPr>
+        <w:t>output</w:t>
+      </w:r>
+      <w:r>
+        <w:rPr>
+          <w:b w:val="0"/>
+        </w:rPr>
+        <w:t xml:space="preserve"> unit using identity. We call its widths 2 to 3 to 1. These widths, connectivity and activation choices describe its </w:t>
+      </w:r>
+      <w:r>
+        <w:rPr>
+          <w:b/>
+        </w:rPr>
+        <w:t>architecture</w:t>
+      </w:r>
+      <w:r>
+        <w:rPr>
+          <w:b w:val="0"/>
+        </w:rPr>
+        <w:t>.</w:t>
+      </w:r>
+    </w:p>
+    <w:p>
+      <w:pPr>
+        <w:spacing w:line="336" w:lineRule="auto" w:after="180"/>
+      </w:pPr>
+      <w:r>
+        <w:rPr>
+          <w:b w:val="0"/>
+        </w:rPr>
+        <w:t xml:space="preserve">The weights and biases supply the numerical values used by that </w:t>
+      </w:r>
+      <w:r>
+        <w:rPr>
+          <w:b/>
+        </w:rPr>
+        <w:t>architecture</w:t>
+      </w:r>
+      <w:r>
+        <w:rPr>
+          <w:b w:val="0"/>
+        </w:rPr>
+        <w:t>.</w:t>
+      </w:r>
+    </w:p>
+    <w:p>
+      <w:pPr>
+        <w:spacing w:line="336" w:lineRule="auto" w:after="180"/>
+      </w:pPr>
+      <w:r>
+        <w:rPr>
+          <w:b w:val="0"/>
+        </w:rPr>
+        <w:t xml:space="preserve">A fully connected hidden unit receiving 2 </w:t>
+      </w:r>
+      <w:r>
+        <w:rPr>
+          <w:b/>
+        </w:rPr>
+        <w:t>input</w:t>
+      </w:r>
+      <w:r>
+        <w:rPr>
+          <w:b w:val="0"/>
+        </w:rPr>
+        <w:t xml:space="preserve">s needs 2 weights plus 1 bias. Three such units need 6 weights and 3 biases. The </w:t>
+      </w:r>
+      <w:r>
+        <w:rPr>
+          <w:b/>
+        </w:rPr>
+        <w:t>output</w:t>
+      </w:r>
+      <w:r>
+        <w:rPr>
+          <w:b w:val="0"/>
+        </w:rPr>
+        <w:t xml:space="preserve"> receives 3 activations and needs 3 weights plus 1 bias. Total: 13 </w:t>
+      </w:r>
+      <w:r>
+        <w:rPr>
+          <w:b/>
+        </w:rPr>
         <w:t>parameter</w:t>
       </w:r>
       <w:r>
         <w:rPr>
           <w:b w:val="0"/>
         </w:rPr>
-        <w:t xml:space="preserve"> values.</w:t>
+        <w:t>s.</w:t>
       </w:r>
     </w:p>
     <w:p>
@@ -83,432 +537,35 @@
       </w:pPr>
       <w:r>
         <w:rPr>
+          <w:b/>
+        </w:rPr>
+        <w:t>Input</w:t>
+      </w:r>
+      <w:r>
+        <w:rPr>
           <w:b w:val="0"/>
         </w:rPr>
-        <w:t>I can count weights and biases in a small dense network.</w:t>
-      </w:r>
-    </w:p>
-    <w:p>
-      <w:pPr>
-        <w:spacing w:line="336" w:lineRule="auto" w:after="180"/>
-      </w:pPr>
+        <w:t xml:space="preserve"> values and computed activations are not additional </w:t>
+      </w:r>
+      <w:r>
+        <w:rPr>
+          <w:b/>
+        </w:rPr>
+        <w:t>parameter</w:t>
+      </w:r>
       <w:r>
         <w:rPr>
           <w:b w:val="0"/>
         </w:rPr>
-        <w:t xml:space="preserve">I can explain why </w:t>
-      </w:r>
-      <w:r>
-        <w:rPr>
-          <w:b/>
-        </w:rPr>
-        <w:t>parameter</w:t>
-      </w:r>
-      <w:r>
-        <w:rPr>
-          <w:b w:val="0"/>
-        </w:rPr>
-        <w:t xml:space="preserve"> count alone cannot establish quality.</w:t>
-      </w:r>
-    </w:p>
-    <w:p>
-      <w:pPr>
-        <w:pStyle w:val="Heading3"/>
-      </w:pPr>
-      <w:r>
-        <w:t>Remember before reading</w:t>
-      </w:r>
-    </w:p>
-    <w:p>
-      <w:pPr>
-        <w:spacing w:line="336" w:lineRule="auto" w:after="180"/>
-      </w:pPr>
-      <w:r>
-        <w:rPr>
-          <w:b w:val="0"/>
-        </w:rPr>
-        <w:t>Close your notes first. A rough first answer helps us choose the right starting point; it is not a score for your ability.</w:t>
-      </w:r>
-    </w:p>
-    <w:p>
-      <w:pPr>
-        <w:spacing w:line="336" w:lineRule="auto" w:after="180"/>
-      </w:pPr>
-      <w:r>
-        <w:rPr>
-          <w:b w:val="0"/>
-        </w:rPr>
-        <w:t>Without opening the old lesson, explain one key idea from Forward passes by hand. Give an example and a mistake that the idea helps you avoid.</w:t>
-      </w:r>
-    </w:p>
-    <w:p>
-      <w:pPr>
-        <w:spacing w:line="336" w:lineRule="auto" w:after="180"/>
-      </w:pPr>
-      <w:r>
-        <w:rPr>
-          <w:b w:val="0"/>
-        </w:rPr>
-        <w:t>Without opening the old lesson, explain one key idea from Activation functions. Give an example and a mistake that the idea helps you avoid.</w:t>
-      </w:r>
-    </w:p>
-    <w:p>
-      <w:pPr>
-        <w:spacing w:line="336" w:lineRule="auto" w:after="180"/>
-      </w:pPr>
-      <w:r>
-        <w:rPr>
-          <w:b w:val="0"/>
-        </w:rPr>
-        <w:t xml:space="preserve">Without opening the old lesson, explain one key idea from Representing </w:t>
-      </w:r>
-      <w:r>
-        <w:rPr>
-          <w:b/>
-        </w:rPr>
-        <w:t>input</w:t>
-      </w:r>
-      <w:r>
-        <w:rPr>
-          <w:b w:val="0"/>
-        </w:rPr>
-        <w:t>s as vectors. Give an example and a mistake that the idea helps you avoid.</w:t>
-      </w:r>
-    </w:p>
-    <w:p>
-      <w:pPr>
-        <w:spacing w:line="336" w:lineRule="auto" w:after="180"/>
-      </w:pPr>
-      <w:r>
-        <w:rPr>
-          <w:b w:val="0"/>
-        </w:rPr>
-        <w:t xml:space="preserve">After trying, check the relevant lesson or ask your teacher. Change the part of your explanation that the </w:t>
-      </w:r>
-      <w:r>
-        <w:rPr>
-          <w:b/>
-        </w:rPr>
-        <w:t>evidence</w:t>
-      </w:r>
-      <w:r>
-        <w:rPr>
-          <w:b w:val="0"/>
-        </w:rPr>
-        <w:t xml:space="preserve"> shows was wrong.</w:t>
-      </w:r>
-    </w:p>
-    <w:p>
-      <w:pPr>
-        <w:spacing w:line="336" w:lineRule="auto" w:after="180"/>
-      </w:pPr>
-      <w:r>
-        <w:rPr>
-          <w:b w:val="0"/>
-        </w:rPr>
-        <w:t>This week you will practise:</w:t>
-      </w:r>
-    </w:p>
-    <w:p>
-      <w:pPr>
-        <w:spacing w:line="336" w:lineRule="auto" w:after="180"/>
-      </w:pPr>
-      <w:r>
-        <w:rPr>
-          <w:b w:val="0"/>
-        </w:rPr>
-        <w:t xml:space="preserve">Distinguish architectural choices from </w:t>
-      </w:r>
-      <w:r>
-        <w:rPr>
-          <w:b/>
-        </w:rPr>
-        <w:t>parameter</w:t>
-      </w:r>
-      <w:r>
-        <w:rPr>
-          <w:b w:val="0"/>
-        </w:rPr>
-        <w:t xml:space="preserve"> values</w:t>
-      </w:r>
-    </w:p>
-    <w:p>
-      <w:pPr>
-        <w:spacing w:line="336" w:lineRule="auto" w:after="180"/>
-      </w:pPr>
-      <w:r>
-        <w:rPr>
-          <w:b w:val="0"/>
-        </w:rPr>
-        <w:t>Count weights and biases in a small dense network</w:t>
-      </w:r>
-    </w:p>
-    <w:p>
-      <w:pPr>
-        <w:spacing w:line="336" w:lineRule="auto" w:after="180"/>
-      </w:pPr>
-      <w:r>
-        <w:rPr>
-          <w:b w:val="0"/>
-        </w:rPr>
-        <w:t xml:space="preserve">Explain why </w:t>
-      </w:r>
-      <w:r>
-        <w:rPr>
-          <w:b/>
-        </w:rPr>
-        <w:t>parameter</w:t>
-      </w:r>
-      <w:r>
-        <w:rPr>
-          <w:b w:val="0"/>
-        </w:rPr>
-        <w:t xml:space="preserve"> count alone cannot establish quality</w:t>
-      </w:r>
-    </w:p>
-    <w:p>
-      <w:pPr>
-        <w:pStyle w:val="Heading3"/>
-      </w:pPr>
-      <w:r>
-        <w:t>Retrieve what you already know</w:t>
-      </w:r>
-    </w:p>
-    <w:p>
-      <w:pPr>
-        <w:spacing w:line="336" w:lineRule="auto" w:after="180"/>
-        <w:shd w:fill="F5F1FB"/>
-      </w:pPr>
-      <w:r>
-        <w:rPr>
-          <w:b w:val="0"/>
-        </w:rPr>
-        <w:t>In the Week 6 network, which quantities change when x changes while the model stays fixed?</w:t>
-      </w:r>
-    </w:p>
-    <w:p>
-      <w:pPr>
-        <w:pStyle w:val="Heading3"/>
-      </w:pPr>
-      <w:r>
-        <w:t>My starting explanation</w:t>
-      </w:r>
-    </w:p>
-    <w:p>
-      <w:r>
-        <w:t>________________________________________________________________</w:t>
-      </w:r>
-    </w:p>
-    <w:p>
-      <w:r>
-        <w:t>________________________________________________________________</w:t>
-      </w:r>
-    </w:p>
-    <w:p>
-      <w:r>
-        <w:t>________________________________________________________________</w:t>
-      </w:r>
-    </w:p>
-    <w:p>
-      <w:pPr>
-        <w:pStyle w:val="Heading3"/>
-      </w:pPr>
-      <w:r>
-        <w:t>This week’s end goal</w:t>
-      </w:r>
-    </w:p>
-    <w:p>
-      <w:pPr>
-        <w:spacing w:line="336" w:lineRule="auto" w:after="180"/>
-      </w:pPr>
-      <w:r>
-        <w:rPr>
-          <w:b w:val="0"/>
-        </w:rPr>
-        <w:t xml:space="preserve">By the end, I can explain </w:t>
-      </w:r>
-      <w:r>
-        <w:rPr>
-          <w:b/>
-        </w:rPr>
-        <w:t>parameter</w:t>
-      </w:r>
-      <w:r>
-        <w:rPr>
-          <w:b w:val="0"/>
-        </w:rPr>
-        <w:t xml:space="preserve">s and </w:t>
-      </w:r>
-      <w:r>
-        <w:rPr>
-          <w:b/>
-        </w:rPr>
-        <w:t>architecture</w:t>
-      </w:r>
-      <w:r>
-        <w:rPr>
-          <w:b w:val="0"/>
-        </w:rPr>
-        <w:t xml:space="preserve"> using a traced example and a stated limitation.</w:t>
-      </w:r>
-    </w:p>
-    <w:p>
-      <w:pPr>
-        <w:pStyle w:val="Heading1"/>
-      </w:pPr>
-      <w:r>
-        <w:t>02. Notice the evidence</w:t>
-      </w:r>
-    </w:p>
-    <w:p>
-      <w:r>
-        <w:t>Investigate the supplied Parameters and architecture case. Separate observations, given facts and assumptions before choosing an explanation.</w:t>
-      </w:r>
-    </w:p>
-    <w:p>
-      <w:pPr>
-        <w:spacing w:line="336" w:lineRule="auto" w:after="180"/>
-      </w:pPr>
-      <w:r>
-        <w:rPr>
-          <w:b w:val="0"/>
-        </w:rPr>
-        <w:t xml:space="preserve">Consider a dense network with 2 </w:t>
-      </w:r>
-      <w:r>
-        <w:rPr>
-          <w:b/>
-        </w:rPr>
-        <w:t>input</w:t>
-      </w:r>
-      <w:r>
-        <w:rPr>
-          <w:b w:val="0"/>
-        </w:rPr>
-        <w:t xml:space="preserve">s, 3 hidden units using ReLU, and 1 </w:t>
-      </w:r>
-      <w:r>
-        <w:rPr>
-          <w:b/>
-        </w:rPr>
-        <w:t>output</w:t>
-      </w:r>
-      <w:r>
-        <w:rPr>
-          <w:b w:val="0"/>
-        </w:rPr>
-        <w:t xml:space="preserve"> unit using identity. We call its widths 2 to 3 to 1. These widths, connectivity and activation choices describe its </w:t>
-      </w:r>
-      <w:r>
-        <w:rPr>
-          <w:b/>
-        </w:rPr>
-        <w:t>architecture</w:t>
-      </w:r>
-      <w:r>
-        <w:rPr>
-          <w:b w:val="0"/>
-        </w:rPr>
-        <w:t>.</w:t>
-      </w:r>
-    </w:p>
-    <w:p>
-      <w:pPr>
-        <w:spacing w:line="336" w:lineRule="auto" w:after="180"/>
-      </w:pPr>
-      <w:r>
-        <w:rPr>
-          <w:b w:val="0"/>
-        </w:rPr>
-        <w:t xml:space="preserve">The weights and biases supply the numerical values used by that </w:t>
-      </w:r>
-      <w:r>
-        <w:rPr>
-          <w:b/>
-        </w:rPr>
-        <w:t>architecture</w:t>
-      </w:r>
-      <w:r>
-        <w:rPr>
-          <w:b w:val="0"/>
-        </w:rPr>
-        <w:t>.</w:t>
-      </w:r>
-    </w:p>
-    <w:p>
-      <w:pPr>
-        <w:spacing w:line="336" w:lineRule="auto" w:after="180"/>
-      </w:pPr>
-      <w:r>
-        <w:rPr>
-          <w:b w:val="0"/>
-        </w:rPr>
-        <w:t xml:space="preserve">A fully connected hidden unit receiving 2 </w:t>
-      </w:r>
-      <w:r>
-        <w:rPr>
-          <w:b/>
-        </w:rPr>
-        <w:t>input</w:t>
-      </w:r>
-      <w:r>
-        <w:rPr>
-          <w:b w:val="0"/>
-        </w:rPr>
-        <w:t xml:space="preserve">s needs 2 weights plus 1 bias. Three such units need 6 weights and 3 biases. The </w:t>
-      </w:r>
-      <w:r>
-        <w:rPr>
-          <w:b/>
-        </w:rPr>
-        <w:t>output</w:t>
-      </w:r>
-      <w:r>
-        <w:rPr>
-          <w:b w:val="0"/>
-        </w:rPr>
-        <w:t xml:space="preserve"> receives 3 activations and needs 3 weights plus 1 bias. Total: 13 </w:t>
-      </w:r>
-      <w:r>
-        <w:rPr>
-          <w:b/>
-        </w:rPr>
-        <w:t>parameter</w:t>
-      </w:r>
-      <w:r>
-        <w:rPr>
-          <w:b w:val="0"/>
-        </w:rPr>
         <w:t>s.</w:t>
       </w:r>
     </w:p>
     <w:p>
       <w:pPr>
-        <w:spacing w:line="336" w:lineRule="auto" w:after="180"/>
-      </w:pPr>
-      <w:r>
-        <w:rPr>
-          <w:b/>
-        </w:rPr>
-        <w:t>Input</w:t>
-      </w:r>
-      <w:r>
-        <w:rPr>
-          <w:b w:val="0"/>
-        </w:rPr>
-        <w:t xml:space="preserve"> values and computed activations are not additional </w:t>
-      </w:r>
-      <w:r>
-        <w:rPr>
-          <w:b/>
-        </w:rPr>
-        <w:t>parameter</w:t>
-      </w:r>
-      <w:r>
-        <w:rPr>
-          <w:b w:val="0"/>
-        </w:rPr>
-        <w:t>s.</w:t>
+        <w:pStyle w:val="Heading2"/>
+      </w:pPr>
+      <w:r>
+        <w:t>Complete layer-by-layer count</w:t>
       </w:r>
     </w:p>
     <w:tbl>
@@ -697,6 +754,14 @@
     </w:tbl>
     <w:p>
       <w:pPr>
+        <w:pStyle w:val="Heading2"/>
+      </w:pPr>
+      <w:r>
+        <w:t>State no shared weights and the bias convention</w:t>
+      </w:r>
+    </w:p>
+    <w:p>
+      <w:pPr>
         <w:spacing w:line="336" w:lineRule="auto" w:after="180"/>
       </w:pPr>
       <w:r>
@@ -732,6 +797,14 @@
     </w:p>
     <w:p>
       <w:pPr>
+        <w:pStyle w:val="Heading2"/>
+      </w:pPr>
+      <w:r>
+        <w:t>Name supplied and missing facts</w:t>
+      </w:r>
+    </w:p>
+    <w:p>
+      <w:pPr>
         <w:pStyle w:val="Heading3"/>
       </w:pPr>
       <w:r>
@@ -758,12 +831,20 @@
         <w:pStyle w:val="Heading1"/>
       </w:pPr>
       <w:r>
-        <w:t>03. See how it works</w:t>
-      </w:r>
-    </w:p>
-    <w:p>
-      <w:r>
-        <w:t>Follow the mechanism for Parameters and architecture. Connect each labelled input, deciding step and result.</w:t>
+        <w:t>03. Count one slot for each weight and each receiving bias</w:t>
+      </w:r>
+    </w:p>
+    <w:p>
+      <w:r>
+        <w:t>Compute each layer separately before adding.</w:t>
+      </w:r>
+    </w:p>
+    <w:p>
+      <w:pPr>
+        <w:pStyle w:val="Heading2"/>
+      </w:pPr>
+      <w:r>
+        <w:t>General dense-layer formula</w:t>
       </w:r>
     </w:p>
     <w:p>
@@ -826,299 +907,11 @@
       </w:r>
     </w:p>
     <w:p>
-      <w:r>
-        <w:rPr>
-          <w:rFonts w:ascii="Courier New" w:hAnsi="Courier New"/>
-          <w:sz w:val="18"/>
-        </w:rPr>
-        <w:t>def dense_count(inputs, outputs):</w:t>
-        <w:br/>
-        <w:t xml:space="preserve">    return inputs * outputs + outputs</w:t>
-        <w:br/>
-        <w:br/>
-        <w:t>print(dense_count(2, 3))   # 9</w:t>
-        <w:br/>
-        <w:t>print(dense_count(3, 1))   # 4</w:t>
-        <w:br/>
-        <w:t>print(dense_count(2, 3) + dense_count(3, 1))  # 13</w:t>
-      </w:r>
-    </w:p>
-    <w:p>
-      <w:pPr>
-        <w:spacing w:line="336" w:lineRule="auto" w:after="180"/>
-      </w:pPr>
-      <w:r>
-        <w:rPr>
-          <w:b w:val="0"/>
-        </w:rPr>
-        <w:t xml:space="preserve">The helper assumes positive integer widths and the bias convention stated above. It is a counting aid, not a model trainer. A ReLU has no fitted numerical </w:t>
-      </w:r>
-      <w:r>
-        <w:rPr>
-          <w:b/>
-        </w:rPr>
-        <w:t>parameter</w:t>
-      </w:r>
-      <w:r>
-        <w:rPr>
-          <w:b w:val="0"/>
-        </w:rPr>
-        <w:t>s in this example.</w:t>
-      </w:r>
-    </w:p>
-    <w:p>
-      <w:pPr>
-        <w:pStyle w:val="Heading3"/>
-      </w:pPr>
-      <w:r>
-        <w:t>Connect the picture and the explanation</w:t>
-      </w:r>
-    </w:p>
-    <w:p>
-      <w:pPr>
-        <w:spacing w:line="336" w:lineRule="auto" w:after="180"/>
-      </w:pPr>
-      <w:r>
-        <w:rPr>
-          <w:b w:val="0"/>
-        </w:rPr>
-        <w:t xml:space="preserve">Point to the </w:t>
-      </w:r>
-      <w:r>
-        <w:rPr>
-          <w:b/>
-        </w:rPr>
-        <w:t>input</w:t>
-      </w:r>
-      <w:r>
-        <w:rPr>
-          <w:b w:val="0"/>
-        </w:rPr>
-        <w:t>, the deciding step and the result in this week’s visual. Explain the same step in ordinary words. A picture helps when you can say what each part represents.</w:t>
-      </w:r>
-    </w:p>
-    <w:p>
-      <w:pPr>
-        <w:pStyle w:val="Heading1"/>
-      </w:pPr>
-      <w:r>
-        <w:t>04. Compare the cases</w:t>
-      </w:r>
-    </w:p>
-    <w:p>
-      <w:r>
-        <w:t>Compare the supplied cases for Parameters and architecture. Identify the detail that changes the conclusion.</w:t>
-      </w:r>
-    </w:p>
-    <w:p>
-      <w:pPr>
-        <w:pStyle w:val="Heading3"/>
-      </w:pPr>
-      <w:r>
-        <w:t>Compare a familiar case with a changed case</w:t>
-      </w:r>
-    </w:p>
-    <w:p>
-      <w:pPr>
-        <w:spacing w:line="336" w:lineRule="auto" w:after="180"/>
-      </w:pPr>
-      <w:r>
-        <w:rPr>
-          <w:b w:val="0"/>
-        </w:rPr>
-        <w:t xml:space="preserve">Classify hidden activation 0.7, weight -2, hidden width 3 and learning rate 0.1 as computed value, </w:t>
-      </w:r>
-      <w:r>
-        <w:rPr>
-          <w:b/>
-        </w:rPr>
-        <w:t>parameter</w:t>
-      </w:r>
-      <w:r>
-        <w:rPr>
-          <w:b w:val="0"/>
-        </w:rPr>
-        <w:t xml:space="preserve">, </w:t>
-      </w:r>
-      <w:r>
-        <w:rPr>
-          <w:b/>
-        </w:rPr>
-        <w:t>architecture</w:t>
-      </w:r>
-      <w:r>
-        <w:rPr>
-          <w:b w:val="0"/>
-        </w:rPr>
-        <w:t xml:space="preserve"> choice or </w:t>
-      </w:r>
-      <w:r>
-        <w:rPr>
-          <w:b/>
-        </w:rPr>
-        <w:t>training</w:t>
-      </w:r>
-      <w:r>
-        <w:rPr>
-          <w:b w:val="0"/>
-        </w:rPr>
-        <w:t xml:space="preserve"> setting.</w:t>
-      </w:r>
-    </w:p>
-    <w:p>
-      <w:pPr>
-        <w:pStyle w:val="Heading3"/>
-      </w:pPr>
-      <w:r>
-        <w:t>Keep the procedure fixed. Explain what changed in the inputs and result.</w:t>
-      </w:r>
-    </w:p>
-    <w:p>
-      <w:r>
-        <w:t>________________________________________________________________</w:t>
-      </w:r>
-    </w:p>
-    <w:p>
-      <w:r>
-        <w:t>________________________________________________________________</w:t>
-      </w:r>
-    </w:p>
-    <w:p>
-      <w:r>
-        <w:t>________________________________________________________________</w:t>
-      </w:r>
-    </w:p>
-    <w:p>
-      <w:r>
-        <w:t>________________________________________________________________</w:t>
-      </w:r>
-    </w:p>
-    <w:p>
-      <w:r>
-        <w:t>________________________________________________________________</w:t>
-      </w:r>
-    </w:p>
-    <w:p>
-      <w:pPr>
-        <w:pStyle w:val="Heading3"/>
-      </w:pPr>
-      <w:r>
-        <w:t>Change one thing in the pictured case</w:t>
-      </w:r>
-    </w:p>
-    <w:p>
-      <w:pPr>
-        <w:pStyle w:val="Heading3"/>
-      </w:pPr>
-      <w:r>
-        <w:t>Change one thing</w:t>
-      </w:r>
-    </w:p>
-    <w:p>
-      <w:pPr>
-        <w:spacing w:line="336" w:lineRule="auto" w:after="180"/>
-        <w:shd w:fill="F5F1FB"/>
-      </w:pPr>
-      <w:r>
-        <w:rPr>
-          <w:b w:val="0"/>
-        </w:rPr>
-        <w:t>Change: Increase hidden width from 3 to4.</w:t>
-      </w:r>
-    </w:p>
-    <w:p>
-      <w:pPr>
-        <w:pStyle w:val="Heading3"/>
-      </w:pPr>
-      <w:r>
-        <w:t>Predicted result</w:t>
-      </w:r>
-    </w:p>
-    <w:p>
-      <w:pPr>
-        <w:spacing w:line="336" w:lineRule="auto" w:after="180"/>
-        <w:shd w:fill="F1F6FC"/>
-      </w:pPr>
-      <w:r>
-        <w:rPr>
-          <w:b/>
-        </w:rPr>
-        <w:t>Prediction</w:t>
-      </w:r>
-      <w:r>
-        <w:rPr>
-          <w:b w:val="0"/>
-        </w:rPr>
-        <w:t xml:space="preserve">: First layer 12 </w:t>
-      </w:r>
-      <w:r>
-        <w:rPr>
-          <w:b/>
-        </w:rPr>
-        <w:t>parameter</w:t>
-      </w:r>
-      <w:r>
-        <w:rPr>
-          <w:b w:val="0"/>
-        </w:rPr>
-        <w:t xml:space="preserve">s; </w:t>
-      </w:r>
-      <w:r>
-        <w:rPr>
-          <w:b/>
-        </w:rPr>
-        <w:t>output</w:t>
-      </w:r>
-      <w:r>
-        <w:rPr>
-          <w:b w:val="0"/>
-        </w:rPr>
-        <w:t xml:space="preserve"> layer 5; total 17.</w:t>
-      </w:r>
-    </w:p>
-    <w:p>
-      <w:pPr>
-        <w:pStyle w:val="Heading3"/>
-      </w:pPr>
-      <w:r>
-        <w:t>Why the result follows</w:t>
-      </w:r>
-    </w:p>
-    <w:p>
-      <w:pPr>
-        <w:spacing w:line="336" w:lineRule="auto" w:after="180"/>
-        <w:shd w:fill="F1F6FC"/>
-      </w:pPr>
-      <w:r>
-        <w:rPr>
-          <w:b w:val="0"/>
-        </w:rPr>
-        <w:t xml:space="preserve">Reason: Each new hidden unit adds 2 </w:t>
-      </w:r>
-      <w:r>
-        <w:rPr>
-          <w:b/>
-        </w:rPr>
-        <w:t>input</w:t>
-      </w:r>
-      <w:r>
-        <w:rPr>
-          <w:b w:val="0"/>
-        </w:rPr>
-        <w:t xml:space="preserve"> weights, 1 hidden bias and 1 outgoing weight.</w:t>
-      </w:r>
-    </w:p>
-    <w:p>
-      <w:pPr>
-        <w:pStyle w:val="Heading1"/>
-      </w:pPr>
-      <w:r>
-        <w:t>05. Words that unlock the idea</w:t>
-      </w:r>
-    </w:p>
-    <w:p>
-      <w:r>
-        <w:t>Use the vocabulary of Parameters and architecture to explain a concrete decision, rather than only memorising definitions.</w:t>
+      <w:pPr>
+        <w:pStyle w:val="Heading2"/>
+      </w:pPr>
+      <w:r>
+        <w:t>All thirteen named parameter slots</w:t>
       </w:r>
     </w:p>
     <w:tbl>
@@ -1141,7 +934,7 @@
           </w:tcPr>
           <w:p>
             <w:r>
-              <w:t>Word</w:t>
+              <w:t>Parameter slots; one value per named slot</w:t>
             </w:r>
           </w:p>
         </w:tc>
@@ -1151,7 +944,7 @@
           </w:tcPr>
           <w:p>
             <w:r>
-              <w:t>Meaning</w:t>
+              <w:t>Count</w:t>
             </w:r>
           </w:p>
         </w:tc>
@@ -1163,7 +956,7 @@
           </w:tcPr>
           <w:p>
             <w:r>
-              <w:t>Parameter</w:t>
+              <w:t>Hidden unit 1:w11, w12, b1</w:t>
             </w:r>
           </w:p>
         </w:tc>
@@ -1173,7 +966,7 @@
           </w:tcPr>
           <w:p>
             <w:r>
-              <w:t>A numerical model value that a fitting procedure may adjust</w:t>
+              <w:t>3</w:t>
             </w:r>
           </w:p>
         </w:tc>
@@ -1185,7 +978,7 @@
           </w:tcPr>
           <w:p>
             <w:r>
-              <w:t>Architecture</w:t>
+              <w:t>Hidden unit 2:w21, w22, b2</w:t>
             </w:r>
           </w:p>
         </w:tc>
@@ -1195,7 +988,7 @@
           </w:tcPr>
           <w:p>
             <w:r>
-              <w:t>The arrangement of layers, connections and activation choices</w:t>
+              <w:t>3</w:t>
             </w:r>
           </w:p>
         </w:tc>
@@ -1207,7 +1000,7 @@
           </w:tcPr>
           <w:p>
             <w:r>
-              <w:t>Dense layer</w:t>
+              <w:t>Hidden unit 3:w31, w32, b3</w:t>
             </w:r>
           </w:p>
         </w:tc>
@@ -1217,7 +1010,7 @@
           </w:tcPr>
           <w:p>
             <w:r>
-              <w:t>A layer in which each output unit has a weight for every input component</w:t>
+              <w:t>3</w:t>
             </w:r>
           </w:p>
         </w:tc>
@@ -1229,7 +1022,7 @@
           </w:tcPr>
           <w:p>
             <w:r>
-              <w:t>Hyperparameter</w:t>
+              <w:t>Output:v1, v2, v3, c</w:t>
             </w:r>
           </w:p>
         </w:tc>
@@ -1239,7 +1032,29 @@
           </w:tcPr>
           <w:p>
             <w:r>
-              <w:t>A setting chosen for a model or training procedure rather than fitted as an ordinary weight</w:t>
+              <w:t>4</w:t>
+            </w:r>
+          </w:p>
+        </w:tc>
+      </w:tr>
+      <w:tr>
+        <w:tc>
+          <w:tcPr>
+            <w:tcW w:type="dxa" w:w="5112"/>
+          </w:tcPr>
+          <w:p>
+            <w:r>
+              <w:t>Total; inputs and hidden activations excluded</w:t>
+            </w:r>
+          </w:p>
+        </w:tc>
+        <w:tc>
+          <w:tcPr>
+            <w:tcW w:type="dxa" w:w="5112"/>
+          </w:tcPr>
+          <w:p>
+            <w:r>
+              <w:t>13</w:t>
             </w:r>
           </w:p>
         </w:tc>
@@ -1247,10 +1062,409 @@
     </w:tbl>
     <w:p>
       <w:pPr>
+        <w:pStyle w:val="Heading2"/>
+      </w:pPr>
+      <w:r>
+        <w:t>Complete width3versus4comparison</w:t>
+      </w:r>
+    </w:p>
+    <w:tbl>
+      <w:tblPr>
+        <w:tblStyle w:val="LightShading-Accent1"/>
+        <w:tblW w:type="auto" w:w="0"/>
+        <w:tblLook w:firstColumn="1" w:firstRow="1" w:lastColumn="0" w:lastRow="0" w:noHBand="0" w:noVBand="1" w:val="04A0"/>
+      </w:tblPr>
+      <w:tblGrid>
+        <w:gridCol w:w="1704"/>
+        <w:gridCol w:w="1704"/>
+        <w:gridCol w:w="1704"/>
+        <w:gridCol w:w="1704"/>
+        <w:gridCol w:w="1704"/>
+        <w:gridCol w:w="1704"/>
+      </w:tblGrid>
+      <w:tr>
+        <w:trPr>
+          <w:tblHeader/>
+        </w:trPr>
+        <w:tc>
+          <w:tcPr>
+            <w:tcW w:type="dxa" w:w="1704"/>
+          </w:tcPr>
+          <w:p>
+            <w:r>
+              <w:t>Same2-input/1-output dense convention</w:t>
+            </w:r>
+          </w:p>
+        </w:tc>
+        <w:tc>
+          <w:tcPr>
+            <w:tcW w:type="dxa" w:w="1704"/>
+          </w:tcPr>
+          <w:p>
+            <w:r>
+              <w:t>Hidden weights</w:t>
+            </w:r>
+          </w:p>
+        </w:tc>
+        <w:tc>
+          <w:tcPr>
+            <w:tcW w:type="dxa" w:w="1704"/>
+          </w:tcPr>
+          <w:p>
+            <w:r>
+              <w:t>Hidden biases</w:t>
+            </w:r>
+          </w:p>
+        </w:tc>
+        <w:tc>
+          <w:tcPr>
+            <w:tcW w:type="dxa" w:w="1704"/>
+          </w:tcPr>
+          <w:p>
+            <w:r>
+              <w:t>Output weights</w:t>
+            </w:r>
+          </w:p>
+        </w:tc>
+        <w:tc>
+          <w:tcPr>
+            <w:tcW w:type="dxa" w:w="1704"/>
+          </w:tcPr>
+          <w:p>
+            <w:r>
+              <w:t>Output bias</w:t>
+            </w:r>
+          </w:p>
+        </w:tc>
+        <w:tc>
+          <w:tcPr>
+            <w:tcW w:type="dxa" w:w="1704"/>
+          </w:tcPr>
+          <w:p>
+            <w:r>
+              <w:t>Total</w:t>
+            </w:r>
+          </w:p>
+        </w:tc>
+      </w:tr>
+      <w:tr>
+        <w:tc>
+          <w:tcPr>
+            <w:tcW w:type="dxa" w:w="1704"/>
+          </w:tcPr>
+          <w:p>
+            <w:r>
+              <w:t>Hidden width 3</w:t>
+            </w:r>
+          </w:p>
+        </w:tc>
+        <w:tc>
+          <w:tcPr>
+            <w:tcW w:type="dxa" w:w="1704"/>
+          </w:tcPr>
+          <w:p>
+            <w:r>
+              <w:t>6</w:t>
+            </w:r>
+          </w:p>
+        </w:tc>
+        <w:tc>
+          <w:tcPr>
+            <w:tcW w:type="dxa" w:w="1704"/>
+          </w:tcPr>
+          <w:p>
+            <w:r>
+              <w:t>3</w:t>
+            </w:r>
+          </w:p>
+        </w:tc>
+        <w:tc>
+          <w:tcPr>
+            <w:tcW w:type="dxa" w:w="1704"/>
+          </w:tcPr>
+          <w:p>
+            <w:r>
+              <w:t>3</w:t>
+            </w:r>
+          </w:p>
+        </w:tc>
+        <w:tc>
+          <w:tcPr>
+            <w:tcW w:type="dxa" w:w="1704"/>
+          </w:tcPr>
+          <w:p>
+            <w:r>
+              <w:t>1</w:t>
+            </w:r>
+          </w:p>
+        </w:tc>
+        <w:tc>
+          <w:tcPr>
+            <w:tcW w:type="dxa" w:w="1704"/>
+          </w:tcPr>
+          <w:p>
+            <w:r>
+              <w:t>13</w:t>
+            </w:r>
+          </w:p>
+        </w:tc>
+      </w:tr>
+      <w:tr>
+        <w:tc>
+          <w:tcPr>
+            <w:tcW w:type="dxa" w:w="1704"/>
+          </w:tcPr>
+          <w:p>
+            <w:r>
+              <w:t>Hidden width 4</w:t>
+            </w:r>
+          </w:p>
+        </w:tc>
+        <w:tc>
+          <w:tcPr>
+            <w:tcW w:type="dxa" w:w="1704"/>
+          </w:tcPr>
+          <w:p>
+            <w:r>
+              <w:t>8</w:t>
+            </w:r>
+          </w:p>
+        </w:tc>
+        <w:tc>
+          <w:tcPr>
+            <w:tcW w:type="dxa" w:w="1704"/>
+          </w:tcPr>
+          <w:p>
+            <w:r>
+              <w:t>4</w:t>
+            </w:r>
+          </w:p>
+        </w:tc>
+        <w:tc>
+          <w:tcPr>
+            <w:tcW w:type="dxa" w:w="1704"/>
+          </w:tcPr>
+          <w:p>
+            <w:r>
+              <w:t>4</w:t>
+            </w:r>
+          </w:p>
+        </w:tc>
+        <w:tc>
+          <w:tcPr>
+            <w:tcW w:type="dxa" w:w="1704"/>
+          </w:tcPr>
+          <w:p>
+            <w:r>
+              <w:t>1</w:t>
+            </w:r>
+          </w:p>
+        </w:tc>
+        <w:tc>
+          <w:tcPr>
+            <w:tcW w:type="dxa" w:w="1704"/>
+          </w:tcPr>
+          <w:p>
+            <w:r>
+              <w:t>17</w:t>
+            </w:r>
+          </w:p>
+        </w:tc>
+      </w:tr>
+      <w:tr>
+        <w:tc>
+          <w:tcPr>
+            <w:tcW w:type="dxa" w:w="1704"/>
+          </w:tcPr>
+          <w:p>
+            <w:r>
+              <w:t>What one added hidden unit changes</w:t>
+            </w:r>
+          </w:p>
+        </w:tc>
+        <w:tc>
+          <w:tcPr>
+            <w:tcW w:type="dxa" w:w="1704"/>
+          </w:tcPr>
+          <w:p>
+            <w:r>
+              <w:t>+2</w:t>
+            </w:r>
+          </w:p>
+        </w:tc>
+        <w:tc>
+          <w:tcPr>
+            <w:tcW w:type="dxa" w:w="1704"/>
+          </w:tcPr>
+          <w:p>
+            <w:r>
+              <w:t>+1</w:t>
+            </w:r>
+          </w:p>
+        </w:tc>
+        <w:tc>
+          <w:tcPr>
+            <w:tcW w:type="dxa" w:w="1704"/>
+          </w:tcPr>
+          <w:p>
+            <w:r>
+              <w:t>+1</w:t>
+            </w:r>
+          </w:p>
+        </w:tc>
+        <w:tc>
+          <w:tcPr>
+            <w:tcW w:type="dxa" w:w="1704"/>
+          </w:tcPr>
+          <w:p>
+            <w:r>
+              <w:t>+0</w:t>
+            </w:r>
+          </w:p>
+        </w:tc>
+        <w:tc>
+          <w:tcPr>
+            <w:tcW w:type="dxa" w:w="1704"/>
+          </w:tcPr>
+          <w:p>
+            <w:r>
+              <w:t>+4</w:t>
+            </w:r>
+          </w:p>
+        </w:tc>
+      </w:tr>
+    </w:tbl>
+    <w:p>
+      <w:pPr>
+        <w:pStyle w:val="Heading2"/>
+      </w:pPr>
+      <w:r>
+        <w:t>Runnable counting aid and assumptions</w:t>
+      </w:r>
+    </w:p>
+    <w:p>
+      <w:r>
+        <w:rPr>
+          <w:rFonts w:ascii="Courier New" w:hAnsi="Courier New"/>
+          <w:sz w:val="18"/>
+        </w:rPr>
+        <w:t>def dense_count(inputs, outputs):</w:t>
+        <w:br/>
+        <w:t xml:space="preserve">    return inputs * outputs + outputs</w:t>
+        <w:br/>
+        <w:br/>
+        <w:t>print(dense_count(2, 3))   # 9</w:t>
+        <w:br/>
+        <w:t>print(dense_count(3, 1))   # 4</w:t>
+        <w:br/>
+        <w:t>print(dense_count(2, 3) + dense_count(3, 1))  # 13</w:t>
+      </w:r>
+    </w:p>
+    <w:p>
+      <w:pPr>
+        <w:spacing w:line="336" w:lineRule="auto" w:after="180"/>
+      </w:pPr>
+      <w:r>
+        <w:rPr>
+          <w:b w:val="0"/>
+        </w:rPr>
+        <w:t xml:space="preserve">The helper assumes positive integer widths and the bias convention stated above. It is a counting aid, not a model trainer. A ReLU has no fitted numerical </w:t>
+      </w:r>
+      <w:r>
+        <w:rPr>
+          <w:b/>
+        </w:rPr>
+        <w:t>parameter</w:t>
+      </w:r>
+      <w:r>
+        <w:rPr>
+          <w:b w:val="0"/>
+        </w:rPr>
+        <w:t>s in this example.</w:t>
+      </w:r>
+    </w:p>
+    <w:p>
+      <w:pPr>
+        <w:pStyle w:val="Heading2"/>
+      </w:pPr>
+      <w:r>
+        <w:t>Connect each visual connection to a counted value</w:t>
+      </w:r>
+    </w:p>
+    <w:p>
+      <w:pPr>
+        <w:spacing w:line="336" w:lineRule="auto" w:after="180"/>
+      </w:pPr>
+      <w:r>
+        <w:rPr>
+          <w:b w:val="0"/>
+        </w:rPr>
+        <w:t xml:space="preserve">Point to the </w:t>
+      </w:r>
+      <w:r>
+        <w:rPr>
+          <w:b/>
+        </w:rPr>
+        <w:t>input</w:t>
+      </w:r>
+      <w:r>
+        <w:rPr>
+          <w:b w:val="0"/>
+        </w:rPr>
+        <w:t>, the deciding step and the result in this week’s visual. Explain the same step in ordinary words. A picture helps when you can say what each part represents.</w:t>
+      </w:r>
+    </w:p>
+    <w:p>
+      <w:pPr>
+        <w:pStyle w:val="Heading2"/>
+      </w:pPr>
+      <w:r>
+        <w:t>Earlier wording, alternatives and picture transcripts · reference / check after trying</w:t>
+      </w:r>
+    </w:p>
+    <w:p>
+      <w:pPr>
         <w:pStyle w:val="Heading3"/>
       </w:pPr>
       <w:r>
-        <w:t>Use two terms to explain a step in this week’s example.</w:t>
+        <w:t>Connect the picture and the explanation</w:t>
+      </w:r>
+    </w:p>
+    <w:p>
+      <w:pPr>
+        <w:pStyle w:val="Heading1"/>
+      </w:pPr>
+      <w:r>
+        <w:t>04. Separate a parameter value from an architectural change</w:t>
+      </w:r>
+    </w:p>
+    <w:p>
+      <w:r>
+        <w:t>A training setting is a third kind of choice.</w:t>
+      </w:r>
+    </w:p>
+    <w:p>
+      <w:pPr>
+        <w:pStyle w:val="Heading2"/>
+      </w:pPr>
+      <w:r>
+        <w:t>Current quantity-sorting task</w:t>
+      </w:r>
+    </w:p>
+    <w:p>
+      <w:pPr>
+        <w:pStyle w:val="ListBullet"/>
+      </w:pPr>
+      <w:r>
+        <w:t>Classify hidden activation 0.7, weight -2, hidden width 3 and learning rate 0.1 as computed value, parameter, architecture choice or training setting.</w:t>
+      </w:r>
+    </w:p>
+    <w:p>
+      <w:pPr>
+        <w:pStyle w:val="Heading3"/>
+      </w:pPr>
+      <w:r>
+        <w:t>Keep the procedure fixed. Explain what changed in the inputs and result.</w:t>
       </w:r>
     </w:p>
     <w:p>
@@ -1269,16 +1483,611 @@
       </w:r>
     </w:p>
     <w:p>
+      <w:r>
+        <w:t>________________________________________________________________</w:t>
+      </w:r>
+    </w:p>
+    <w:p>
+      <w:r>
+        <w:t>________________________________________________________________</w:t>
+      </w:r>
+    </w:p>
+    <w:p>
+      <w:pPr>
+        <w:pStyle w:val="Heading2"/>
+      </w:pPr>
+      <w:r>
+        <w:t>Predict the pictured added hidden unit</w:t>
+      </w:r>
+    </w:p>
+    <w:p>
+      <w:pPr>
+        <w:pStyle w:val="ListBullet"/>
+      </w:pPr>
+      <w:r>
+        <w:t>Change: Increase hidden width from 3 to4.</w:t>
+      </w:r>
+    </w:p>
+    <w:p>
+      <w:pPr>
+        <w:pStyle w:val="Heading2"/>
+      </w:pPr>
+      <w:r>
+        <w:t>Check after predicting · reference / check after trying</w:t>
+      </w:r>
+    </w:p>
+    <w:p>
+      <w:pPr>
+        <w:spacing w:line="336" w:lineRule="auto" w:after="180"/>
+      </w:pPr>
+      <w:r>
+        <w:rPr>
+          <w:b/>
+        </w:rPr>
+        <w:t>Prediction</w:t>
+      </w:r>
+      <w:r>
+        <w:rPr>
+          <w:b w:val="0"/>
+        </w:rPr>
+        <w:t xml:space="preserve">: First layer 12 </w:t>
+      </w:r>
+      <w:r>
+        <w:rPr>
+          <w:b/>
+        </w:rPr>
+        <w:t>parameter</w:t>
+      </w:r>
+      <w:r>
+        <w:rPr>
+          <w:b w:val="0"/>
+        </w:rPr>
+        <w:t xml:space="preserve">s; </w:t>
+      </w:r>
+      <w:r>
+        <w:rPr>
+          <w:b/>
+        </w:rPr>
+        <w:t>output</w:t>
+      </w:r>
+      <w:r>
+        <w:rPr>
+          <w:b w:val="0"/>
+        </w:rPr>
+        <w:t xml:space="preserve"> layer 5; total 17.</w:t>
+      </w:r>
+    </w:p>
+    <w:p>
+      <w:pPr>
+        <w:spacing w:line="336" w:lineRule="auto" w:after="180"/>
+      </w:pPr>
+      <w:r>
+        <w:rPr>
+          <w:b w:val="0"/>
+        </w:rPr>
+        <w:t xml:space="preserve">Reason: Each new hidden unit adds 2 </w:t>
+      </w:r>
+      <w:r>
+        <w:rPr>
+          <w:b/>
+        </w:rPr>
+        <w:t>input</w:t>
+      </w:r>
+      <w:r>
+        <w:rPr>
+          <w:b w:val="0"/>
+        </w:rPr>
+        <w:t xml:space="preserve"> weights, 1 hidden bias and 1 outgoing weight.</w:t>
+      </w:r>
+    </w:p>
+    <w:p>
+      <w:pPr>
+        <w:pStyle w:val="Heading2"/>
+      </w:pPr>
+      <w:r>
+        <w:t>Earlier wording, alternatives and picture transcripts · reference / check after trying</w:t>
+      </w:r>
+    </w:p>
+    <w:p>
+      <w:pPr>
+        <w:pStyle w:val="Heading3"/>
+      </w:pPr>
+      <w:r>
+        <w:t>Compare a familiar case with a changed case</w:t>
+      </w:r>
+    </w:p>
+    <w:p>
+      <w:pPr>
+        <w:pStyle w:val="Heading3"/>
+      </w:pPr>
+      <w:r>
+        <w:t>Change one thing in the pictured case</w:t>
+      </w:r>
+    </w:p>
+    <w:p>
       <w:pPr>
         <w:pStyle w:val="Heading1"/>
       </w:pPr>
       <w:r>
-        <w:t>06. Follow a worked example</w:t>
-      </w:r>
-    </w:p>
-    <w:p>
-      <w:r>
-        <w:t>Follow the worked trace for Parameters and architecture, predict a step, then compare with its explanation.</w:t>
+        <w:t>06. See why one added unit changes two layers</w:t>
+      </w:r>
+    </w:p>
+    <w:p>
+      <w:r>
+        <w:t>Count its incoming connections,bias and outgoing connection.</w:t>
+      </w:r>
+    </w:p>
+    <w:p>
+      <w:pPr>
+        <w:pStyle w:val="Heading2"/>
+      </w:pPr>
+      <w:r>
+        <w:t>Complete pictured architecture and counting contract</w:t>
+      </w:r>
+    </w:p>
+    <w:p>
+      <w:pPr>
+        <w:spacing w:line="336" w:lineRule="auto" w:after="180"/>
+      </w:pPr>
+      <w:r>
+        <w:rPr>
+          <w:b w:val="0"/>
+        </w:rPr>
+        <w:t>Count trainable weights and biases separately from activation functions.</w:t>
+      </w:r>
+    </w:p>
+    <w:p>
+      <w:pPr>
+        <w:spacing w:line="336" w:lineRule="auto" w:after="180"/>
+      </w:pPr>
+      <w:r>
+        <w:rPr>
+          <w:b w:val="0"/>
+        </w:rPr>
+        <w:t xml:space="preserve">Dense toy </w:t>
+      </w:r>
+      <w:r>
+        <w:rPr>
+          <w:b/>
+        </w:rPr>
+        <w:t>architecture</w:t>
+      </w:r>
+      <w:r>
+        <w:rPr>
+          <w:b w:val="0"/>
+        </w:rPr>
+        <w:t xml:space="preserve"> 2 </w:t>
+      </w:r>
+      <w:r>
+        <w:rPr>
+          <w:b/>
+        </w:rPr>
+        <w:t>input</w:t>
+      </w:r>
+      <w:r>
+        <w:rPr>
+          <w:b w:val="0"/>
+        </w:rPr>
+        <w:t xml:space="preserve">s→3 hidden units→1 </w:t>
+      </w:r>
+      <w:r>
+        <w:rPr>
+          <w:b/>
+        </w:rPr>
+        <w:t>output</w:t>
+      </w:r>
+      <w:r>
+        <w:rPr>
+          <w:b w:val="0"/>
+        </w:rPr>
+        <w:t xml:space="preserve">. Every hidden and </w:t>
+      </w:r>
+      <w:r>
+        <w:rPr>
+          <w:b/>
+        </w:rPr>
+        <w:t>output</w:t>
+      </w:r>
+      <w:r>
+        <w:rPr>
+          <w:b w:val="0"/>
+        </w:rPr>
+        <w:t xml:space="preserve"> unit has one bias; hidden activation is ReLU.</w:t>
+      </w:r>
+    </w:p>
+    <w:p>
+      <w:pPr>
+        <w:spacing w:line="336" w:lineRule="auto" w:after="180"/>
+      </w:pPr>
+      <w:r>
+        <w:rPr>
+          <w:b w:val="0"/>
+        </w:rPr>
+        <w:t xml:space="preserve">All </w:t>
+      </w:r>
+      <w:r>
+        <w:rPr>
+          <w:b/>
+        </w:rPr>
+        <w:t>input</w:t>
+      </w:r>
+      <w:r>
+        <w:rPr>
+          <w:b w:val="0"/>
+        </w:rPr>
+        <w:t>s and outcomes in this worked example are invented classroom data; no real model run is claimed.</w:t>
+      </w:r>
+    </w:p>
+    <w:p>
+      <w:pPr>
+        <w:spacing w:line="336" w:lineRule="auto" w:after="180"/>
+      </w:pPr>
+      <w:r>
+        <w:rPr>
+          <w:b w:val="0"/>
+        </w:rPr>
+        <w:t>The picture and main count use the same fully connected 2→3→1 architecture:6 hidden weights+3 hidden biases+3 output weights+1 output bias=13. ReLU contributes no fitted parameter here. Increasing only hidden width 3→4 adds2 incoming weights, 1 hidden bias and 1 outgoing weight:4 more, total 17. It changes both adjacent layers; the output bias remains one.</w:t>
+      </w:r>
+    </w:p>
+    <w:p>
+      <w:pPr>
+        <w:spacing w:line="336" w:lineRule="auto" w:after="180"/>
+      </w:pPr>
+      <w:r>
+        <w:rPr>
+          <w:b w:val="0"/>
+        </w:rPr>
+        <w:t>Parameter values, computed activations and learning rate are not additional architectural connection slots.</w:t>
+      </w:r>
+    </w:p>
+    <w:p>
+      <w:pPr>
+        <w:pStyle w:val="Heading2"/>
+      </w:pPr>
+      <w:r>
+        <w:t>Trace both layer counts</w:t>
+      </w:r>
+    </w:p>
+    <w:p>
+      <w:r>
+        <w:drawing>
+          <wp:inline xmlns:a="http://schemas.openxmlformats.org/drawingml/2006/main" xmlns:pic="http://schemas.openxmlformats.org/drawingml/2006/picture">
+            <wp:extent cx="5486400" cy="3182112"/>
+            <wp:docPr id="1" name="Picture 1" descr="Count first layer: 2×3=6 weights plus 3 biases gives 9 parameters. → Count output layer: 3×1=3 weights plus 1 bias gives 4 parameters. → Total: Total trainable parameters=9+4=13; ReLU adds no parameters here."/>
+            <wp:cNvGraphicFramePr>
+              <a:graphicFrameLocks noChangeAspect="1"/>
+            </wp:cNvGraphicFramePr>
+            <a:graphic>
+              <a:graphicData uri="http://schemas.openxmlformats.org/drawingml/2006/picture">
+                <pic:pic>
+                  <pic:nvPicPr>
+                    <pic:cNvPr id="0" name="academy-story-ai-5-7-02.png"/>
+                    <pic:cNvPicPr/>
+                  </pic:nvPicPr>
+                  <pic:blipFill>
+                    <a:blip r:embed="rId9"/>
+                    <a:stretch>
+                      <a:fillRect/>
+                    </a:stretch>
+                  </pic:blipFill>
+                  <pic:spPr>
+                    <a:xfrm>
+                      <a:off x="0" y="0"/>
+                      <a:ext cx="5486400" cy="3182112"/>
+                    </a:xfrm>
+                    <a:prstGeom prst="rect"/>
+                  </pic:spPr>
+                </pic:pic>
+              </a:graphicData>
+            </a:graphic>
+          </wp:inline>
+        </w:drawing>
+      </w:r>
+    </w:p>
+    <w:p>
+      <w:pPr>
+        <w:pStyle w:val="Heading3"/>
+      </w:pPr>
+      <w:r>
+        <w:t>Read the picture one step at a time</w:t>
+      </w:r>
+    </w:p>
+    <w:tbl>
+      <w:tblPr>
+        <w:tblStyle w:val="LightShading-Accent1"/>
+        <w:tblW w:type="auto" w:w="0"/>
+        <w:tblLook w:firstColumn="1" w:firstRow="1" w:lastColumn="0" w:lastRow="0" w:noHBand="0" w:noVBand="1" w:val="04A0"/>
+      </w:tblPr>
+      <w:tblGrid>
+        <w:gridCol w:w="5112"/>
+        <w:gridCol w:w="5112"/>
+      </w:tblGrid>
+      <w:tr>
+        <w:trPr>
+          <w:tblHeader/>
+        </w:trPr>
+        <w:tc>
+          <w:tcPr>
+            <w:tcW w:type="dxa" w:w="5112"/>
+          </w:tcPr>
+          <w:p>
+            <w:r>
+              <w:t>Step</w:t>
+            </w:r>
+          </w:p>
+        </w:tc>
+        <w:tc>
+          <w:tcPr>
+            <w:tcW w:type="dxa" w:w="5112"/>
+          </w:tcPr>
+          <w:p>
+            <w:r>
+              <w:t>What happens and why</w:t>
+            </w:r>
+          </w:p>
+        </w:tc>
+      </w:tr>
+      <w:tr>
+        <w:tc>
+          <w:tcPr>
+            <w:tcW w:type="dxa" w:w="5112"/>
+          </w:tcPr>
+          <w:p>
+            <w:r>
+              <w:t>1. Count first layer</w:t>
+            </w:r>
+          </w:p>
+        </w:tc>
+        <w:tc>
+          <w:tcPr>
+            <w:tcW w:type="dxa" w:w="5112"/>
+          </w:tcPr>
+          <w:p>
+            <w:r>
+              <w:t>2×3=6 weights plus 3 biases gives 9 parameters.</w:t>
+            </w:r>
+          </w:p>
+        </w:tc>
+      </w:tr>
+      <w:tr>
+        <w:tc>
+          <w:tcPr>
+            <w:tcW w:type="dxa" w:w="5112"/>
+          </w:tcPr>
+          <w:p>
+            <w:r>
+              <w:t>2. Count output layer</w:t>
+            </w:r>
+          </w:p>
+        </w:tc>
+        <w:tc>
+          <w:tcPr>
+            <w:tcW w:type="dxa" w:w="5112"/>
+          </w:tcPr>
+          <w:p>
+            <w:r>
+              <w:t>3×1=3 weights plus 1 bias gives 4 parameters.</w:t>
+            </w:r>
+          </w:p>
+        </w:tc>
+      </w:tr>
+      <w:tr>
+        <w:tc>
+          <w:tcPr>
+            <w:tcW w:type="dxa" w:w="5112"/>
+          </w:tcPr>
+          <w:p>
+            <w:r>
+              <w:t>3. Total</w:t>
+            </w:r>
+          </w:p>
+        </w:tc>
+        <w:tc>
+          <w:tcPr>
+            <w:tcW w:type="dxa" w:w="5112"/>
+          </w:tcPr>
+          <w:p>
+            <w:r>
+              <w:t>Total trainable parameters=9+4=13; ReLU adds no parameters here.</w:t>
+            </w:r>
+          </w:p>
+        </w:tc>
+      </w:tr>
+    </w:tbl>
+    <w:p>
+      <w:r>
+        <w:t>Match each pictured step to the supplied facts. This is a worked teaching case, not an independent assessment.</w:t>
+      </w:r>
+    </w:p>
+    <w:p>
+      <w:pPr>
+        <w:spacing w:line="336" w:lineRule="auto" w:after="180"/>
+      </w:pPr>
+      <w:r>
+        <w:rPr>
+          <w:b w:val="0"/>
+        </w:rPr>
+        <w:t xml:space="preserve">Count one weight for each </w:t>
+      </w:r>
+      <w:r>
+        <w:rPr>
+          <w:b/>
+        </w:rPr>
+        <w:t>input</w:t>
+      </w:r>
+      <w:r>
+        <w:rPr>
+          <w:b w:val="0"/>
+        </w:rPr>
+        <w:t xml:space="preserve">-to-unit connection and one bias for each receiving unit. Two </w:t>
+      </w:r>
+      <w:r>
+        <w:rPr>
+          <w:b/>
+        </w:rPr>
+        <w:t>input</w:t>
+      </w:r>
+      <w:r>
+        <w:rPr>
+          <w:b w:val="0"/>
+        </w:rPr>
+        <w:t>s connecting to three hidden units make six weights.</w:t>
+      </w:r>
+    </w:p>
+    <w:p>
+      <w:pPr>
+        <w:spacing w:line="336" w:lineRule="auto" w:after="180"/>
+      </w:pPr>
+      <w:r>
+        <w:rPr>
+          <w:b w:val="0"/>
+        </w:rPr>
+        <w:t xml:space="preserve">The three hidden </w:t>
+      </w:r>
+      <w:r>
+        <w:rPr>
+          <w:b/>
+        </w:rPr>
+        <w:t>output</w:t>
+      </w:r>
+      <w:r>
+        <w:rPr>
+          <w:b w:val="0"/>
+        </w:rPr>
+        <w:t xml:space="preserve">s connect to one </w:t>
+      </w:r>
+      <w:r>
+        <w:rPr>
+          <w:b/>
+        </w:rPr>
+        <w:t>output</w:t>
+      </w:r>
+      <w:r>
+        <w:rPr>
+          <w:b w:val="0"/>
+        </w:rPr>
+        <w:t xml:space="preserve"> unit through three more weights. ReLU applies a fixed function and adds no adjustable </w:t>
+      </w:r>
+      <w:r>
+        <w:rPr>
+          <w:b/>
+        </w:rPr>
+        <w:t>parameter</w:t>
+      </w:r>
+      <w:r>
+        <w:rPr>
+          <w:b w:val="0"/>
+        </w:rPr>
+        <w:t xml:space="preserve"> here.</w:t>
+      </w:r>
+    </w:p>
+    <w:p>
+      <w:pPr>
+        <w:spacing w:line="336" w:lineRule="auto" w:after="180"/>
+      </w:pPr>
+      <w:r>
+        <w:rPr>
+          <w:b/>
+        </w:rPr>
+        <w:t>Architecture</w:t>
+      </w:r>
+      <w:r>
+        <w:rPr>
+          <w:b w:val="0"/>
+        </w:rPr>
+        <w:t xml:space="preserve"> determines the connection pattern; learned values occupy those connections.</w:t>
+      </w:r>
+    </w:p>
+    <w:p>
+      <w:pPr>
+        <w:pStyle w:val="Heading2"/>
+      </w:pPr>
+      <w:r>
+        <w:t>Predict hidden width4</w:t>
+      </w:r>
+    </w:p>
+    <w:p>
+      <w:pPr>
+        <w:pStyle w:val="ListBullet"/>
+      </w:pPr>
+      <w:r>
+        <w:t>Change one thing: Increase hidden width from 3 to4. Predict the result before checking the explanation. What remains the same?</w:t>
+      </w:r>
+    </w:p>
+    <w:p>
+      <w:pPr>
+        <w:pStyle w:val="Heading2"/>
+      </w:pPr>
+      <w:r>
+        <w:t>Check after predicting · reference / check after trying</w:t>
+      </w:r>
+    </w:p>
+    <w:p>
+      <w:r>
+        <w:drawing>
+          <wp:inline xmlns:a="http://schemas.openxmlformats.org/drawingml/2006/main" xmlns:pic="http://schemas.openxmlformats.org/drawingml/2006/picture">
+            <wp:extent cx="5486400" cy="3026664"/>
+            <wp:docPr id="2" name="Picture 2" descr="Original case: Total trainable parameters=9+4=13; ReLU adds no parameters here. Changed condition: Increase hidden width from 3 to4. Expected result: First layer 12 parameters; output layer 5; total 17. Reason: Each new hidden unit adds 2 input weights, 1 hidden bias and 1 outgoing weight."/>
+            <wp:cNvGraphicFramePr>
+              <a:graphicFrameLocks noChangeAspect="1"/>
+            </wp:cNvGraphicFramePr>
+            <a:graphic>
+              <a:graphicData uri="http://schemas.openxmlformats.org/drawingml/2006/picture">
+                <pic:pic>
+                  <pic:nvPicPr>
+                    <pic:cNvPr id="0" name="academy-story-ai-5-7-04.png"/>
+                    <pic:cNvPicPr/>
+                  </pic:nvPicPr>
+                  <pic:blipFill>
+                    <a:blip r:embed="rId10"/>
+                    <a:stretch>
+                      <a:fillRect/>
+                    </a:stretch>
+                  </pic:blipFill>
+                  <pic:spPr>
+                    <a:xfrm>
+                      <a:off x="0" y="0"/>
+                      <a:ext cx="5486400" cy="3026664"/>
+                    </a:xfrm>
+                    <a:prstGeom prst="rect"/>
+                  </pic:spPr>
+                </pic:pic>
+              </a:graphicData>
+            </a:graphic>
+          </wp:inline>
+        </w:drawing>
+      </w:r>
+    </w:p>
+    <w:p>
+      <w:pPr>
+        <w:pStyle w:val="Heading2"/>
+      </w:pPr>
+      <w:r>
+        <w:t>Explain the increment and quality limit</w:t>
+      </w:r>
+    </w:p>
+    <w:p>
+      <w:pPr>
+        <w:pStyle w:val="ListBullet"/>
+      </w:pPr>
+      <w:r>
+        <w:t>Parameter count describes capacity and storage structure, not accuracy, intelligence or guaranteed generalisation.</w:t>
+      </w:r>
+    </w:p>
+    <w:p>
+      <w:pPr>
+        <w:pStyle w:val="ListBullet"/>
+      </w:pPr>
+      <w:r>
+        <w:t>Read the labelled picture: How many new parameters did that one hidden unit add? Point to the relevant step in the picture, then write the changed result and the rule or evidence that supports it.</w:t>
+      </w:r>
+    </w:p>
+    <w:p>
+      <w:pPr>
+        <w:pStyle w:val="Heading2"/>
+      </w:pPr>
+      <w:r>
+        <w:t>Try the complete wider-network count</w:t>
       </w:r>
     </w:p>
     <w:p>
@@ -1467,6 +2276,14 @@
     </w:p>
     <w:p>
       <w:pPr>
+        <w:pStyle w:val="Heading2"/>
+      </w:pPr>
+      <w:r>
+        <w:t>Earlier wording, alternatives and picture transcripts · reference / check after trying</w:t>
+      </w:r>
+    </w:p>
+    <w:p>
+      <w:pPr>
         <w:pStyle w:val="Heading3"/>
       </w:pPr>
       <w:r>
@@ -1494,121 +2311,10 @@
     </w:p>
     <w:p>
       <w:pPr>
-        <w:spacing w:line="336" w:lineRule="auto" w:after="180"/>
-      </w:pPr>
-      <w:r>
-        <w:rPr>
-          <w:b w:val="0"/>
-        </w:rPr>
-        <w:t>Count trainable weights and biases separately from activation functions.</w:t>
-      </w:r>
-    </w:p>
-    <w:p>
-      <w:pPr>
         <w:pStyle w:val="Heading3"/>
       </w:pPr>
       <w:r>
         <w:t>The facts we will use</w:t>
-      </w:r>
-    </w:p>
-    <w:p>
-      <w:pPr>
-        <w:pStyle w:val="Heading3"/>
-      </w:pPr>
-      <w:r>
-        <w:t>Supplied facts</w:t>
-      </w:r>
-    </w:p>
-    <w:p>
-      <w:pPr>
-        <w:spacing w:line="336" w:lineRule="auto" w:after="180"/>
-        <w:shd w:fill="F1F6FC"/>
-      </w:pPr>
-      <w:r>
-        <w:rPr>
-          <w:b w:val="0"/>
-        </w:rPr>
-        <w:t xml:space="preserve">Dense toy </w:t>
-      </w:r>
-      <w:r>
-        <w:rPr>
-          <w:b/>
-        </w:rPr>
-        <w:t>architecture</w:t>
-      </w:r>
-      <w:r>
-        <w:rPr>
-          <w:b w:val="0"/>
-        </w:rPr>
-        <w:t xml:space="preserve"> 2 </w:t>
-      </w:r>
-      <w:r>
-        <w:rPr>
-          <w:b/>
-        </w:rPr>
-        <w:t>input</w:t>
-      </w:r>
-      <w:r>
-        <w:rPr>
-          <w:b w:val="0"/>
-        </w:rPr>
-        <w:t xml:space="preserve">s→3 hidden units→1 </w:t>
-      </w:r>
-      <w:r>
-        <w:rPr>
-          <w:b/>
-        </w:rPr>
-        <w:t>output</w:t>
-      </w:r>
-      <w:r>
-        <w:rPr>
-          <w:b w:val="0"/>
-        </w:rPr>
-        <w:t xml:space="preserve">. Every hidden and </w:t>
-      </w:r>
-      <w:r>
-        <w:rPr>
-          <w:b/>
-        </w:rPr>
-        <w:t>output</w:t>
-      </w:r>
-      <w:r>
-        <w:rPr>
-          <w:b w:val="0"/>
-        </w:rPr>
-        <w:t xml:space="preserve"> unit has one bias; hidden activation is ReLU.</w:t>
-      </w:r>
-    </w:p>
-    <w:p>
-      <w:pPr>
-        <w:pStyle w:val="Heading3"/>
-      </w:pPr>
-      <w:r>
-        <w:t>Supplied facts</w:t>
-      </w:r>
-    </w:p>
-    <w:p>
-      <w:pPr>
-        <w:spacing w:line="336" w:lineRule="auto" w:after="180"/>
-        <w:shd w:fill="F1F6FC"/>
-      </w:pPr>
-      <w:r>
-        <w:rPr>
-          <w:b w:val="0"/>
-        </w:rPr>
-        <w:t xml:space="preserve">All </w:t>
-      </w:r>
-      <w:r>
-        <w:rPr>
-          <w:b/>
-        </w:rPr>
-        <w:t>input</w:t>
-      </w:r>
-      <w:r>
-        <w:rPr>
-          <w:b w:val="0"/>
-        </w:rPr>
-        <w:t>s and outcomes in this worked example are invented classroom data; no real model run is claimed.</w:t>
       </w:r>
     </w:p>
     <w:p>
@@ -1616,7 +2322,7 @@
         <w:drawing>
           <wp:inline xmlns:a="http://schemas.openxmlformats.org/drawingml/2006/main" xmlns:pic="http://schemas.openxmlformats.org/drawingml/2006/picture">
             <wp:extent cx="5486400" cy="3077029"/>
-            <wp:docPr id="1" name="Picture 1" descr="Trainable parameter count"/>
+            <wp:docPr id="3" name="Picture 3" descr="Trainable parameter count"/>
             <wp:cNvGraphicFramePr>
               <a:graphicFrameLocks noChangeAspect="1"/>
             </wp:cNvGraphicFramePr>
@@ -1628,7 +2334,7 @@
                     <pic:cNvPicPr/>
                   </pic:nvPicPr>
                   <pic:blipFill>
-                    <a:blip r:embed="rId9"/>
+                    <a:blip r:embed="rId11"/>
                     <a:stretch>
                       <a:fillRect/>
                     </a:stretch>
@@ -1652,7 +2358,7 @@
         <w:drawing>
           <wp:inline xmlns:a="http://schemas.openxmlformats.org/drawingml/2006/main" xmlns:pic="http://schemas.openxmlformats.org/drawingml/2006/picture">
             <wp:extent cx="5486400" cy="5185229"/>
-            <wp:docPr id="2" name="Picture 2" descr="Parameters and architecture. Count first layer: 2×3=6 weights plus 3 biases gives 9 parameters.. Count output layer: 3×1=3 weights plus 1 bias gives 4 parameters.. Total: Total trainable parameters=9+4=13; ReLU adds no parameters here."/>
+            <wp:docPr id="4" name="Picture 4" descr="Parameters and architecture. Count first layer: 2×3=6 weights plus 3 biases gives 9 parameters.. Count output layer: 3×1=3 weights plus 1 bias gives 4 parameters.. Total: Total trainable parameters=9+4=13; ReLU adds no parameters here."/>
             <wp:cNvGraphicFramePr>
               <a:graphicFrameLocks noChangeAspect="1"/>
             </wp:cNvGraphicFramePr>
@@ -1664,7 +2370,7 @@
                     <pic:cNvPicPr/>
                   </pic:nvPicPr>
                   <pic:blipFill>
-                    <a:blip r:embed="rId10"/>
+                    <a:blip r:embed="rId12"/>
                     <a:stretch>
                       <a:fillRect/>
                     </a:stretch>
@@ -1688,114 +2394,7 @@
         <w:pStyle w:val="Heading3"/>
       </w:pPr>
       <w:r>
-        <w:t>Read the picture one step at a time</w:t>
-      </w:r>
-    </w:p>
-    <w:tbl>
-      <w:tblPr>
-        <w:tblStyle w:val="LightShading-Accent1"/>
-        <w:tblW w:type="auto" w:w="0"/>
-        <w:tblLook w:firstColumn="1" w:firstRow="1" w:lastColumn="0" w:lastRow="0" w:noHBand="0" w:noVBand="1" w:val="04A0"/>
-      </w:tblPr>
-      <w:tblGrid>
-        <w:gridCol w:w="5112"/>
-        <w:gridCol w:w="5112"/>
-      </w:tblGrid>
-      <w:tr>
-        <w:trPr>
-          <w:tblHeader/>
-        </w:trPr>
-        <w:tc>
-          <w:tcPr>
-            <w:tcW w:type="dxa" w:w="5112"/>
-          </w:tcPr>
-          <w:p>
-            <w:r>
-              <w:t>Step</w:t>
-            </w:r>
-          </w:p>
-        </w:tc>
-        <w:tc>
-          <w:tcPr>
-            <w:tcW w:type="dxa" w:w="5112"/>
-          </w:tcPr>
-          <w:p>
-            <w:r>
-              <w:t>What happens and why</w:t>
-            </w:r>
-          </w:p>
-        </w:tc>
-      </w:tr>
-      <w:tr>
-        <w:tc>
-          <w:tcPr>
-            <w:tcW w:type="dxa" w:w="5112"/>
-          </w:tcPr>
-          <w:p>
-            <w:r>
-              <w:t>1. Count first layer</w:t>
-            </w:r>
-          </w:p>
-        </w:tc>
-        <w:tc>
-          <w:tcPr>
-            <w:tcW w:type="dxa" w:w="5112"/>
-          </w:tcPr>
-          <w:p>
-            <w:r>
-              <w:t>2×3=6 weights plus 3 biases gives 9 parameters.</w:t>
-            </w:r>
-          </w:p>
-        </w:tc>
-      </w:tr>
-      <w:tr>
-        <w:tc>
-          <w:tcPr>
-            <w:tcW w:type="dxa" w:w="5112"/>
-          </w:tcPr>
-          <w:p>
-            <w:r>
-              <w:t>2. Count output layer</w:t>
-            </w:r>
-          </w:p>
-        </w:tc>
-        <w:tc>
-          <w:tcPr>
-            <w:tcW w:type="dxa" w:w="5112"/>
-          </w:tcPr>
-          <w:p>
-            <w:r>
-              <w:t>3×1=3 weights plus 1 bias gives 4 parameters.</w:t>
-            </w:r>
-          </w:p>
-        </w:tc>
-      </w:tr>
-      <w:tr>
-        <w:tc>
-          <w:tcPr>
-            <w:tcW w:type="dxa" w:w="5112"/>
-          </w:tcPr>
-          <w:p>
-            <w:r>
-              <w:t>3. Total</w:t>
-            </w:r>
-          </w:p>
-        </w:tc>
-        <w:tc>
-          <w:tcPr>
-            <w:tcW w:type="dxa" w:w="5112"/>
-          </w:tcPr>
-          <w:p>
-            <w:r>
-              <w:t>Total trainable parameters=9+4=13; ReLU adds no parameters here.</w:t>
-            </w:r>
-          </w:p>
-        </w:tc>
-      </w:tr>
-    </w:tbl>
-    <w:p>
-      <w:r>
-        <w:t>Match each pictured step to the supplied facts. This is a worked teaching case, not an independent assessment.</w:t>
+        <w:t>Why this result follows</w:t>
       </w:r>
     </w:p>
     <w:p>
@@ -1803,7 +2402,196 @@
         <w:pStyle w:val="Heading3"/>
       </w:pPr>
       <w:r>
-        <w:t>Why this result follows</w:t>
+        <w:t>What this example does not establish</w:t>
+      </w:r>
+    </w:p>
+    <w:p>
+      <w:pPr>
+        <w:pStyle w:val="Heading1"/>
+      </w:pPr>
+      <w:r>
+        <w:t>07. Repair “more parameters means better”and unstated conventions</w:t>
+      </w:r>
+    </w:p>
+    <w:p>
+      <w:r>
+        <w:t>A count describes a model structure,not its measured performance.</w:t>
+      </w:r>
+    </w:p>
+    <w:p>
+      <w:pPr>
+        <w:pStyle w:val="Heading2"/>
+      </w:pPr>
+      <w:r>
+        <w:t>Same architecture,different values and fair width comparisons</w:t>
+      </w:r>
+    </w:p>
+    <w:p>
+      <w:pPr>
+        <w:spacing w:line="336" w:lineRule="auto" w:after="180"/>
+      </w:pPr>
+      <w:r>
+        <w:rPr>
+          <w:b w:val="0"/>
+        </w:rPr>
+        <w:t xml:space="preserve">Two networks can share an </w:t>
+      </w:r>
+      <w:r>
+        <w:rPr>
+          <w:b/>
+        </w:rPr>
+        <w:t>architecture</w:t>
+      </w:r>
+      <w:r>
+        <w:rPr>
+          <w:b w:val="0"/>
+        </w:rPr>
+        <w:t xml:space="preserve"> and still make different </w:t>
+      </w:r>
+      <w:r>
+        <w:rPr>
+          <w:b/>
+        </w:rPr>
+        <w:t>prediction</w:t>
+      </w:r>
+      <w:r>
+        <w:rPr>
+          <w:b w:val="0"/>
+        </w:rPr>
+        <w:t xml:space="preserve">s because their </w:t>
+      </w:r>
+      <w:r>
+        <w:rPr>
+          <w:b/>
+        </w:rPr>
+        <w:t>parameter</w:t>
+      </w:r>
+      <w:r>
+        <w:rPr>
+          <w:b w:val="0"/>
+        </w:rPr>
+        <w:t xml:space="preserve"> values differ. Conversely, two </w:t>
+      </w:r>
+      <w:r>
+        <w:rPr>
+          <w:b/>
+        </w:rPr>
+        <w:t>architecture</w:t>
+      </w:r>
+      <w:r>
+        <w:rPr>
+          <w:b w:val="0"/>
+        </w:rPr>
+        <w:t xml:space="preserve">s can happen to produce identical </w:t>
+      </w:r>
+      <w:r>
+        <w:rPr>
+          <w:b/>
+        </w:rPr>
+        <w:t>output</w:t>
+      </w:r>
+      <w:r>
+        <w:rPr>
+          <w:b w:val="0"/>
+        </w:rPr>
+        <w:t>s on the few cases tested.</w:t>
+      </w:r>
+    </w:p>
+    <w:p>
+      <w:pPr>
+        <w:spacing w:line="336" w:lineRule="auto" w:after="180"/>
+      </w:pPr>
+      <w:r>
+        <w:rPr>
+          <w:b w:val="0"/>
+        </w:rPr>
+        <w:t>A count describes the model, not how well it has learned.</w:t>
+      </w:r>
+    </w:p>
+    <w:p>
+      <w:pPr>
+        <w:spacing w:line="336" w:lineRule="auto" w:after="180"/>
+      </w:pPr>
+      <w:r>
+        <w:rPr>
+          <w:b w:val="0"/>
+        </w:rPr>
+        <w:t xml:space="preserve">When comparing widths, keep the task, feature schema, </w:t>
+      </w:r>
+      <w:r>
+        <w:rPr>
+          <w:b/>
+        </w:rPr>
+        <w:t>training</w:t>
+      </w:r>
+      <w:r>
+        <w:rPr>
+          <w:b w:val="0"/>
+        </w:rPr>
+        <w:t xml:space="preserve"> data, validation cases and evaluation rule fixed. Record the </w:t>
+      </w:r>
+      <w:r>
+        <w:rPr>
+          <w:b/>
+        </w:rPr>
+        <w:t>training</w:t>
+      </w:r>
+      <w:r>
+        <w:rPr>
+          <w:b w:val="0"/>
+        </w:rPr>
+        <w:t xml:space="preserve"> budget and seed as well.</w:t>
+      </w:r>
+    </w:p>
+    <w:p>
+      <w:pPr>
+        <w:spacing w:line="336" w:lineRule="auto" w:after="180"/>
+      </w:pPr>
+      <w:r>
+        <w:rPr>
+          <w:b w:val="0"/>
+        </w:rPr>
+        <w:t xml:space="preserve">More </w:t>
+      </w:r>
+      <w:r>
+        <w:rPr>
+          <w:b/>
+        </w:rPr>
+        <w:t>parameter</w:t>
+      </w:r>
+      <w:r>
+        <w:rPr>
+          <w:b w:val="0"/>
+        </w:rPr>
+        <w:t>s can increase flexibility, but they can also increase resource use and over</w:t>
+      </w:r>
+      <w:r>
+        <w:rPr>
+          <w:b/>
+        </w:rPr>
+        <w:t>fitting</w:t>
+      </w:r>
+      <w:r>
+        <w:rPr>
+          <w:b w:val="0"/>
+        </w:rPr>
+        <w:t xml:space="preserve"> risk. Neither outcome follows from counting alone.</w:t>
+      </w:r>
+    </w:p>
+    <w:p>
+      <w:pPr>
+        <w:pStyle w:val="Heading2"/>
+      </w:pPr>
+      <w:r>
+        <w:t>Recount with every bias omitted</w:t>
+      </w:r>
+    </w:p>
+    <w:p>
+      <w:pPr>
+        <w:pStyle w:val="ListBullet"/>
+      </w:pPr>
+      <w:r>
+        <w:t>Recount the 2 to 3 to 1 model if every bias is omitted. State what the original count assumed.</w:t>
       </w:r>
     </w:p>
     <w:p>
@@ -1811,109 +2599,45 @@
         <w:pStyle w:val="Heading3"/>
       </w:pPr>
       <w:r>
-        <w:t>Why the result follows</w:t>
-      </w:r>
-    </w:p>
-    <w:p>
-      <w:pPr>
-        <w:spacing w:line="336" w:lineRule="auto" w:after="180"/>
-        <w:shd w:fill="F1F6FC"/>
-      </w:pPr>
-      <w:r>
-        <w:rPr>
-          <w:b w:val="0"/>
-        </w:rPr>
-        <w:t xml:space="preserve">Count one weight for each </w:t>
-      </w:r>
-      <w:r>
-        <w:rPr>
-          <w:b/>
-        </w:rPr>
-        <w:t>input</w:t>
-      </w:r>
-      <w:r>
-        <w:rPr>
-          <w:b w:val="0"/>
-        </w:rPr>
-        <w:t xml:space="preserve">-to-unit connection and one bias for each receiving unit. Two </w:t>
-      </w:r>
-      <w:r>
-        <w:rPr>
-          <w:b/>
-        </w:rPr>
-        <w:t>input</w:t>
-      </w:r>
-      <w:r>
-        <w:rPr>
-          <w:b w:val="0"/>
-        </w:rPr>
-        <w:t>s connecting to three hidden units make six weights.</w:t>
-      </w:r>
-    </w:p>
-    <w:p>
-      <w:pPr>
-        <w:spacing w:line="336" w:lineRule="auto" w:after="180"/>
-        <w:shd w:fill="F1F6FC"/>
-      </w:pPr>
-      <w:r>
-        <w:rPr>
-          <w:b w:val="0"/>
-        </w:rPr>
-        <w:t xml:space="preserve">The three hidden </w:t>
-      </w:r>
-      <w:r>
-        <w:rPr>
-          <w:b/>
-        </w:rPr>
-        <w:t>output</w:t>
-      </w:r>
-      <w:r>
-        <w:rPr>
-          <w:b w:val="0"/>
-        </w:rPr>
-        <w:t xml:space="preserve">s connect to one </w:t>
-      </w:r>
-      <w:r>
-        <w:rPr>
-          <w:b/>
-        </w:rPr>
-        <w:t>output</w:t>
-      </w:r>
-      <w:r>
-        <w:rPr>
-          <w:b w:val="0"/>
-        </w:rPr>
-        <w:t xml:space="preserve"> unit through three more weights. ReLU applies a fixed function and adds no adjustable </w:t>
-      </w:r>
-      <w:r>
-        <w:rPr>
-          <w:b/>
-        </w:rPr>
-        <w:t>parameter</w:t>
-      </w:r>
-      <w:r>
-        <w:rPr>
-          <w:b w:val="0"/>
-        </w:rPr>
-        <w:t xml:space="preserve"> here.</w:t>
-      </w:r>
-    </w:p>
-    <w:p>
-      <w:pPr>
-        <w:spacing w:line="336" w:lineRule="auto" w:after="180"/>
-        <w:shd w:fill="F1F6FC"/>
-      </w:pPr>
-      <w:r>
-        <w:rPr>
-          <w:b/>
-        </w:rPr>
-        <w:t>Architecture</w:t>
-      </w:r>
-      <w:r>
-        <w:rPr>
-          <w:b w:val="0"/>
-        </w:rPr>
-        <w:t xml:space="preserve"> determines the connection pattern; learned values occupy those connections.</w:t>
+        <w:t>State one repair and the checks you would rerun.</w:t>
+      </w:r>
+    </w:p>
+    <w:p>
+      <w:r>
+        <w:t>________________________________________________________________</w:t>
+      </w:r>
+    </w:p>
+    <w:p>
+      <w:r>
+        <w:t>________________________________________________________________</w:t>
+      </w:r>
+    </w:p>
+    <w:p>
+      <w:r>
+        <w:t>________________________________________________________________</w:t>
+      </w:r>
+    </w:p>
+    <w:p>
+      <w:r>
+        <w:t>________________________________________________________________</w:t>
+      </w:r>
+    </w:p>
+    <w:p>
+      <w:r>
+        <w:t>________________________________________________________________</w:t>
+      </w:r>
+    </w:p>
+    <w:p>
+      <w:r>
+        <w:t>________________________________________________________________</w:t>
+      </w:r>
+    </w:p>
+    <w:p>
+      <w:pPr>
+        <w:pStyle w:val="Heading2"/>
+      </w:pPr>
+      <w:r>
+        <w:t>Earlier wording, alternatives and picture transcripts · reference / check after trying</w:t>
       </w:r>
     </w:p>
     <w:p>
@@ -1921,7 +2645,36 @@
         <w:pStyle w:val="Heading3"/>
       </w:pPr>
       <w:r>
-        <w:t>What this example does not establish</w:t>
+        <w:t>Locate the earliest unsupported step</w:t>
+      </w:r>
+    </w:p>
+    <w:p>
+      <w:pPr>
+        <w:pStyle w:val="Heading1"/>
+      </w:pPr>
+      <w:r>
+        <w:t>08. Practise counting and sorting with less help</w:t>
+      </w:r>
+    </w:p>
+    <w:p>
+      <w:r>
+        <w:t>State the convention used for each answer.</w:t>
+      </w:r>
+    </w:p>
+    <w:p>
+      <w:pPr>
+        <w:pStyle w:val="Heading2"/>
+      </w:pPr>
+      <w:r>
+        <w:t>Current task and response</w:t>
+      </w:r>
+    </w:p>
+    <w:p>
+      <w:pPr>
+        <w:pStyle w:val="ListBullet"/>
+      </w:pPr>
+      <w:r>
+        <w:t>A dense layer has 4 inputs and 2 outputs with one bias per output. Count weights, biases and total.</w:t>
       </w:r>
     </w:p>
     <w:p>
@@ -1929,25 +2682,27 @@
         <w:pStyle w:val="Heading3"/>
       </w:pPr>
       <w:r>
-        <w:t>Keep the stated limit</w:t>
-      </w:r>
-    </w:p>
-    <w:p>
-      <w:pPr>
-        <w:spacing w:line="336" w:lineRule="auto" w:after="180"/>
-        <w:shd w:fill="FFF5E6"/>
-      </w:pPr>
-      <w:r>
-        <w:rPr>
-          <w:b/>
-        </w:rPr>
-        <w:t>Parameter</w:t>
-      </w:r>
-      <w:r>
-        <w:rPr>
-          <w:b w:val="0"/>
-        </w:rPr>
-        <w:t xml:space="preserve"> count describes capacity and storage structure, not accuracy, intelligence or guaranteed generalisation.</w:t>
+        <w:t>For a dense 2 to 4 to 1 network with one bias per unit, count each layer and the total. How many more parameters does it have than 2 to 3 to 1?</w:t>
+      </w:r>
+    </w:p>
+    <w:p>
+      <w:r>
+        <w:t>________________________________________________________________</w:t>
+      </w:r>
+    </w:p>
+    <w:p>
+      <w:r>
+        <w:t>________________________________________________________________</w:t>
+      </w:r>
+    </w:p>
+    <w:p>
+      <w:r>
+        <w:t>________________________________________________________________</w:t>
+      </w:r>
+    </w:p>
+    <w:p>
+      <w:r>
+        <w:t>________________________________________________________________</w:t>
       </w:r>
     </w:p>
     <w:p>
@@ -1955,265 +2710,7 @@
         <w:pStyle w:val="Heading3"/>
       </w:pPr>
       <w:r>
-        <w:t>Keep the stated limit</w:t>
-      </w:r>
-    </w:p>
-    <w:p>
-      <w:pPr>
-        <w:spacing w:line="336" w:lineRule="auto" w:after="180"/>
-        <w:shd w:fill="FFF5E6"/>
-      </w:pPr>
-      <w:r>
-        <w:rPr>
-          <w:b w:val="0"/>
-        </w:rPr>
-        <w:t xml:space="preserve">Read the labelled picture: How many new </w:t>
-      </w:r>
-      <w:r>
-        <w:rPr>
-          <w:b/>
-        </w:rPr>
-        <w:t>parameter</w:t>
-      </w:r>
-      <w:r>
-        <w:rPr>
-          <w:b w:val="0"/>
-        </w:rPr>
-        <w:t xml:space="preserve">s did that one hidden unit add? Point to the relevant step in the picture, then write the changed result and the rule or </w:t>
-      </w:r>
-      <w:r>
-        <w:rPr>
-          <w:b/>
-        </w:rPr>
-        <w:t>evidence</w:t>
-      </w:r>
-      <w:r>
-        <w:rPr>
-          <w:b w:val="0"/>
-        </w:rPr>
-        <w:t xml:space="preserve"> that supports it.</w:t>
-      </w:r>
-    </w:p>
-    <w:p>
-      <w:pPr>
-        <w:pStyle w:val="Heading3"/>
-      </w:pPr>
-      <w:r>
-        <w:t>Keep the stated limit</w:t>
-      </w:r>
-    </w:p>
-    <w:p>
-      <w:pPr>
-        <w:spacing w:line="336" w:lineRule="auto" w:after="180"/>
-        <w:shd w:fill="FFF5E6"/>
-      </w:pPr>
-      <w:r>
-        <w:rPr>
-          <w:b w:val="0"/>
-        </w:rPr>
-        <w:t>Change one thing: Increase hidden width from 3 to4. Predict the result before checking the explanation. What remains the same?</w:t>
-      </w:r>
-    </w:p>
-    <w:p>
-      <w:pPr>
-        <w:pStyle w:val="Heading1"/>
-      </w:pPr>
-      <w:r>
-        <w:t>07. Find and repair a mistake</w:t>
-      </w:r>
-    </w:p>
-    <w:p>
-      <w:r>
-        <w:t>Find the unsupported step in the Parameters and architecture claim and explain a repair using the supplied evidence.</w:t>
-      </w:r>
-    </w:p>
-    <w:p>
-      <w:pPr>
-        <w:spacing w:line="336" w:lineRule="auto" w:after="180"/>
-      </w:pPr>
-      <w:r>
-        <w:rPr>
-          <w:b w:val="0"/>
-        </w:rPr>
-        <w:t xml:space="preserve">Two networks can share an </w:t>
-      </w:r>
-      <w:r>
-        <w:rPr>
-          <w:b/>
-        </w:rPr>
-        <w:t>architecture</w:t>
-      </w:r>
-      <w:r>
-        <w:rPr>
-          <w:b w:val="0"/>
-        </w:rPr>
-        <w:t xml:space="preserve"> and still make different </w:t>
-      </w:r>
-      <w:r>
-        <w:rPr>
-          <w:b/>
-        </w:rPr>
-        <w:t>prediction</w:t>
-      </w:r>
-      <w:r>
-        <w:rPr>
-          <w:b w:val="0"/>
-        </w:rPr>
-        <w:t xml:space="preserve">s because their </w:t>
-      </w:r>
-      <w:r>
-        <w:rPr>
-          <w:b/>
-        </w:rPr>
-        <w:t>parameter</w:t>
-      </w:r>
-      <w:r>
-        <w:rPr>
-          <w:b w:val="0"/>
-        </w:rPr>
-        <w:t xml:space="preserve"> values differ. Conversely, two </w:t>
-      </w:r>
-      <w:r>
-        <w:rPr>
-          <w:b/>
-        </w:rPr>
-        <w:t>architecture</w:t>
-      </w:r>
-      <w:r>
-        <w:rPr>
-          <w:b w:val="0"/>
-        </w:rPr>
-        <w:t xml:space="preserve">s can happen to produce identical </w:t>
-      </w:r>
-      <w:r>
-        <w:rPr>
-          <w:b/>
-        </w:rPr>
-        <w:t>output</w:t>
-      </w:r>
-      <w:r>
-        <w:rPr>
-          <w:b w:val="0"/>
-        </w:rPr>
-        <w:t>s on the few cases tested.</w:t>
-      </w:r>
-    </w:p>
-    <w:p>
-      <w:pPr>
-        <w:spacing w:line="336" w:lineRule="auto" w:after="180"/>
-      </w:pPr>
-      <w:r>
-        <w:rPr>
-          <w:b w:val="0"/>
-        </w:rPr>
-        <w:t>A count describes the model, not how well it has learned.</w:t>
-      </w:r>
-    </w:p>
-    <w:p>
-      <w:pPr>
-        <w:pStyle w:val="Heading3"/>
-      </w:pPr>
-      <w:r>
-        <w:t>Check the claim against the facts</w:t>
-      </w:r>
-    </w:p>
-    <w:p>
-      <w:pPr>
-        <w:spacing w:line="336" w:lineRule="auto" w:after="180"/>
-        <w:shd w:fill="FFF5E6"/>
-      </w:pPr>
-      <w:r>
-        <w:rPr>
-          <w:b w:val="0"/>
-        </w:rPr>
-        <w:t xml:space="preserve">When comparing widths, keep the task, feature schema, </w:t>
-      </w:r>
-      <w:r>
-        <w:rPr>
-          <w:b/>
-        </w:rPr>
-        <w:t>training</w:t>
-      </w:r>
-      <w:r>
-        <w:rPr>
-          <w:b w:val="0"/>
-        </w:rPr>
-        <w:t xml:space="preserve"> data, validation cases and evaluation rule fixed. Record the </w:t>
-      </w:r>
-      <w:r>
-        <w:rPr>
-          <w:b/>
-        </w:rPr>
-        <w:t>training</w:t>
-      </w:r>
-      <w:r>
-        <w:rPr>
-          <w:b w:val="0"/>
-        </w:rPr>
-        <w:t xml:space="preserve"> budget and seed as well.</w:t>
-      </w:r>
-    </w:p>
-    <w:p>
-      <w:pPr>
-        <w:spacing w:line="336" w:lineRule="auto" w:after="180"/>
-        <w:shd w:fill="FFF5E6"/>
-      </w:pPr>
-      <w:r>
-        <w:rPr>
-          <w:b w:val="0"/>
-        </w:rPr>
-        <w:t xml:space="preserve">More </w:t>
-      </w:r>
-      <w:r>
-        <w:rPr>
-          <w:b/>
-        </w:rPr>
-        <w:t>parameter</w:t>
-      </w:r>
-      <w:r>
-        <w:rPr>
-          <w:b w:val="0"/>
-        </w:rPr>
-        <w:t>s can increase flexibility, but they can also increase resource use and over</w:t>
-      </w:r>
-      <w:r>
-        <w:rPr>
-          <w:b/>
-        </w:rPr>
-        <w:t>fitting</w:t>
-      </w:r>
-      <w:r>
-        <w:rPr>
-          <w:b w:val="0"/>
-        </w:rPr>
-        <w:t xml:space="preserve"> risk. Neither outcome follows from counting alone.</w:t>
-      </w:r>
-    </w:p>
-    <w:p>
-      <w:pPr>
-        <w:pStyle w:val="Heading3"/>
-      </w:pPr>
-      <w:r>
-        <w:t>Locate the earliest unsupported step</w:t>
-      </w:r>
-    </w:p>
-    <w:p>
-      <w:pPr>
-        <w:spacing w:line="336" w:lineRule="auto" w:after="180"/>
-      </w:pPr>
-      <w:r>
-        <w:rPr>
-          <w:b w:val="0"/>
-        </w:rPr>
-        <w:t>Recount the 2 to 3 to 1 model if every bias is omitted. State what the original count assumed.</w:t>
-      </w:r>
-    </w:p>
-    <w:p>
-      <w:pPr>
-        <w:pStyle w:val="Heading3"/>
-      </w:pPr>
-      <w:r>
-        <w:t>State one repair and the checks you would rerun.</w:t>
+        <w:t>Explain your prediction to a partner before comparing results.</w:t>
       </w:r>
     </w:p>
     <w:p>
@@ -2237,149 +2734,11 @@
       </w:r>
     </w:p>
     <w:p>
-      <w:r>
-        <w:t>________________________________________________________________</w:t>
-      </w:r>
-    </w:p>
-    <w:p>
-      <w:r>
-        <w:t>________________________________________________________________</w:t>
-      </w:r>
-    </w:p>
-    <w:p>
-      <w:pPr>
-        <w:pStyle w:val="Heading1"/>
-      </w:pPr>
-      <w:r>
-        <w:t>08. Practise together</w:t>
-      </w:r>
-    </w:p>
-    <w:p>
-      <w:r>
-        <w:t>Practise Parameters and architecture with support, then explain the deciding step in your own words.</w:t>
-      </w:r>
-    </w:p>
-    <w:p>
-      <w:pPr>
-        <w:spacing w:line="336" w:lineRule="auto" w:after="180"/>
-      </w:pPr>
-      <w:r>
-        <w:rPr>
-          <w:b w:val="0"/>
-        </w:rPr>
-        <w:t xml:space="preserve">A </w:t>
-      </w:r>
-      <w:r>
-        <w:rPr>
-          <w:b/>
-        </w:rPr>
-        <w:t>dense layer</w:t>
-      </w:r>
-      <w:r>
-        <w:rPr>
-          <w:b w:val="0"/>
-        </w:rPr>
-        <w:t xml:space="preserve"> has 4 </w:t>
-      </w:r>
-      <w:r>
-        <w:rPr>
-          <w:b/>
-        </w:rPr>
-        <w:t>input</w:t>
-      </w:r>
-      <w:r>
-        <w:rPr>
-          <w:b w:val="0"/>
-        </w:rPr>
-        <w:t xml:space="preserve">s and 2 </w:t>
-      </w:r>
-      <w:r>
-        <w:rPr>
-          <w:b/>
-        </w:rPr>
-        <w:t>output</w:t>
-      </w:r>
-      <w:r>
-        <w:rPr>
-          <w:b w:val="0"/>
-        </w:rPr>
-        <w:t xml:space="preserve">s with one bias per </w:t>
-      </w:r>
-      <w:r>
-        <w:rPr>
-          <w:b/>
-        </w:rPr>
-        <w:t>output</w:t>
-      </w:r>
-      <w:r>
-        <w:rPr>
-          <w:b w:val="0"/>
-        </w:rPr>
-        <w:t>. Count weights, biases and total.</w:t>
-      </w:r>
-    </w:p>
-    <w:p>
-      <w:pPr>
-        <w:pStyle w:val="Heading3"/>
-      </w:pPr>
-      <w:r>
-        <w:t>For a dense 2 to 4 to 1 network with one bias per unit, count each layer and the total. How many more parameters does it have than 2 to 3 to 1?</w:t>
-      </w:r>
-    </w:p>
-    <w:p>
-      <w:r>
-        <w:t>________________________________________________________________</w:t>
-      </w:r>
-    </w:p>
-    <w:p>
-      <w:r>
-        <w:t>________________________________________________________________</w:t>
-      </w:r>
-    </w:p>
-    <w:p>
-      <w:r>
-        <w:t>________________________________________________________________</w:t>
-      </w:r>
-    </w:p>
-    <w:p>
-      <w:r>
-        <w:t>________________________________________________________________</w:t>
-      </w:r>
-    </w:p>
-    <w:p>
-      <w:pPr>
-        <w:pStyle w:val="Heading3"/>
-      </w:pPr>
-      <w:r>
-        <w:t>Explain your prediction to a partner before comparing results.</w:t>
-      </w:r>
-    </w:p>
-    <w:p>
-      <w:r>
-        <w:t>________________________________________________________________</w:t>
-      </w:r>
-    </w:p>
-    <w:p>
-      <w:r>
-        <w:t>________________________________________________________________</w:t>
-      </w:r>
-    </w:p>
-    <w:p>
-      <w:r>
-        <w:t>________________________________________________________________</w:t>
-      </w:r>
-    </w:p>
-    <w:p>
-      <w:r>
-        <w:t>________________________________________________________________</w:t>
-      </w:r>
-    </w:p>
-    <w:p>
-      <w:pPr>
-        <w:pStyle w:val="Heading3"/>
-      </w:pPr>
-      <w:r>
-        <w:t>Practise with less help: Sort the quantities</w:t>
+      <w:pPr>
+        <w:pStyle w:val="Heading2"/>
+      </w:pPr>
+      <w:r>
+        <w:t>Supported W2record</w:t>
       </w:r>
     </w:p>
     <w:p>
@@ -2521,83 +2880,117 @@
     </w:p>
     <w:p>
       <w:pPr>
+        <w:pStyle w:val="Heading2"/>
+      </w:pPr>
+      <w:r>
+        <w:t>Individual misconception check</w:t>
+      </w:r>
+    </w:p>
+    <w:p>
+      <w:pPr>
+        <w:pStyle w:val="ListBullet"/>
+      </w:pPr>
+      <w:r>
+        <w:t>Use the worked case for Parameters and architecture. Proposed explanation: “Count one bias per input”. Decide whether this explanation is supported. Point to the step or supplied fact that decides; explain your repair if needed.</w:t>
+      </w:r>
+    </w:p>
+    <w:p>
+      <w:pPr>
+        <w:pStyle w:val="ListBullet"/>
+      </w:pPr>
+      <w:r>
+        <w:t>Answer on your own before discussion. If you are unsure, say which step you need help with.</w:t>
+      </w:r>
+    </w:p>
+    <w:p>
+      <w:pPr>
+        <w:pStyle w:val="Heading2"/>
+      </w:pPr>
+      <w:r>
+        <w:t>Pictured parameter-increment reasoning</w:t>
+      </w:r>
+    </w:p>
+    <w:p>
+      <w:pPr>
+        <w:pStyle w:val="ListBullet"/>
+      </w:pPr>
+      <w:r>
+        <w:t>How many new parameters did that one hidden unit add? Point to the relevant step in the picture, then write the changed result and the rule or evidence that supports it.</w:t>
+      </w:r>
+    </w:p>
+    <w:p>
+      <w:pPr>
         <w:pStyle w:val="Heading3"/>
       </w:pPr>
       <w:r>
+        <w:t>My explanation using a pictured step and the given facts</w:t>
+      </w:r>
+    </w:p>
+    <w:p>
+      <w:r>
+        <w:t>________________________________________________________________</w:t>
+      </w:r>
+    </w:p>
+    <w:p>
+      <w:r>
+        <w:t>________________________________________________________________</w:t>
+      </w:r>
+    </w:p>
+    <w:p>
+      <w:r>
+        <w:t>________________________________________________________________</w:t>
+      </w:r>
+    </w:p>
+    <w:p>
+      <w:r>
+        <w:t>________________________________________________________________</w:t>
+      </w:r>
+    </w:p>
+    <w:p>
+      <w:pPr>
+        <w:pStyle w:val="Heading2"/>
+      </w:pPr>
+      <w:r>
+        <w:t>Reserve the independent new architecture</w:t>
+      </w:r>
+    </w:p>
+    <w:p>
+      <w:pPr>
+        <w:spacing w:line="336" w:lineRule="auto" w:after="180"/>
+      </w:pPr>
+      <w:r>
+        <w:rPr>
+          <w:b w:val="0"/>
+        </w:rPr>
+        <w:t>This is supported practice. Keep the separately named independent case for an attempt before feedback.</w:t>
+      </w:r>
+    </w:p>
+    <w:p>
+      <w:pPr>
+        <w:pStyle w:val="Heading2"/>
+      </w:pPr>
+      <w:r>
+        <w:t>Earlier wording, alternatives and picture transcripts · reference / check after trying</w:t>
+      </w:r>
+    </w:p>
+    <w:p>
+      <w:pPr>
+        <w:pStyle w:val="Heading3"/>
+      </w:pPr>
+      <w:r>
+        <w:t>Practise with less help: Sort the quantities</w:t>
+      </w:r>
+    </w:p>
+    <w:p>
+      <w:pPr>
+        <w:pStyle w:val="Heading3"/>
+      </w:pPr>
+      <w:r>
         <w:t>Check your reasoning</w:t>
       </w:r>
     </w:p>
     <w:p>
       <w:pPr>
-        <w:spacing w:line="336" w:lineRule="auto" w:after="180"/>
-      </w:pPr>
-      <w:r>
-        <w:rPr>
-          <w:b w:val="0"/>
-        </w:rPr>
-        <w:t xml:space="preserve">Use the worked case for </w:t>
-      </w:r>
-      <w:r>
-        <w:rPr>
-          <w:b/>
-        </w:rPr>
-        <w:t>Parameter</w:t>
-      </w:r>
-      <w:r>
-        <w:rPr>
-          <w:b w:val="0"/>
-        </w:rPr>
-        <w:t xml:space="preserve">s and </w:t>
-      </w:r>
-      <w:r>
-        <w:rPr>
-          <w:b/>
-        </w:rPr>
-        <w:t>architecture</w:t>
-      </w:r>
-      <w:r>
-        <w:rPr>
-          <w:b w:val="0"/>
-        </w:rPr>
-        <w:t xml:space="preserve">. Proposed explanation: “Count one bias per </w:t>
-      </w:r>
-      <w:r>
-        <w:rPr>
-          <w:b/>
-        </w:rPr>
-        <w:t>input</w:t>
-      </w:r>
-      <w:r>
-        <w:rPr>
-          <w:b w:val="0"/>
-        </w:rPr>
-        <w:t>”. Decide whether this explanation is supported.</w:t>
-      </w:r>
-    </w:p>
-    <w:p>
-      <w:pPr>
-        <w:spacing w:line="336" w:lineRule="auto" w:after="180"/>
-      </w:pPr>
-      <w:r>
-        <w:rPr>
-          <w:b w:val="0"/>
-        </w:rPr>
-        <w:t>Point to the step or supplied fact that decides; explain your repair if needed.</w:t>
-      </w:r>
-    </w:p>
-    <w:p>
-      <w:pPr>
-        <w:spacing w:line="336" w:lineRule="auto" w:after="180"/>
-      </w:pPr>
-      <w:r>
-        <w:rPr>
-          <w:b w:val="0"/>
-        </w:rPr>
-        <w:t>Answer on your own before discussion. If you are unsure, say which step you need help with.</w:t>
-      </w:r>
-    </w:p>
-    <w:p>
-      <w:pPr>
         <w:pStyle w:val="Heading3"/>
       </w:pPr>
       <w:r>
@@ -2606,97 +2999,23 @@
     </w:p>
     <w:p>
       <w:pPr>
-        <w:spacing w:line="336" w:lineRule="auto" w:after="180"/>
-      </w:pPr>
-      <w:r>
-        <w:rPr>
-          <w:b w:val="0"/>
-        </w:rPr>
-        <w:t xml:space="preserve">How many new </w:t>
-      </w:r>
-      <w:r>
-        <w:rPr>
-          <w:b/>
-        </w:rPr>
-        <w:t>parameter</w:t>
-      </w:r>
-      <w:r>
-        <w:rPr>
-          <w:b w:val="0"/>
-        </w:rPr>
-        <w:t xml:space="preserve">s did that one hidden unit add? Point to the relevant step in the picture, then write the changed result and the rule or </w:t>
-      </w:r>
-      <w:r>
-        <w:rPr>
-          <w:b/>
-        </w:rPr>
-        <w:t>evidence</w:t>
-      </w:r>
-      <w:r>
-        <w:rPr>
-          <w:b w:val="0"/>
-        </w:rPr>
-        <w:t xml:space="preserve"> that supports it.</w:t>
-      </w:r>
-    </w:p>
-    <w:p>
-      <w:pPr>
-        <w:pStyle w:val="Heading3"/>
-      </w:pPr>
-      <w:r>
-        <w:t>My explanation using a pictured step and the given facts</w:t>
-      </w:r>
-    </w:p>
-    <w:p>
-      <w:r>
-        <w:t>________________________________________________________________</w:t>
-      </w:r>
-    </w:p>
-    <w:p>
-      <w:r>
-        <w:t>________________________________________________________________</w:t>
-      </w:r>
-    </w:p>
-    <w:p>
-      <w:r>
-        <w:t>________________________________________________________________</w:t>
-      </w:r>
-    </w:p>
-    <w:p>
-      <w:r>
-        <w:t>________________________________________________________________</w:t>
-      </w:r>
-    </w:p>
-    <w:p>
-      <w:pPr>
-        <w:spacing w:line="336" w:lineRule="auto" w:after="180"/>
-      </w:pPr>
-      <w:r>
-        <w:rPr>
-          <w:b w:val="0"/>
-        </w:rPr>
-        <w:t>This is supported practice. Keep the separately named independent case for an attempt before feedback.</w:t>
-      </w:r>
-    </w:p>
-    <w:p>
-      <w:pPr>
         <w:pStyle w:val="Heading1"/>
       </w:pPr>
       <w:r>
-        <w:t>09. Run the investigation</w:t>
-      </w:r>
-    </w:p>
-    <w:p>
-      <w:r>
-        <w:t>Investigate Parameters and architecture. Record the prediction, actual observation or labelled paper trace, explanation and next test separately.</w:t>
-      </w:r>
-    </w:p>
-    <w:p>
-      <w:pPr>
-        <w:pStyle w:val="Heading3"/>
-      </w:pPr>
-      <w:r>
-        <w:t>Predict, investigate and preserve the evidence</w:t>
+        <w:t>09. Run a complete parameter-slot and quantity-sorting audit</w:t>
+      </w:r>
+    </w:p>
+    <w:p>
+      <w:r>
+        <w:t>Every probe states its architecture convention or missing information.</w:t>
+      </w:r>
+    </w:p>
+    <w:p>
+      <w:pPr>
+        <w:pStyle w:val="Heading2"/>
+      </w:pPr>
+      <w:r>
+        <w:t>Current sorting task and runnable counting aid</w:t>
       </w:r>
     </w:p>
     <w:p>
@@ -2762,6 +3081,302 @@
         <w:t>print(dense_count(3, 1))   # 4</w:t>
         <w:br/>
         <w:t>print(dense_count(2, 3) + dense_count(3, 1))  # 13</w:t>
+      </w:r>
+    </w:p>
+    <w:p>
+      <w:pPr>
+        <w:pStyle w:val="Heading2"/>
+      </w:pPr>
+      <w:r>
+        <w:t>Complete count,boundary,sorting and missing-definition probes</w:t>
+      </w:r>
+    </w:p>
+    <w:tbl>
+      <w:tblPr>
+        <w:tblStyle w:val="LightShading-Accent1"/>
+        <w:tblW w:type="auto" w:w="0"/>
+        <w:tblLook w:firstColumn="1" w:firstRow="1" w:lastColumn="0" w:lastRow="0" w:noHBand="0" w:noVBand="1" w:val="04A0"/>
+      </w:tblPr>
+      <w:tblGrid>
+        <w:gridCol w:w="5112"/>
+        <w:gridCol w:w="5112"/>
+      </w:tblGrid>
+      <w:tr>
+        <w:trPr>
+          <w:tblHeader/>
+        </w:trPr>
+        <w:tc>
+          <w:tcPr>
+            <w:tcW w:type="dxa" w:w="5112"/>
+          </w:tcPr>
+          <w:p>
+            <w:r>
+              <w:t>Complete counting/sorting probe</w:t>
+            </w:r>
+          </w:p>
+        </w:tc>
+        <w:tc>
+          <w:tcPr>
+            <w:tcW w:type="dxa" w:w="5112"/>
+          </w:tcPr>
+          <w:p>
+            <w:r>
+              <w:t>Expected answer and limit</w:t>
+            </w:r>
+          </w:p>
+        </w:tc>
+      </w:tr>
+      <w:tr>
+        <w:tc>
+          <w:tcPr>
+            <w:tcW w:type="dxa" w:w="5112"/>
+          </w:tcPr>
+          <w:p>
+            <w:r>
+              <w:t>Normal dense 2→3→1 with one bias per unit</w:t>
+            </w:r>
+          </w:p>
+        </w:tc>
+        <w:tc>
+          <w:tcPr>
+            <w:tcW w:type="dxa" w:w="5112"/>
+          </w:tcPr>
+          <w:p>
+            <w:r>
+              <w:t>9+4=13</w:t>
+            </w:r>
+          </w:p>
+        </w:tc>
+      </w:tr>
+      <w:tr>
+        <w:tc>
+          <w:tcPr>
+            <w:tcW w:type="dxa" w:w="5112"/>
+          </w:tcPr>
+          <w:p>
+            <w:r>
+              <w:t>Smallest positive layer width 1→1</w:t>
+            </w:r>
+          </w:p>
+        </w:tc>
+        <w:tc>
+          <w:tcPr>
+            <w:tcW w:type="dxa" w:w="5112"/>
+          </w:tcPr>
+          <w:p>
+            <w:r>
+              <w:t>1 weight+1 bias=2</w:t>
+            </w:r>
+          </w:p>
+        </w:tc>
+      </w:tr>
+      <w:tr>
+        <w:tc>
+          <w:tcPr>
+            <w:tcW w:type="dxa" w:w="5112"/>
+          </w:tcPr>
+          <w:p>
+            <w:r>
+              <w:t>Same2→3→1 but omit all biases</w:t>
+            </w:r>
+          </w:p>
+        </w:tc>
+        <w:tc>
+          <w:tcPr>
+            <w:tcW w:type="dxa" w:w="5112"/>
+          </w:tcPr>
+          <w:p>
+            <w:r>
+              <w:t>6+3=9; changed convention, not the original count</w:t>
+            </w:r>
+          </w:p>
+        </w:tc>
+      </w:tr>
+      <w:tr>
+        <w:tc>
+          <w:tcPr>
+            <w:tcW w:type="dxa" w:w="5112"/>
+          </w:tcPr>
+          <w:p>
+            <w:r>
+              <w:t>Activation value.7</w:t>
+            </w:r>
+          </w:p>
+        </w:tc>
+        <w:tc>
+          <w:tcPr>
+            <w:tcW w:type="dxa" w:w="5112"/>
+          </w:tcPr>
+          <w:p>
+            <w:r>
+              <w:t>Computed intermediate; not a separately fitted parameter</w:t>
+            </w:r>
+          </w:p>
+        </w:tc>
+      </w:tr>
+      <w:tr>
+        <w:tc>
+          <w:tcPr>
+            <w:tcW w:type="dxa" w:w="5112"/>
+          </w:tcPr>
+          <w:p>
+            <w:r>
+              <w:t>Weight−2</w:t>
+            </w:r>
+          </w:p>
+        </w:tc>
+        <w:tc>
+          <w:tcPr>
+            <w:tcW w:type="dxa" w:w="5112"/>
+          </w:tcPr>
+          <w:p>
+            <w:r>
+              <w:t>Parameter value; changing it preserves the architecture</w:t>
+            </w:r>
+          </w:p>
+        </w:tc>
+      </w:tr>
+      <w:tr>
+        <w:tc>
+          <w:tcPr>
+            <w:tcW w:type="dxa" w:w="5112"/>
+          </w:tcPr>
+          <w:p>
+            <w:r>
+              <w:t>Hidden width 3</w:t>
+            </w:r>
+          </w:p>
+        </w:tc>
+        <w:tc>
+          <w:tcPr>
+            <w:tcW w:type="dxa" w:w="5112"/>
+          </w:tcPr>
+          <w:p>
+            <w:r>
+              <w:t>Architecture choice; also a model-design hyperparameter</w:t>
+            </w:r>
+          </w:p>
+        </w:tc>
+      </w:tr>
+      <w:tr>
+        <w:tc>
+          <w:tcPr>
+            <w:tcW w:type="dxa" w:w="5112"/>
+          </w:tcPr>
+          <w:p>
+            <w:r>
+              <w:t>Learning rate.1</w:t>
+            </w:r>
+          </w:p>
+        </w:tc>
+        <w:tc>
+          <w:tcPr>
+            <w:tcW w:type="dxa" w:w="5112"/>
+          </w:tcPr>
+          <w:p>
+            <w:r>
+              <w:t>Training setting; not another model weight</w:t>
+            </w:r>
+          </w:p>
+        </w:tc>
+      </w:tr>
+      <w:tr>
+        <w:tc>
+          <w:tcPr>
+            <w:tcW w:type="dxa" w:w="5112"/>
+          </w:tcPr>
+          <w:p>
+            <w:r>
+              <w:t>Missing bias/shared-weight convention</w:t>
+            </w:r>
+          </w:p>
+        </w:tc>
+        <w:tc>
+          <w:tcPr>
+            <w:tcW w:type="dxa" w:w="5112"/>
+          </w:tcPr>
+          <w:p>
+            <w:r>
+              <w:t>Request the architecture definition; do not assume this dense formula always applies</w:t>
+            </w:r>
+          </w:p>
+        </w:tc>
+      </w:tr>
+      <w:tr>
+        <w:tc>
+          <w:tcPr>
+            <w:tcW w:type="dxa" w:w="5112"/>
+          </w:tcPr>
+          <w:p>
+            <w:r>
+              <w:t>Invalid layer width 0or−1</w:t>
+            </w:r>
+          </w:p>
+        </w:tc>
+        <w:tc>
+          <w:tcPr>
+            <w:tcW w:type="dxa" w:w="5112"/>
+          </w:tcPr>
+          <w:p>
+            <w:r>
+              <w:t>Outside positive-integer-width contract; the simple helper does not validate this</w:t>
+            </w:r>
+          </w:p>
+        </w:tc>
+      </w:tr>
+      <w:tr>
+        <w:tc>
+          <w:tcPr>
+            <w:tcW w:type="dxa" w:w="5112"/>
+          </w:tcPr>
+          <w:p>
+            <w:r>
+              <w:t>Two models both have 13 parameters</w:t>
+            </w:r>
+          </w:p>
+        </w:tc>
+        <w:tc>
+          <w:tcPr>
+            <w:tcW w:type="dxa" w:w="5112"/>
+          </w:tcPr>
+          <w:p>
+            <w:r>
+              <w:t>Count alone does not prove same architecture, values, predictions or quality</w:t>
+            </w:r>
+          </w:p>
+        </w:tc>
+      </w:tr>
+    </w:tbl>
+    <w:p>
+      <w:pPr>
+        <w:pStyle w:val="Heading2"/>
+      </w:pPr>
+      <w:r>
+        <w:t>Count,sort,check and bound the conclusion</w:t>
+      </w:r>
+    </w:p>
+    <w:p>
+      <w:pPr>
+        <w:pStyle w:val="ListNumber"/>
+      </w:pPr>
+      <w:r>
+        <w:t>Count named slots on paper first, then use dense_count on valid positive integer widths to check each layer. Sort all supplied quantities and justify their roles. Recount the no-bias variant explicitly. This helper only computes a formula; it does not validate widths, train a network or measure speed, memory or accuracy. A fair quality comparison needs fixed task, data/splits/evaluation and recorded training budget/settings; more parameters alone settle none of those results.</w:t>
+      </w:r>
+    </w:p>
+    <w:p>
+      <w:pPr>
+        <w:pStyle w:val="ListNumber"/>
+      </w:pPr>
+      <w:r>
+        <w:t>On paper, trace the supplied procedure. If code is provided, predict before running it in a local practice file. Never write an expected answer as though it were an observed run.</w:t>
+      </w:r>
+    </w:p>
+    <w:p>
+      <w:pPr>
+        <w:pStyle w:val="Heading2"/>
+      </w:pPr>
+      <w:r>
+        <w:t>Keep the evidence ledger</w:t>
       </w:r>
     </w:p>
     <w:tbl>
@@ -2908,7 +3523,15 @@
         <w:rPr>
           <w:b w:val="0"/>
         </w:rPr>
-        <w:t>On paper, trace the supplied procedure. If code is provided, predict before running it in a local practice file. Never write an expected answer as though it were an observed run.</w:t>
+        <w:t>Before trying: what do I expect, and why? While trying: which step could first go wrong? Afterwards: what did I actually observe, and what should change? Keep “not run” if you only traced the procedure.</w:t>
+      </w:r>
+    </w:p>
+    <w:p>
+      <w:pPr>
+        <w:pStyle w:val="Heading2"/>
+      </w:pPr>
+      <w:r>
+        <w:t>Earlier wording, alternatives and picture transcripts · reference / check after trying</w:t>
       </w:r>
     </w:p>
     <w:p>
@@ -2916,18 +3539,287 @@
         <w:pStyle w:val="Heading3"/>
       </w:pPr>
       <w:r>
+        <w:t>Predict, investigate and preserve the evidence</w:t>
+      </w:r>
+    </w:p>
+    <w:p>
+      <w:pPr>
+        <w:pStyle w:val="Heading3"/>
+      </w:pPr>
+      <w:r>
         <w:t>Plan → try → check</w:t>
       </w:r>
     </w:p>
     <w:p>
       <w:pPr>
+        <w:pStyle w:val="Heading1"/>
+      </w:pPr>
+      <w:r>
+        <w:t>14. Try alone: count a different dense architecture</w:t>
+      </w:r>
+    </w:p>
+    <w:p>
+      <w:r>
+        <w:t>Recount both adjacent layers after the supplied hidden-width change.</w:t>
+      </w:r>
+    </w:p>
+    <w:p>
+      <w:pPr>
+        <w:pStyle w:val="Heading2"/>
+      </w:pPr>
+      <w:r>
+        <w:t>Complete new independent architecture and convention</w:t>
+      </w:r>
+    </w:p>
+    <w:p>
+      <w:pPr>
         <w:spacing w:line="336" w:lineRule="auto" w:after="180"/>
       </w:pPr>
       <w:r>
         <w:rPr>
           <w:b w:val="0"/>
         </w:rPr>
-        <w:t>Before trying: what do I expect, and why? While trying: which step could first go wrong? Afterwards: what did I actually observe, and what should change? Keep “not run” if you only traced the procedure.</w:t>
+        <w:t xml:space="preserve">A dense 3 to 2 to 2 network uses ReLU in the hidden layer and identity in the </w:t>
+      </w:r>
+      <w:r>
+        <w:rPr>
+          <w:b/>
+        </w:rPr>
+        <w:t>output</w:t>
+      </w:r>
+      <w:r>
+        <w:rPr>
+          <w:b w:val="0"/>
+        </w:rPr>
+        <w:t xml:space="preserve"> layer, with one bias per unit. Give each layer count and the total.</w:t>
+      </w:r>
+    </w:p>
+    <w:p>
+      <w:pPr>
+        <w:spacing w:line="336" w:lineRule="auto" w:after="180"/>
+      </w:pPr>
+      <w:r>
+        <w:rPr>
+          <w:b w:val="0"/>
+        </w:rPr>
+        <w:t>If hidden width becomes 4, recount and explain why activation values are excluded.</w:t>
+      </w:r>
+    </w:p>
+    <w:p>
+      <w:pPr>
+        <w:pStyle w:val="Heading2"/>
+      </w:pPr>
+      <w:r>
+        <w:t>First attempt and support record</w:t>
+      </w:r>
+    </w:p>
+    <w:p>
+      <w:pPr>
+        <w:pStyle w:val="Heading3"/>
+      </w:pPr>
+      <w:r>
+        <w:t>My independent explanation, trace and limits</w:t>
+      </w:r>
+    </w:p>
+    <w:p>
+      <w:r>
+        <w:t>________________________________________________________________</w:t>
+      </w:r>
+    </w:p>
+    <w:p>
+      <w:r>
+        <w:t>________________________________________________________________</w:t>
+      </w:r>
+    </w:p>
+    <w:p>
+      <w:r>
+        <w:t>________________________________________________________________</w:t>
+      </w:r>
+    </w:p>
+    <w:p>
+      <w:r>
+        <w:t>________________________________________________________________</w:t>
+      </w:r>
+    </w:p>
+    <w:p>
+      <w:r>
+        <w:t>________________________________________________________________</w:t>
+      </w:r>
+    </w:p>
+    <w:p>
+      <w:r>
+        <w:t>________________________________________________________________</w:t>
+      </w:r>
+    </w:p>
+    <w:p>
+      <w:r>
+        <w:t>________________________________________________________________</w:t>
+      </w:r>
+    </w:p>
+    <w:p>
+      <w:pPr>
+        <w:spacing w:line="336" w:lineRule="auto" w:after="180"/>
+      </w:pPr>
+      <w:r>
+        <w:rPr>
+          <w:b w:val="0"/>
+        </w:rPr>
+        <w:t>Attempt this case before feedback. Record any help. Earlier examples below are further practice; a case already practised with feedback cannot establish fresh transfer.</w:t>
+      </w:r>
+    </w:p>
+    <w:p>
+      <w:pPr>
+        <w:pStyle w:val="Heading2"/>
+      </w:pPr>
+      <w:r>
+        <w:t>Use feedback after trying</w:t>
+      </w:r>
+    </w:p>
+    <w:p>
+      <w:pPr>
+        <w:spacing w:line="336" w:lineRule="auto" w:after="180"/>
+      </w:pPr>
+      <w:r>
+        <w:rPr>
+          <w:b w:val="0"/>
+        </w:rPr>
+        <w:t>Attempt the independent case before hints. Record whether you worked alone, used a hint or followed a model. After feedback, fix the first unsupported step and explain why it changed.</w:t>
+      </w:r>
+    </w:p>
+    <w:p>
+      <w:pPr>
+        <w:spacing w:line="336" w:lineRule="auto" w:after="180"/>
+      </w:pPr>
+      <w:r>
+        <w:rPr>
+          <w:b w:val="0"/>
+        </w:rPr>
+        <w:t>A later check uses a changed case, not a copied answer.</w:t>
+      </w:r>
+    </w:p>
+    <w:p>
+      <w:pPr>
+        <w:pStyle w:val="Heading2"/>
+      </w:pPr>
+      <w:r>
+        <w:t>Earlier wording, alternatives and picture transcripts · reference / check after trying</w:t>
+      </w:r>
+    </w:p>
+    <w:p>
+      <w:pPr>
+        <w:pStyle w:val="Heading3"/>
+      </w:pPr>
+      <w:r>
+        <w:t>Independent case: Count a new architecture independently</w:t>
+      </w:r>
+    </w:p>
+    <w:p>
+      <w:pPr>
+        <w:pStyle w:val="Heading3"/>
+      </w:pPr>
+      <w:r>
+        <w:t>Attempt this without hints</w:t>
+      </w:r>
+    </w:p>
+    <w:p>
+      <w:pPr>
+        <w:spacing w:line="336" w:lineRule="auto" w:after="180"/>
+      </w:pPr>
+      <w:r>
+        <w:rPr>
+          <w:b w:val="0"/>
+        </w:rPr>
+        <w:t xml:space="preserve">A dense 3 to 2 to 2 network uses ReLU in the hidden layer and identity in the </w:t>
+      </w:r>
+      <w:r>
+        <w:rPr>
+          <w:b/>
+        </w:rPr>
+        <w:t>output</w:t>
+      </w:r>
+      <w:r>
+        <w:rPr>
+          <w:b w:val="0"/>
+        </w:rPr>
+        <w:t xml:space="preserve"> layer, with one bias per unit. Give each layer count and the total.</w:t>
+      </w:r>
+    </w:p>
+    <w:p>
+      <w:pPr>
+        <w:spacing w:line="336" w:lineRule="auto" w:after="180"/>
+      </w:pPr>
+      <w:r>
+        <w:rPr>
+          <w:b w:val="0"/>
+        </w:rPr>
+        <w:t>If hidden width becomes 4, recount and explain why activation values are excluded.</w:t>
+      </w:r>
+    </w:p>
+    <w:p>
+      <w:pPr>
+        <w:pStyle w:val="Heading3"/>
+      </w:pPr>
+      <w:r>
+        <w:t>My independent procedure, result and limitation</w:t>
+      </w:r>
+    </w:p>
+    <w:p>
+      <w:r>
+        <w:t>________________________________________________________________</w:t>
+      </w:r>
+    </w:p>
+    <w:p>
+      <w:r>
+        <w:t>________________________________________________________________</w:t>
+      </w:r>
+    </w:p>
+    <w:p>
+      <w:r>
+        <w:t>________________________________________________________________</w:t>
+      </w:r>
+    </w:p>
+    <w:p>
+      <w:r>
+        <w:t>________________________________________________________________</w:t>
+      </w:r>
+    </w:p>
+    <w:p>
+      <w:r>
+        <w:t>________________________________________________________________</w:t>
+      </w:r>
+    </w:p>
+    <w:p>
+      <w:r>
+        <w:t>________________________________________________________________</w:t>
+      </w:r>
+    </w:p>
+    <w:p>
+      <w:r>
+        <w:t>________________________________________________________________</w:t>
+      </w:r>
+    </w:p>
+    <w:p>
+      <w:r>
+        <w:t>________________________________________________________________</w:t>
+      </w:r>
+    </w:p>
+    <w:p>
+      <w:pPr>
+        <w:spacing w:line="336" w:lineRule="auto" w:after="180"/>
+      </w:pPr>
+      <w:r>
+        <w:rPr>
+          <w:b w:val="0"/>
+        </w:rPr>
+        <w:t>Record support used: none, hint or teacher explanation. After feedback, a different case is needed to demonstrate independence.</w:t>
+      </w:r>
+    </w:p>
+    <w:p>
+      <w:pPr>
+        <w:pStyle w:val="Heading3"/>
+      </w:pPr>
+      <w:r>
+        <w:t>Use feedback to improve</w:t>
       </w:r>
     </w:p>
     <w:p>
@@ -2935,171 +3827,20 @@
         <w:pStyle w:val="Heading1"/>
       </w:pPr>
       <w:r>
-        <w:t>10. Build your understanding</w:t>
-      </w:r>
-    </w:p>
-    <w:p>
-      <w:r>
-        <w:t>Move from recall to tracing, diagnosis and transfer in Parameters and architecture. Explain why each step is justified.</w:t>
-      </w:r>
-    </w:p>
-    <w:p>
-      <w:pPr>
-        <w:pStyle w:val="Heading3"/>
-      </w:pPr>
-      <w:r>
-        <w:t>Explain → apply → challenge</w:t>
-      </w:r>
-    </w:p>
-    <w:p>
-      <w:pPr>
-        <w:spacing w:line="336" w:lineRule="auto" w:after="180"/>
-      </w:pPr>
-      <w:r>
-        <w:rPr>
-          <w:b w:val="0"/>
-        </w:rPr>
-        <w:t xml:space="preserve">A </w:t>
-      </w:r>
-      <w:r>
-        <w:rPr>
-          <w:b/>
-        </w:rPr>
-        <w:t>dense layer</w:t>
-      </w:r>
-      <w:r>
-        <w:rPr>
-          <w:b w:val="0"/>
-        </w:rPr>
-        <w:t xml:space="preserve"> has 4 </w:t>
-      </w:r>
-      <w:r>
-        <w:rPr>
-          <w:b/>
-        </w:rPr>
-        <w:t>input</w:t>
-      </w:r>
-      <w:r>
-        <w:rPr>
-          <w:b w:val="0"/>
-        </w:rPr>
-        <w:t xml:space="preserve">s and 2 </w:t>
-      </w:r>
-      <w:r>
-        <w:rPr>
-          <w:b/>
-        </w:rPr>
-        <w:t>output</w:t>
-      </w:r>
-      <w:r>
-        <w:rPr>
-          <w:b w:val="0"/>
-        </w:rPr>
-        <w:t xml:space="preserve">s with one bias per </w:t>
-      </w:r>
-      <w:r>
-        <w:rPr>
-          <w:b/>
-        </w:rPr>
-        <w:t>output</w:t>
-      </w:r>
-      <w:r>
-        <w:rPr>
-          <w:b w:val="0"/>
-        </w:rPr>
-        <w:t>. Count weights, biases and total.</w:t>
-      </w:r>
-    </w:p>
-    <w:p>
-      <w:pPr>
-        <w:spacing w:line="336" w:lineRule="auto" w:after="180"/>
-      </w:pPr>
-      <w:r>
-        <w:rPr>
-          <w:b w:val="0"/>
-        </w:rPr>
-        <w:t>Recount the 2 to 3 to 1 model if every bias is omitted. State what the original count assumed.</w:t>
-      </w:r>
-    </w:p>
-    <w:p>
-      <w:pPr>
-        <w:spacing w:line="336" w:lineRule="auto" w:after="180"/>
-      </w:pPr>
-      <w:r>
-        <w:rPr>
-          <w:b w:val="0"/>
-        </w:rPr>
-        <w:t>A team says its 26-</w:t>
-      </w:r>
-      <w:r>
-        <w:rPr>
-          <w:b/>
-        </w:rPr>
-        <w:t>parameter</w:t>
-      </w:r>
-      <w:r>
-        <w:rPr>
-          <w:b w:val="0"/>
-        </w:rPr>
-        <w:t xml:space="preserve"> model must outperform a 14-</w:t>
-      </w:r>
-      <w:r>
-        <w:rPr>
-          <w:b/>
-        </w:rPr>
-        <w:t>parameter</w:t>
-      </w:r>
-      <w:r>
-        <w:rPr>
-          <w:b w:val="0"/>
-        </w:rPr>
-        <w:t xml:space="preserve"> model. Give a fair check and one reason the claim is unsupported.</w:t>
-      </w:r>
-    </w:p>
-    <w:p>
-      <w:pPr>
-        <w:pStyle w:val="Heading3"/>
-      </w:pPr>
-      <w:r>
-        <w:t>Explain which evidence supports your conclusion and which claim remains unproved.</w:t>
-      </w:r>
-    </w:p>
-    <w:p>
-      <w:r>
-        <w:t>________________________________________________________________</w:t>
-      </w:r>
-    </w:p>
-    <w:p>
-      <w:r>
-        <w:t>________________________________________________________________</w:t>
-      </w:r>
-    </w:p>
-    <w:p>
-      <w:r>
-        <w:t>________________________________________________________________</w:t>
-      </w:r>
-    </w:p>
-    <w:p>
-      <w:r>
-        <w:t>________________________________________________________________</w:t>
-      </w:r>
-    </w:p>
-    <w:p>
-      <w:r>
-        <w:t>________________________________________________________________</w:t>
-      </w:r>
-    </w:p>
-    <w:p>
-      <w:pPr>
-        <w:pStyle w:val="Heading1"/>
-      </w:pPr>
-      <w:r>
-        <w:t>11. Connect your project</w:t>
-      </w:r>
-    </w:p>
-    <w:p>
-      <w:r>
-        <w:t>Apply this week’s idea to Image-pattern Network Investigation. Keep an annotated decision and the evidence supporting it.</w:t>
+        <w:t>11. Save an architecture definition alongside parameter values</w:t>
+      </w:r>
+    </w:p>
+    <w:p>
+      <w:r>
+        <w:t>Someone else should know exactly which computation the count describes.</w:t>
+      </w:r>
+    </w:p>
+    <w:p>
+      <w:pPr>
+        <w:pStyle w:val="Heading2"/>
+      </w:pPr>
+      <w:r>
+        <w:t>Project artifact and evidence table</w:t>
       </w:r>
     </w:p>
     <w:p>
@@ -3314,6 +4055,56 @@
     </w:tbl>
     <w:p>
       <w:pPr>
+        <w:pStyle w:val="Heading2"/>
+      </w:pPr>
+      <w:r>
+        <w:t>Keep actual evidence and limits</w:t>
+      </w:r>
+    </w:p>
+    <w:p>
+      <w:pPr>
+        <w:spacing w:line="336" w:lineRule="auto" w:after="180"/>
+      </w:pPr>
+      <w:r>
+        <w:rPr>
+          <w:b w:val="0"/>
+        </w:rPr>
+        <w:t xml:space="preserve">For your Image-pattern Network Investigation, save the </w:t>
+      </w:r>
+      <w:r>
+        <w:rPr>
+          <w:b/>
+        </w:rPr>
+        <w:t>input</w:t>
+      </w:r>
+      <w:r>
+        <w:rPr>
+          <w:b w:val="0"/>
+        </w:rPr>
+        <w:t>, procedure, observed result and limitation of this check.</w:t>
+      </w:r>
+    </w:p>
+    <w:p>
+      <w:pPr>
+        <w:spacing w:line="336" w:lineRule="auto" w:after="180"/>
+      </w:pPr>
+      <w:r>
+        <w:rPr>
+          <w:b w:val="0"/>
+        </w:rPr>
+        <w:t>Label this worked example as practice; use a different, previously unreviewed case when checking independent understanding.</w:t>
+      </w:r>
+    </w:p>
+    <w:p>
+      <w:pPr>
+        <w:pStyle w:val="Heading2"/>
+      </w:pPr>
+      <w:r>
+        <w:t>Earlier wording, alternatives and picture transcripts · reference / check after trying</w:t>
+      </w:r>
+    </w:p>
+    <w:p>
+      <w:pPr>
         <w:pStyle w:val="Heading3"/>
       </w:pPr>
       <w:r>
@@ -3322,13 +4113,83 @@
     </w:p>
     <w:p>
       <w:pPr>
+        <w:pStyle w:val="Heading1"/>
+      </w:pPr>
+      <w:r>
+        <w:t>16. Finish with one counted slot and one unmeasured claim</w:t>
+      </w:r>
+    </w:p>
+    <w:p>
+      <w:r>
+        <w:t>Explain why a larger count cannot replace an evaluation.</w:t>
+      </w:r>
+    </w:p>
+    <w:p>
+      <w:pPr>
+        <w:pStyle w:val="Heading2"/>
+      </w:pPr>
+      <w:r>
+        <w:t>Retrieve and explain</w:t>
+      </w:r>
+    </w:p>
+    <w:p>
+      <w:pPr>
+        <w:pStyle w:val="ListBullet"/>
+      </w:pPr>
+      <w:r>
+        <w:t>Close your notes. Explain this goal in your own words: Distinguish architectural choices from parameter values</w:t>
+      </w:r>
+    </w:p>
+    <w:p>
+      <w:pPr>
+        <w:pStyle w:val="Heading3"/>
+      </w:pPr>
+      <w:r>
+        <w:t>My deciding step, evidence and one remaining question</w:t>
+      </w:r>
+    </w:p>
+    <w:p>
+      <w:r>
+        <w:t>________________________________________________________________</w:t>
+      </w:r>
+    </w:p>
+    <w:p>
+      <w:r>
+        <w:t>________________________________________________________________</w:t>
+      </w:r>
+    </w:p>
+    <w:p>
+      <w:r>
+        <w:t>________________________________________________________________</w:t>
+      </w:r>
+    </w:p>
+    <w:p>
+      <w:r>
+        <w:t>________________________________________________________________</w:t>
+      </w:r>
+    </w:p>
+    <w:p>
+      <w:r>
+        <w:t>________________________________________________________________</w:t>
+      </w:r>
+    </w:p>
+    <w:p>
+      <w:pPr>
+        <w:pStyle w:val="Heading2"/>
+      </w:pPr>
+      <w:r>
+        <w:t>Plan a changed-case return</w:t>
+      </w:r>
+    </w:p>
+    <w:p>
+      <w:pPr>
         <w:spacing w:line="336" w:lineRule="auto" w:after="180"/>
       </w:pPr>
       <w:r>
         <w:rPr>
           <w:b w:val="0"/>
         </w:rPr>
-        <w:t xml:space="preserve">For your Image-pattern Network Investigation, save the </w:t>
+        <w:t xml:space="preserve">If you are unsure, return to the worked picture and explain one arrow. If you are ready, change an </w:t>
       </w:r>
       <w:r>
         <w:rPr>
@@ -3340,7 +4201,19 @@
         <w:rPr>
           <w:b w:val="0"/>
         </w:rPr>
-        <w:t>, procedure, observed result and limitation of this check.</w:t>
+        <w:t xml:space="preserve"> or assumption and justify your </w:t>
+      </w:r>
+      <w:r>
+        <w:rPr>
+          <w:b/>
+        </w:rPr>
+        <w:t>prediction</w:t>
+      </w:r>
+      <w:r>
+        <w:rPr>
+          <w:b w:val="0"/>
+        </w:rPr>
+        <w:t>.</w:t>
       </w:r>
     </w:p>
     <w:p>
@@ -3351,7 +4224,19 @@
         <w:rPr>
           <w:b w:val="0"/>
         </w:rPr>
-        <w:t>Label this worked example as practice; use a different, previously unreviewed case when checking independent understanding.</w:t>
+        <w:t xml:space="preserve">Save your workbook </w:t>
+      </w:r>
+      <w:r>
+        <w:rPr>
+          <w:b/>
+        </w:rPr>
+        <w:t>evidence</w:t>
+      </w:r>
+      <w:r>
+        <w:rPr>
+          <w:b w:val="0"/>
+        </w:rPr>
+        <w:t>. At the next review, try a different case before opening your old answer.</w:t>
       </w:r>
     </w:p>
     <w:p>
@@ -3359,89 +4244,297 @@
         <w:pStyle w:val="Heading1"/>
       </w:pPr>
       <w:r>
-        <w:t>12. Show what you know</w:t>
-      </w:r>
-    </w:p>
-    <w:p>
-      <w:r>
-        <w:t>Use a genuinely new case for independent evidence. Previously discussed examples remain practice; use the separately named independent case before feedback.</w:t>
-      </w:r>
-    </w:p>
-    <w:p>
-      <w:pPr>
-        <w:spacing w:line="336" w:lineRule="auto" w:after="180"/>
-      </w:pPr>
-      <w:r>
-        <w:rPr>
-          <w:b w:val="0"/>
-        </w:rPr>
-        <w:t xml:space="preserve">A reproducible description needs ordered </w:t>
-      </w:r>
-      <w:r>
-        <w:rPr>
-          <w:b/>
-        </w:rPr>
-        <w:t>input</w:t>
-      </w:r>
-      <w:r>
-        <w:rPr>
-          <w:b w:val="0"/>
-        </w:rPr>
-        <w:t xml:space="preserve"> features, layer widths, connections, activations and the exact </w:t>
-      </w:r>
-      <w:r>
-        <w:rPr>
-          <w:b/>
-        </w:rPr>
-        <w:t>parameter</w:t>
-      </w:r>
-      <w:r>
-        <w:rPr>
-          <w:b w:val="0"/>
-        </w:rPr>
-        <w:t xml:space="preserve"> values or a way to recover them.</w:t>
-      </w:r>
-    </w:p>
-    <w:p>
-      <w:pPr>
-        <w:spacing w:line="336" w:lineRule="auto" w:after="180"/>
-      </w:pPr>
-      <w:r>
-        <w:rPr>
-          <w:b w:val="0"/>
-        </w:rPr>
-        <w:t xml:space="preserve">A description of </w:t>
-      </w:r>
-      <w:r>
-        <w:rPr>
-          <w:b/>
-        </w:rPr>
-        <w:t>training</w:t>
-      </w:r>
-      <w:r>
-        <w:rPr>
-          <w:b w:val="0"/>
-        </w:rPr>
-        <w:t xml:space="preserve"> also needs the data split and </w:t>
-      </w:r>
-      <w:r>
-        <w:rPr>
-          <w:b/>
-        </w:rPr>
-        <w:t>training</w:t>
-      </w:r>
-      <w:r>
-        <w:rPr>
-          <w:b w:val="0"/>
-        </w:rPr>
-        <w:t xml:space="preserve"> settings. The label small neural network does not specify a computation.</w:t>
-      </w:r>
-    </w:p>
+        <w:t>Reference bank and extra practice</w:t>
+      </w:r>
+    </w:p>
+    <w:p>
+      <w:pPr>
+        <w:pStyle w:val="Heading1"/>
+      </w:pPr>
+      <w:r>
+        <w:t>05. Reference · Use the mathematical words precisely</w:t>
+      </w:r>
+    </w:p>
+    <w:p>
+      <w:r>
+        <w:t>Connect each term to a value or step in the current example.</w:t>
+      </w:r>
+    </w:p>
+    <w:p>
+      <w:pPr>
+        <w:pStyle w:val="Heading2"/>
+      </w:pPr>
+      <w:r>
+        <w:t>Vocabulary and your explanation</w:t>
+      </w:r>
+    </w:p>
+    <w:tbl>
+      <w:tblPr>
+        <w:tblStyle w:val="LightShading-Accent1"/>
+        <w:tblW w:type="auto" w:w="0"/>
+        <w:tblLook w:firstColumn="1" w:firstRow="1" w:lastColumn="0" w:lastRow="0" w:noHBand="0" w:noVBand="1" w:val="04A0"/>
+      </w:tblPr>
+      <w:tblGrid>
+        <w:gridCol w:w="5112"/>
+        <w:gridCol w:w="5112"/>
+      </w:tblGrid>
+      <w:tr>
+        <w:trPr>
+          <w:tblHeader/>
+        </w:trPr>
+        <w:tc>
+          <w:tcPr>
+            <w:tcW w:type="dxa" w:w="5112"/>
+          </w:tcPr>
+          <w:p>
+            <w:r>
+              <w:t>Word</w:t>
+            </w:r>
+          </w:p>
+        </w:tc>
+        <w:tc>
+          <w:tcPr>
+            <w:tcW w:type="dxa" w:w="5112"/>
+          </w:tcPr>
+          <w:p>
+            <w:r>
+              <w:t>Meaning</w:t>
+            </w:r>
+          </w:p>
+        </w:tc>
+      </w:tr>
+      <w:tr>
+        <w:tc>
+          <w:tcPr>
+            <w:tcW w:type="dxa" w:w="5112"/>
+          </w:tcPr>
+          <w:p>
+            <w:r>
+              <w:t>Parameter</w:t>
+            </w:r>
+          </w:p>
+        </w:tc>
+        <w:tc>
+          <w:tcPr>
+            <w:tcW w:type="dxa" w:w="5112"/>
+          </w:tcPr>
+          <w:p>
+            <w:r>
+              <w:t>A numerical model value that a fitting procedure may adjust</w:t>
+            </w:r>
+          </w:p>
+        </w:tc>
+      </w:tr>
+      <w:tr>
+        <w:tc>
+          <w:tcPr>
+            <w:tcW w:type="dxa" w:w="5112"/>
+          </w:tcPr>
+          <w:p>
+            <w:r>
+              <w:t>Architecture</w:t>
+            </w:r>
+          </w:p>
+        </w:tc>
+        <w:tc>
+          <w:tcPr>
+            <w:tcW w:type="dxa" w:w="5112"/>
+          </w:tcPr>
+          <w:p>
+            <w:r>
+              <w:t>The arrangement of layers, connections and activation choices</w:t>
+            </w:r>
+          </w:p>
+        </w:tc>
+      </w:tr>
+      <w:tr>
+        <w:tc>
+          <w:tcPr>
+            <w:tcW w:type="dxa" w:w="5112"/>
+          </w:tcPr>
+          <w:p>
+            <w:r>
+              <w:t>Dense layer</w:t>
+            </w:r>
+          </w:p>
+        </w:tc>
+        <w:tc>
+          <w:tcPr>
+            <w:tcW w:type="dxa" w:w="5112"/>
+          </w:tcPr>
+          <w:p>
+            <w:r>
+              <w:t>A layer in which each output unit has a weight for every input component</w:t>
+            </w:r>
+          </w:p>
+        </w:tc>
+      </w:tr>
+      <w:tr>
+        <w:tc>
+          <w:tcPr>
+            <w:tcW w:type="dxa" w:w="5112"/>
+          </w:tcPr>
+          <w:p>
+            <w:r>
+              <w:t>Hyperparameter</w:t>
+            </w:r>
+          </w:p>
+        </w:tc>
+        <w:tc>
+          <w:tcPr>
+            <w:tcW w:type="dxa" w:w="5112"/>
+          </w:tcPr>
+          <w:p>
+            <w:r>
+              <w:t>A setting chosen for a model or training procedure rather than fitted as an ordinary weight</w:t>
+            </w:r>
+          </w:p>
+        </w:tc>
+      </w:tr>
+    </w:tbl>
     <w:p>
       <w:pPr>
         <w:pStyle w:val="Heading3"/>
       </w:pPr>
       <w:r>
+        <w:t>Use two terms to explain a step in this week’s example.</w:t>
+      </w:r>
+    </w:p>
+    <w:p>
+      <w:r>
+        <w:t>________________________________________________________________</w:t>
+      </w:r>
+    </w:p>
+    <w:p>
+      <w:r>
+        <w:t>________________________________________________________________</w:t>
+      </w:r>
+    </w:p>
+    <w:p>
+      <w:r>
+        <w:t>________________________________________________________________</w:t>
+      </w:r>
+    </w:p>
+    <w:p>
+      <w:pPr>
+        <w:pStyle w:val="Heading1"/>
+      </w:pPr>
+      <w:r>
+        <w:t>10. Extra challenge · Explain a stronger case</w:t>
+      </w:r>
+    </w:p>
+    <w:p>
+      <w:r>
+        <w:t>Choose the next challenge after the main route.</w:t>
+      </w:r>
+    </w:p>
+    <w:p>
+      <w:pPr>
+        <w:pStyle w:val="Heading2"/>
+      </w:pPr>
+      <w:r>
+        <w:t>Explain,repair and extend</w:t>
+      </w:r>
+    </w:p>
+    <w:p>
+      <w:pPr>
+        <w:pStyle w:val="Heading3"/>
+      </w:pPr>
+      <w:r>
+        <w:t>Explain → apply → challenge</w:t>
+      </w:r>
+    </w:p>
+    <w:p>
+      <w:pPr>
+        <w:pStyle w:val="ListBullet"/>
+      </w:pPr>
+      <w:r>
+        <w:t>A dense layer has 4 inputs and 2 outputs with one bias per output. Count weights, biases and total.</w:t>
+      </w:r>
+    </w:p>
+    <w:p>
+      <w:pPr>
+        <w:pStyle w:val="ListBullet"/>
+      </w:pPr>
+      <w:r>
+        <w:t>Recount the 2 to 3 to 1 model if every bias is omitted. State what the original count assumed.</w:t>
+      </w:r>
+    </w:p>
+    <w:p>
+      <w:pPr>
+        <w:pStyle w:val="ListBullet"/>
+      </w:pPr>
+      <w:r>
+        <w:t>A team says its 26-parameter model must outperform a 14-parameter model. Give a fair check and one reason the claim is unsupported.</w:t>
+      </w:r>
+    </w:p>
+    <w:p>
+      <w:pPr>
+        <w:pStyle w:val="Heading3"/>
+      </w:pPr>
+      <w:r>
+        <w:t>Explain which evidence supports your conclusion and which claim remains unproved.</w:t>
+      </w:r>
+    </w:p>
+    <w:p>
+      <w:r>
+        <w:t>________________________________________________________________</w:t>
+      </w:r>
+    </w:p>
+    <w:p>
+      <w:r>
+        <w:t>________________________________________________________________</w:t>
+      </w:r>
+    </w:p>
+    <w:p>
+      <w:r>
+        <w:t>________________________________________________________________</w:t>
+      </w:r>
+    </w:p>
+    <w:p>
+      <w:r>
+        <w:t>________________________________________________________________</w:t>
+      </w:r>
+    </w:p>
+    <w:p>
+      <w:r>
+        <w:t>________________________________________________________________</w:t>
+      </w:r>
+    </w:p>
+    <w:p>
+      <w:pPr>
+        <w:pStyle w:val="Heading1"/>
+      </w:pPr>
+      <w:r>
+        <w:t>12. Reference · Check the representation and its limits</w:t>
+      </w:r>
+    </w:p>
+    <w:p>
+      <w:r>
+        <w:t>Use after practice;reserve the new independent3→2→2architecture and wider variant for the first individual attempt.</w:t>
+      </w:r>
+    </w:p>
+    <w:p>
+      <w:pPr>
+        <w:pStyle w:val="Heading2"/>
+      </w:pPr>
+      <w:r>
+        <w:t>Current explanation and response</w:t>
+      </w:r>
+    </w:p>
+    <w:p>
+      <w:pPr>
+        <w:pStyle w:val="ListBullet"/>
+      </w:pPr>
+      <w:r>
+        <w:t>A reproducible description needs ordered input features, layer widths, connections, activations and the exact parameter values or a way to recover them. A description of training also needs the data split and training settings. The label small neural network does not specify a computation.</w:t>
+      </w:r>
+    </w:p>
+    <w:p>
+      <w:pPr>
+        <w:pStyle w:val="Heading3"/>
+      </w:pPr>
+      <w:r>
         <w:t>Two teams both report 13 parameters. What would you request before claiming they built the same model?</w:t>
       </w:r>
     </w:p>
@@ -3467,60 +4560,18 @@
     </w:p>
     <w:p>
       <w:pPr>
-        <w:spacing w:line="336" w:lineRule="auto" w:after="180"/>
-      </w:pPr>
-      <w:r>
-        <w:rPr>
-          <w:b w:val="0"/>
-        </w:rPr>
-        <w:t xml:space="preserve">Next week defines a loss so that we can measure how a particular set of </w:t>
-      </w:r>
-      <w:r>
-        <w:rPr>
-          <w:b/>
-        </w:rPr>
-        <w:t>parameter</w:t>
-      </w:r>
-      <w:r>
-        <w:rPr>
-          <w:b w:val="0"/>
-        </w:rPr>
-        <w:t>s performs on labelled examples.</w:t>
-      </w:r>
-    </w:p>
-    <w:p>
-      <w:pPr>
-        <w:spacing w:line="336" w:lineRule="auto" w:after="180"/>
-      </w:pPr>
-      <w:r>
-        <w:rPr>
-          <w:b w:val="0"/>
-        </w:rPr>
-        <w:t>A team says its 26-</w:t>
-      </w:r>
-      <w:r>
-        <w:rPr>
-          <w:b/>
-        </w:rPr>
-        <w:t>parameter</w:t>
-      </w:r>
-      <w:r>
-        <w:rPr>
-          <w:b w:val="0"/>
-        </w:rPr>
-        <w:t xml:space="preserve"> model must outperform a 14-</w:t>
-      </w:r>
-      <w:r>
-        <w:rPr>
-          <w:b/>
-        </w:rPr>
-        <w:t>parameter</w:t>
-      </w:r>
-      <w:r>
-        <w:rPr>
-          <w:b w:val="0"/>
-        </w:rPr>
-        <w:t xml:space="preserve"> model. Give a fair check and one reason the claim is unsupported.</w:t>
+        <w:pStyle w:val="ListBullet"/>
+      </w:pPr>
+      <w:r>
+        <w:t>Next week defines a loss so that we can measure how a particular set of parameters performs on labelled examples.</w:t>
+      </w:r>
+    </w:p>
+    <w:p>
+      <w:pPr>
+        <w:pStyle w:val="ListBullet"/>
+      </w:pPr>
+      <w:r>
+        <w:t>A team says its 26-parameter model must outperform a 14-parameter model. Give a fair check and one reason the claim is unsupported.</w:t>
       </w:r>
     </w:p>
     <w:p>
@@ -3556,12 +4607,20 @@
         <w:pStyle w:val="Heading1"/>
       </w:pPr>
       <w:r>
-        <w:t>13. Study a complete case</w:t>
-      </w:r>
-    </w:p>
-    <w:p>
-      <w:r>
-        <w:t>Revisit the complete Parameters and architecture case for supported practice. Repeated examples do not become fresh assessments.</w:t>
+        <w:t>13. Extra practice · Revisit the complete trace</w:t>
+      </w:r>
+    </w:p>
+    <w:p>
+      <w:r>
+        <w:t>Predict before reading the supplied steps.</w:t>
+      </w:r>
+    </w:p>
+    <w:p>
+      <w:pPr>
+        <w:pStyle w:val="Heading2"/>
+      </w:pPr>
+      <w:r>
+        <w:t>Complete trace and evidence</w:t>
       </w:r>
     </w:p>
     <w:p>
@@ -3794,252 +4853,20 @@
         <w:pStyle w:val="Heading1"/>
       </w:pPr>
       <w:r>
-        <w:t>14. Try a new case independently</w:t>
-      </w:r>
-    </w:p>
-    <w:p>
-      <w:r>
-        <w:t>Attempt the reserved new case before feedback. Record support; the earlier examples below remain additional practice.</w:t>
-      </w:r>
-    </w:p>
-    <w:p>
-      <w:pPr>
-        <w:pStyle w:val="Heading3"/>
-      </w:pPr>
-      <w:r>
-        <w:t>Independent case: Count a new architecture independently</w:t>
-      </w:r>
-    </w:p>
-    <w:p>
-      <w:pPr>
-        <w:spacing w:line="336" w:lineRule="auto" w:after="180"/>
-      </w:pPr>
-      <w:r>
-        <w:rPr>
-          <w:b w:val="0"/>
-        </w:rPr>
-        <w:t xml:space="preserve">A dense 3 to 2 to 2 network uses ReLU in the hidden layer and identity in the </w:t>
-      </w:r>
-      <w:r>
-        <w:rPr>
-          <w:b/>
-        </w:rPr>
-        <w:t>output</w:t>
-      </w:r>
-      <w:r>
-        <w:rPr>
-          <w:b w:val="0"/>
-        </w:rPr>
-        <w:t xml:space="preserve"> layer, with one bias per unit. Give each layer count and the total.</w:t>
-      </w:r>
-    </w:p>
-    <w:p>
-      <w:pPr>
-        <w:spacing w:line="336" w:lineRule="auto" w:after="180"/>
-      </w:pPr>
-      <w:r>
-        <w:rPr>
-          <w:b w:val="0"/>
-        </w:rPr>
-        <w:t>If hidden width becomes 4, recount and explain why activation values are excluded.</w:t>
-      </w:r>
-    </w:p>
-    <w:p>
-      <w:pPr>
-        <w:pStyle w:val="Heading3"/>
-      </w:pPr>
-      <w:r>
-        <w:t>My independent explanation, trace and limits</w:t>
-      </w:r>
-    </w:p>
-    <w:p>
-      <w:r>
-        <w:t>________________________________________________________________</w:t>
-      </w:r>
-    </w:p>
-    <w:p>
-      <w:r>
-        <w:t>________________________________________________________________</w:t>
-      </w:r>
-    </w:p>
-    <w:p>
-      <w:r>
-        <w:t>________________________________________________________________</w:t>
-      </w:r>
-    </w:p>
-    <w:p>
-      <w:r>
-        <w:t>________________________________________________________________</w:t>
-      </w:r>
-    </w:p>
-    <w:p>
-      <w:r>
-        <w:t>________________________________________________________________</w:t>
-      </w:r>
-    </w:p>
-    <w:p>
-      <w:r>
-        <w:t>________________________________________________________________</w:t>
-      </w:r>
-    </w:p>
-    <w:p>
-      <w:r>
-        <w:t>________________________________________________________________</w:t>
-      </w:r>
-    </w:p>
-    <w:p>
-      <w:pPr>
-        <w:spacing w:line="336" w:lineRule="auto" w:after="180"/>
-      </w:pPr>
-      <w:r>
-        <w:rPr>
-          <w:b w:val="0"/>
-        </w:rPr>
-        <w:t>Attempt this case before feedback. Record any help. Earlier examples below are further practice; a case already practised with feedback cannot establish fresh transfer.</w:t>
-      </w:r>
-    </w:p>
-    <w:p>
-      <w:pPr>
-        <w:pStyle w:val="Heading3"/>
-      </w:pPr>
-      <w:r>
-        <w:t>Attempt this without hints</w:t>
-      </w:r>
-    </w:p>
-    <w:p>
-      <w:pPr>
-        <w:spacing w:line="336" w:lineRule="auto" w:after="180"/>
-      </w:pPr>
-      <w:r>
-        <w:rPr>
-          <w:b w:val="0"/>
-        </w:rPr>
-        <w:t xml:space="preserve">A dense 3 to 2 to 2 network uses ReLU in the hidden layer and identity in the </w:t>
-      </w:r>
-      <w:r>
-        <w:rPr>
-          <w:b/>
-        </w:rPr>
-        <w:t>output</w:t>
-      </w:r>
-      <w:r>
-        <w:rPr>
-          <w:b w:val="0"/>
-        </w:rPr>
-        <w:t xml:space="preserve"> layer, with one bias per unit. Give each layer count and the total.</w:t>
-      </w:r>
-    </w:p>
-    <w:p>
-      <w:pPr>
-        <w:spacing w:line="336" w:lineRule="auto" w:after="180"/>
-      </w:pPr>
-      <w:r>
-        <w:rPr>
-          <w:b w:val="0"/>
-        </w:rPr>
-        <w:t>If hidden width becomes 4, recount and explain why activation values are excluded.</w:t>
-      </w:r>
-    </w:p>
-    <w:p>
-      <w:pPr>
-        <w:pStyle w:val="Heading3"/>
-      </w:pPr>
-      <w:r>
-        <w:t>My independent procedure, result and limitation</w:t>
-      </w:r>
-    </w:p>
-    <w:p>
-      <w:r>
-        <w:t>________________________________________________________________</w:t>
-      </w:r>
-    </w:p>
-    <w:p>
-      <w:r>
-        <w:t>________________________________________________________________</w:t>
-      </w:r>
-    </w:p>
-    <w:p>
-      <w:r>
-        <w:t>________________________________________________________________</w:t>
-      </w:r>
-    </w:p>
-    <w:p>
-      <w:r>
-        <w:t>________________________________________________________________</w:t>
-      </w:r>
-    </w:p>
-    <w:p>
-      <w:r>
-        <w:t>________________________________________________________________</w:t>
-      </w:r>
-    </w:p>
-    <w:p>
-      <w:r>
-        <w:t>________________________________________________________________</w:t>
-      </w:r>
-    </w:p>
-    <w:p>
-      <w:r>
-        <w:t>________________________________________________________________</w:t>
-      </w:r>
-    </w:p>
-    <w:p>
-      <w:r>
-        <w:t>________________________________________________________________</w:t>
-      </w:r>
-    </w:p>
-    <w:p>
-      <w:pPr>
-        <w:spacing w:line="336" w:lineRule="auto" w:after="180"/>
-      </w:pPr>
-      <w:r>
-        <w:rPr>
-          <w:b w:val="0"/>
-        </w:rPr>
-        <w:t>Record support used: none, hint or teacher explanation. After feedback, a different case is needed to demonstrate independence.</w:t>
-      </w:r>
-    </w:p>
-    <w:p>
-      <w:pPr>
-        <w:pStyle w:val="Heading3"/>
-      </w:pPr>
-      <w:r>
-        <w:t>Use feedback to improve</w:t>
-      </w:r>
-    </w:p>
-    <w:p>
-      <w:pPr>
-        <w:spacing w:line="336" w:lineRule="auto" w:after="180"/>
-      </w:pPr>
-      <w:r>
-        <w:rPr>
-          <w:b w:val="0"/>
-        </w:rPr>
-        <w:t>Attempt the independent case before hints. Record whether you worked alone, used a hint or followed a model. After feedback, fix the first unsupported step and explain why it changed.</w:t>
-      </w:r>
-    </w:p>
-    <w:p>
-      <w:pPr>
-        <w:spacing w:line="336" w:lineRule="auto" w:after="180"/>
-      </w:pPr>
-      <w:r>
-        <w:rPr>
-          <w:b w:val="0"/>
-        </w:rPr>
-        <w:t>A later check uses a changed case, not a copied answer.</w:t>
-      </w:r>
-    </w:p>
-    <w:p>
-      <w:pPr>
-        <w:pStyle w:val="Heading1"/>
-      </w:pPr>
-      <w:r>
-        <w:t>15. Your lesson route</w:t>
-      </w:r>
-    </w:p>
-    <w:p>
-      <w:r>
-        <w:t>Use this map to navigate Parameters and architecture, connect the goals to tasks and keep one evidence record for each attempt.</w:t>
+        <w:t>15. Reference · The earlier route checklist</w:t>
+      </w:r>
+    </w:p>
+    <w:p>
+      <w:r>
+        <w:t>Use one main route rather than repeating the lesson.</w:t>
+      </w:r>
+    </w:p>
+    <w:p>
+      <w:pPr>
+        <w:pStyle w:val="Heading2"/>
+      </w:pPr>
+      <w:r>
+        <w:t>Targets,route and first prediction</w:t>
       </w:r>
     </w:p>
     <w:p>
@@ -4218,12 +5045,117 @@
         <w:pStyle w:val="Heading1"/>
       </w:pPr>
       <w:r>
-        <w:t>16. Finish and return</w:t>
-      </w:r>
-    </w:p>
-    <w:p>
-      <w:r>
-        <w:t>Explain Parameters and architecture without notes, identify a remaining question and plan a later check with a changed case.</w:t>
+        <w:t>17. Extra practice · Predict,check and repair</w:t>
+      </w:r>
+    </w:p>
+    <w:p>
+      <w:r>
+        <w:t>Keep supported feedback separate from the independent case.</w:t>
+      </w:r>
+    </w:p>
+    <w:p>
+      <w:pPr>
+        <w:pStyle w:val="Heading2"/>
+      </w:pPr>
+      <w:r>
+        <w:t>First supported question and optional hint</w:t>
+      </w:r>
+    </w:p>
+    <w:p>
+      <w:pPr>
+        <w:pStyle w:val="ListBullet"/>
+      </w:pPr>
+      <w:r>
+        <w:t>Count trainable weights and biases separately from activation functions.</w:t>
+      </w:r>
+    </w:p>
+    <w:p>
+      <w:pPr>
+        <w:pStyle w:val="Heading3"/>
+      </w:pPr>
+      <w:r>
+        <w:t>Practice 1: explain the deciding evidence</w:t>
+      </w:r>
+    </w:p>
+    <w:p>
+      <w:pPr>
+        <w:pStyle w:val="ListBullet"/>
+      </w:pPr>
+      <w:r>
+        <w:t>Which labelled step matches this detail? Total trainable parameters=9+4=13; ReLU adds no parameters here.</w:t>
+      </w:r>
+    </w:p>
+    <w:p>
+      <w:pPr>
+        <w:pStyle w:val="ListBullet"/>
+      </w:pPr>
+      <w:r>
+        <w:t>1. Total</w:t>
+      </w:r>
+    </w:p>
+    <w:p>
+      <w:pPr>
+        <w:pStyle w:val="ListBullet"/>
+      </w:pPr>
+      <w:r>
+        <w:t>2. Count output layer</w:t>
+      </w:r>
+    </w:p>
+    <w:p>
+      <w:pPr>
+        <w:pStyle w:val="ListBullet"/>
+      </w:pPr>
+      <w:r>
+        <w:t>3. Count first layer</w:t>
+      </w:r>
+    </w:p>
+    <w:p>
+      <w:pPr>
+        <w:pStyle w:val="Heading3"/>
+      </w:pPr>
+      <w:r>
+        <w:t>My selected conclusion, deciding fact and explanation</w:t>
+      </w:r>
+    </w:p>
+    <w:p>
+      <w:r>
+        <w:t>________________________________________________________________</w:t>
+      </w:r>
+    </w:p>
+    <w:p>
+      <w:r>
+        <w:t>________________________________________________________________</w:t>
+      </w:r>
+    </w:p>
+    <w:p>
+      <w:r>
+        <w:t>________________________________________________________________</w:t>
+      </w:r>
+    </w:p>
+    <w:p>
+      <w:r>
+        <w:t>________________________________________________________________</w:t>
+      </w:r>
+    </w:p>
+    <w:p>
+      <w:r>
+        <w:t>________________________________________________________________</w:t>
+      </w:r>
+    </w:p>
+    <w:p>
+      <w:pPr>
+        <w:pStyle w:val="ListBullet"/>
+      </w:pPr>
+      <w:r>
+        <w:t>Hint if needed: Read the steps in the pictorial case. Match the supplied detail to the stage that performs or records it.</w:t>
+      </w:r>
+    </w:p>
+    <w:p>
+      <w:pPr>
+        <w:pStyle w:val="Heading2"/>
+      </w:pPr>
+      <w:r>
+        <w:t>Check after the first attempt · reference / check after trying</w:t>
       </w:r>
     </w:p>
     <w:p>
@@ -4234,7 +5166,7 @@
         <w:rPr>
           <w:b w:val="0"/>
         </w:rPr>
-        <w:t xml:space="preserve">Close your notes. Explain this goal in your own words: Distinguish architectural choices from </w:t>
+        <w:t xml:space="preserve">After your attempt, compare with the supported explanation: Total Total trainable </w:t>
       </w:r>
       <w:r>
         <w:rPr>
@@ -4246,7 +5178,115 @@
         <w:rPr>
           <w:b w:val="0"/>
         </w:rPr>
-        <w:t xml:space="preserve"> values</w:t>
+        <w:t xml:space="preserve">s=9+4=13; ReLU adds no </w:t>
+      </w:r>
+      <w:r>
+        <w:rPr>
+          <w:b/>
+        </w:rPr>
+        <w:t>parameter</w:t>
+      </w:r>
+      <w:r>
+        <w:rPr>
+          <w:b w:val="0"/>
+        </w:rPr>
+        <w:t xml:space="preserve">s here. Count one weight for each </w:t>
+      </w:r>
+      <w:r>
+        <w:rPr>
+          <w:b/>
+        </w:rPr>
+        <w:t>input</w:t>
+      </w:r>
+      <w:r>
+        <w:rPr>
+          <w:b w:val="0"/>
+        </w:rPr>
+        <w:t>-to-unit connection and one bias for each receiving unit.</w:t>
+      </w:r>
+    </w:p>
+    <w:p>
+      <w:pPr>
+        <w:spacing w:line="336" w:lineRule="auto" w:after="180"/>
+      </w:pPr>
+      <w:r>
+        <w:rPr>
+          <w:b w:val="0"/>
+        </w:rPr>
+        <w:t xml:space="preserve">Two </w:t>
+      </w:r>
+      <w:r>
+        <w:rPr>
+          <w:b/>
+        </w:rPr>
+        <w:t>input</w:t>
+      </w:r>
+      <w:r>
+        <w:rPr>
+          <w:b w:val="0"/>
+        </w:rPr>
+        <w:t xml:space="preserve">s connecting to three hidden units make six weights. The three hidden </w:t>
+      </w:r>
+      <w:r>
+        <w:rPr>
+          <w:b/>
+        </w:rPr>
+        <w:t>output</w:t>
+      </w:r>
+      <w:r>
+        <w:rPr>
+          <w:b w:val="0"/>
+        </w:rPr>
+        <w:t xml:space="preserve">s connect to one </w:t>
+      </w:r>
+      <w:r>
+        <w:rPr>
+          <w:b/>
+        </w:rPr>
+        <w:t>output</w:t>
+      </w:r>
+      <w:r>
+        <w:rPr>
+          <w:b w:val="0"/>
+        </w:rPr>
+        <w:t xml:space="preserve"> unit through three more weights. ReLU applies a fixed function and adds no adjustable </w:t>
+      </w:r>
+      <w:r>
+        <w:rPr>
+          <w:b/>
+        </w:rPr>
+        <w:t>parameter</w:t>
+      </w:r>
+      <w:r>
+        <w:rPr>
+          <w:b w:val="0"/>
+        </w:rPr>
+        <w:t xml:space="preserve"> here.</w:t>
+      </w:r>
+    </w:p>
+    <w:p>
+      <w:pPr>
+        <w:spacing w:line="336" w:lineRule="auto" w:after="180"/>
+      </w:pPr>
+      <w:r>
+        <w:rPr>
+          <w:b/>
+        </w:rPr>
+        <w:t>Architecture</w:t>
+      </w:r>
+      <w:r>
+        <w:rPr>
+          <w:b w:val="0"/>
+        </w:rPr>
+        <w:t xml:space="preserve"> determines the connection pattern; learned values occupy those connections.</w:t>
+      </w:r>
+    </w:p>
+    <w:p>
+      <w:pPr>
+        <w:pStyle w:val="Heading2"/>
+      </w:pPr>
+      <w:r>
+        <w:t>Changed-case question and optional hint</w:t>
       </w:r>
     </w:p>
     <w:p>
@@ -4254,7 +5294,47 @@
         <w:pStyle w:val="Heading3"/>
       </w:pPr>
       <w:r>
-        <w:t>My deciding step, evidence and one remaining question</w:t>
+        <w:t>Practice 2: explain the deciding evidence</w:t>
+      </w:r>
+    </w:p>
+    <w:p>
+      <w:pPr>
+        <w:pStyle w:val="ListBullet"/>
+      </w:pPr>
+      <w:r>
+        <w:t>Changed-case practice: Increase hidden width from 3 to4. Which conclusion is supported by the supplied facts?</w:t>
+      </w:r>
+    </w:p>
+    <w:p>
+      <w:pPr>
+        <w:pStyle w:val="ListBullet"/>
+      </w:pPr>
+      <w:r>
+        <w:t>1. This one example guarantees correct results for every future input.</w:t>
+      </w:r>
+    </w:p>
+    <w:p>
+      <w:pPr>
+        <w:pStyle w:val="ListBullet"/>
+      </w:pPr>
+      <w:r>
+        <w:t>2. We can decide the result without examining the changed input or the procedure.</w:t>
+      </w:r>
+    </w:p>
+    <w:p>
+      <w:pPr>
+        <w:pStyle w:val="ListBullet"/>
+      </w:pPr>
+      <w:r>
+        <w:t>3. First layer 12 parameters; output layer 5; total 17.</w:t>
+      </w:r>
+    </w:p>
+    <w:p>
+      <w:pPr>
+        <w:pStyle w:val="Heading3"/>
+      </w:pPr>
+      <w:r>
+        <w:t>My selected conclusion, deciding fact and explanation</w:t>
       </w:r>
     </w:p>
     <w:p>
@@ -4284,37 +5364,281 @@
     </w:p>
     <w:p>
       <w:pPr>
+        <w:pStyle w:val="ListBullet"/>
+      </w:pPr>
+      <w:r>
+        <w:t>Hint if needed: Use the changed condition and the deciding step in the pictorial trace. The answer must say what follows from those facts.</w:t>
+      </w:r>
+    </w:p>
+    <w:p>
+      <w:pPr>
+        <w:pStyle w:val="Heading2"/>
+      </w:pPr>
+      <w:r>
+        <w:t>Check after the changed attempt · reference / check after trying</w:t>
+      </w:r>
+    </w:p>
+    <w:p>
+      <w:pPr>
         <w:spacing w:line="336" w:lineRule="auto" w:after="180"/>
       </w:pPr>
       <w:r>
         <w:rPr>
           <w:b w:val="0"/>
         </w:rPr>
-        <w:t xml:space="preserve">If you are unsure, return to the worked picture and explain one arrow. If you are ready, change an </w:t>
+        <w:t xml:space="preserve">After your attempt, compare with the supported explanation: First layer 12 </w:t>
       </w:r>
       <w:r>
         <w:rPr>
           <w:b/>
         </w:rPr>
+        <w:t>parameter</w:t>
+      </w:r>
+      <w:r>
+        <w:rPr>
+          <w:b w:val="0"/>
+        </w:rPr>
+        <w:t xml:space="preserve">s; </w:t>
+      </w:r>
+      <w:r>
+        <w:rPr>
+          <w:b/>
+        </w:rPr>
+        <w:t>output</w:t>
+      </w:r>
+      <w:r>
+        <w:rPr>
+          <w:b w:val="0"/>
+        </w:rPr>
+        <w:t xml:space="preserve"> layer 5; total 17. Each new hidden unit adds 2 </w:t>
+      </w:r>
+      <w:r>
+        <w:rPr>
+          <w:b/>
+        </w:rPr>
         <w:t>input</w:t>
       </w:r>
       <w:r>
         <w:rPr>
           <w:b w:val="0"/>
         </w:rPr>
-        <w:t xml:space="preserve"> or assumption and justify your </w:t>
+        <w:t xml:space="preserve"> weights, 1 hidden bias and 1 outgoing weight.</w:t>
+      </w:r>
+    </w:p>
+    <w:p>
+      <w:pPr>
+        <w:pStyle w:val="Heading2"/>
+      </w:pPr>
+      <w:r>
+        <w:t>Repair and retain the record</w:t>
+      </w:r>
+    </w:p>
+    <w:p>
+      <w:pPr>
+        <w:spacing w:line="336" w:lineRule="auto" w:after="180"/>
+      </w:pPr>
+      <w:r>
+        <w:rPr>
+          <w:b w:val="0"/>
+        </w:rPr>
+        <w:t>Review Forward passes by hand (ai-5/6). Goal: Record scores and activations in dependency order. Short practice: Why should feedback identify h before correcting only y?</w:t>
+      </w:r>
+    </w:p>
+    <w:p>
+      <w:pPr>
+        <w:spacing w:line="336" w:lineRule="auto" w:after="180"/>
+      </w:pPr>
+      <w:r>
+        <w:rPr>
+          <w:b w:val="0"/>
+        </w:rPr>
+        <w:t xml:space="preserve">Point to the relevant step in the picture, then write the changed result and the rule or </w:t>
       </w:r>
       <w:r>
         <w:rPr>
           <w:b/>
         </w:rPr>
+        <w:t>evidence</w:t>
+      </w:r>
+      <w:r>
+        <w:rPr>
+          <w:b w:val="0"/>
+        </w:rPr>
+        <w:t xml:space="preserve"> that supports it.. Return to this week and explain what you changed.</w:t>
+      </w:r>
+    </w:p>
+    <w:p>
+      <w:pPr>
+        <w:spacing w:line="336" w:lineRule="auto" w:after="180"/>
+      </w:pPr>
+      <w:r>
+        <w:rPr>
+          <w:b w:val="0"/>
+        </w:rPr>
+        <w:t xml:space="preserve">Review Activation functions (ai-5/4). Goal: Trace identity ReLU and sigmoid on a numerical score. Short practice: Which original </w:t>
+      </w:r>
+      <w:r>
+        <w:rPr>
+          <w:b/>
+        </w:rPr>
+        <w:t>input</w:t>
+      </w:r>
+      <w:r>
+        <w:rPr>
+          <w:b w:val="0"/>
+        </w:rPr>
+        <w:t xml:space="preserve">s cannot be distinguished by this network’s final </w:t>
+      </w:r>
+      <w:r>
+        <w:rPr>
+          <w:b/>
+        </w:rPr>
+        <w:t>output</w:t>
+      </w:r>
+      <w:r>
+        <w:rPr>
+          <w:b w:val="0"/>
+        </w:rPr>
+        <w:t>?</w:t>
+      </w:r>
+    </w:p>
+    <w:p>
+      <w:pPr>
+        <w:spacing w:line="336" w:lineRule="auto" w:after="180"/>
+      </w:pPr>
+      <w:r>
+        <w:rPr>
+          <w:b w:val="0"/>
+        </w:rPr>
+        <w:t xml:space="preserve">Point to the relevant step in the picture, then write the changed result and the rule or </w:t>
+      </w:r>
+      <w:r>
+        <w:rPr>
+          <w:b/>
+        </w:rPr>
+        <w:t>evidence</w:t>
+      </w:r>
+      <w:r>
+        <w:rPr>
+          <w:b w:val="0"/>
+        </w:rPr>
+        <w:t xml:space="preserve"> that supports it.. Return to this week and explain what you changed.</w:t>
+      </w:r>
+    </w:p>
+    <w:p>
+      <w:pPr>
+        <w:spacing w:line="336" w:lineRule="auto" w:after="180"/>
+      </w:pPr>
+      <w:r>
+        <w:rPr>
+          <w:b w:val="0"/>
+        </w:rPr>
+        <w:t xml:space="preserve">Review Representing </w:t>
+      </w:r>
+      <w:r>
+        <w:rPr>
+          <w:b/>
+        </w:rPr>
+        <w:t>input</w:t>
+      </w:r>
+      <w:r>
+        <w:rPr>
+          <w:b w:val="0"/>
+        </w:rPr>
+        <w:t xml:space="preserve">s as vectors (ai-5/1). Goal: Encode a record using a fixed feature order and units. Short practice: Why does equal total brightness not make A and B identical </w:t>
+      </w:r>
+      <w:r>
+        <w:rPr>
+          <w:b/>
+        </w:rPr>
+        <w:t>input</w:t>
+      </w:r>
+      <w:r>
+        <w:rPr>
+          <w:b w:val="0"/>
+        </w:rPr>
+        <w:t>s?</w:t>
+      </w:r>
+    </w:p>
+    <w:p>
+      <w:pPr>
+        <w:spacing w:line="336" w:lineRule="auto" w:after="180"/>
+      </w:pPr>
+      <w:r>
+        <w:rPr>
+          <w:b w:val="0"/>
+        </w:rPr>
+        <w:t xml:space="preserve">Point to the relevant step in the picture, then write the changed result and the rule or </w:t>
+      </w:r>
+      <w:r>
+        <w:rPr>
+          <w:b/>
+        </w:rPr>
+        <w:t>evidence</w:t>
+      </w:r>
+      <w:r>
+        <w:rPr>
+          <w:b w:val="0"/>
+        </w:rPr>
+        <w:t xml:space="preserve"> that supports it.. Return to this week and explain what you changed.</w:t>
+      </w:r>
+    </w:p>
+    <w:p>
+      <w:pPr>
+        <w:spacing w:line="336" w:lineRule="auto" w:after="180"/>
+      </w:pPr>
+      <w:r>
+        <w:rPr>
+          <w:b w:val="0"/>
+        </w:rPr>
+        <w:t xml:space="preserve">The browser lab lets you edit the supported Python examples already included in this lesson. Predict first, run, inspect the actual </w:t>
+      </w:r>
+      <w:r>
+        <w:rPr>
+          <w:b/>
+        </w:rPr>
+        <w:t>output</w:t>
+      </w:r>
+      <w:r>
+        <w:rPr>
+          <w:b w:val="0"/>
+        </w:rPr>
+        <w:t xml:space="preserve"> or error, change one </w:t>
+      </w:r>
+      <w:r>
+        <w:rPr>
+          <w:b/>
+        </w:rPr>
+        <w:t>input</w:t>
+      </w:r>
+      <w:r>
+        <w:rPr>
+          <w:b w:val="0"/>
+        </w:rPr>
+        <w:t>, then run again.</w:t>
+      </w:r>
+    </w:p>
+    <w:p>
+      <w:pPr>
+        <w:spacing w:line="336" w:lineRule="auto" w:after="180"/>
+      </w:pPr>
+      <w:r>
+        <w:rPr>
+          <w:b w:val="0"/>
+        </w:rPr>
+        <w:t xml:space="preserve">Keep code, </w:t>
+      </w:r>
+      <w:r>
+        <w:rPr>
+          <w:b/>
+        </w:rPr>
         <w:t>prediction</w:t>
       </w:r>
       <w:r>
         <w:rPr>
           <w:b w:val="0"/>
         </w:rPr>
-        <w:t>.</w:t>
+        <w:t>s, actual results and a reasoned revision together. On paper, label your result as a trace rather than an execution.</w:t>
       </w:r>
     </w:p>
     <w:p>
@@ -4325,7 +5649,7 @@
         <w:rPr>
           <w:b w:val="0"/>
         </w:rPr>
-        <w:t xml:space="preserve">Save your workbook </w:t>
+        <w:t xml:space="preserve">Use Download completed work in the hosted lesson to export your answers, reflections, practice feedback and code-run </w:t>
       </w:r>
       <w:r>
         <w:rPr>
@@ -4337,7 +5661,61 @@
         <w:rPr>
           <w:b w:val="0"/>
         </w:rPr>
-        <w:t>. At the next review, try a different case before opening your old answer.</w:t>
+        <w:t>. Open the HTML copy to read or print it.</w:t>
+      </w:r>
+    </w:p>
+    <w:p>
+      <w:pPr>
+        <w:spacing w:line="336" w:lineRule="auto" w:after="180"/>
+      </w:pPr>
+      <w:r>
+        <w:rPr>
+          <w:b w:val="0"/>
+        </w:rPr>
+        <w:t>Drafts stay in this browser when storage is available; clear drafts on a shared device.</w:t>
+      </w:r>
+    </w:p>
+    <w:p>
+      <w:pPr>
+        <w:pStyle w:val="Heading2"/>
+      </w:pPr>
+      <w:r>
+        <w:t>Earlier wording, alternatives and picture transcripts · reference / check after trying</w:t>
+      </w:r>
+    </w:p>
+    <w:p>
+      <w:pPr>
+        <w:spacing w:line="336" w:lineRule="auto" w:after="180"/>
+      </w:pPr>
+      <w:r>
+        <w:rPr>
+          <w:b w:val="0"/>
+        </w:rPr>
+        <w:t>Use this supported practice once, in the browser or on paper. Keep the reserved independent assessment for a separate first attempt before teacher feedback.</w:t>
+      </w:r>
+    </w:p>
+    <w:p>
+      <w:pPr>
+        <w:pStyle w:val="Heading3"/>
+      </w:pPr>
+      <w:r>
+        <w:t>Repair a missing building block</w:t>
+      </w:r>
+    </w:p>
+    <w:p>
+      <w:pPr>
+        <w:pStyle w:val="Heading3"/>
+      </w:pPr>
+      <w:r>
+        <w:t>Predict, run and debug</w:t>
+      </w:r>
+    </w:p>
+    <w:p>
+      <w:pPr>
+        <w:pStyle w:val="Heading3"/>
+      </w:pPr>
+      <w:r>
+        <w:t>Keep your completed work</w:t>
       </w:r>
     </w:p>
     <w:p>
@@ -4345,817 +5723,17 @@
         <w:pStyle w:val="Heading1"/>
       </w:pPr>
       <w:r>
-        <w:t>17. Supported practice, repair and portfolio</w:t>
-      </w:r>
-    </w:p>
-    <w:p>
-      <w:r>
-        <w:t>Attempt supported questions before using hints or feedback. Review a missing building block, then keep the completed work.</w:t>
-      </w:r>
-    </w:p>
-    <w:p>
-      <w:pPr>
-        <w:spacing w:line="336" w:lineRule="auto" w:after="180"/>
-      </w:pPr>
-      <w:r>
-        <w:rPr>
-          <w:b w:val="0"/>
-        </w:rPr>
-        <w:t>Use this supported practice once, in the browser or on paper. Keep the reserved independent assessment for a separate first attempt before teacher feedback.</w:t>
-      </w:r>
-    </w:p>
-    <w:p>
-      <w:pPr>
-        <w:spacing w:line="336" w:lineRule="auto" w:after="180"/>
-      </w:pPr>
-      <w:r>
-        <w:rPr>
-          <w:b w:val="0"/>
-        </w:rPr>
-        <w:t>Count trainable weights and biases separately from activation functions.</w:t>
-      </w:r>
-    </w:p>
-    <w:p>
-      <w:pPr>
-        <w:pStyle w:val="Heading3"/>
-      </w:pPr>
-      <w:r>
-        <w:t>Practice 1: explain the deciding evidence</w:t>
-      </w:r>
-    </w:p>
-    <w:p>
-      <w:pPr>
-        <w:spacing w:line="336" w:lineRule="auto" w:after="180"/>
-      </w:pPr>
-      <w:r>
-        <w:rPr>
-          <w:b w:val="0"/>
-        </w:rPr>
-        <w:t xml:space="preserve">Which labelled step matches this detail? Total trainable </w:t>
-      </w:r>
-      <w:r>
-        <w:rPr>
-          <w:b/>
-        </w:rPr>
-        <w:t>parameter</w:t>
-      </w:r>
-      <w:r>
-        <w:rPr>
-          <w:b w:val="0"/>
-        </w:rPr>
-        <w:t xml:space="preserve">s=9+4=13; ReLU adds no </w:t>
-      </w:r>
-      <w:r>
-        <w:rPr>
-          <w:b/>
-        </w:rPr>
-        <w:t>parameter</w:t>
-      </w:r>
-      <w:r>
-        <w:rPr>
-          <w:b w:val="0"/>
-        </w:rPr>
-        <w:t>s here.</w:t>
-      </w:r>
-    </w:p>
-    <w:p>
-      <w:pPr>
-        <w:spacing w:line="336" w:lineRule="auto" w:after="180"/>
-        <w:shd w:fill="F4F9FC"/>
-      </w:pPr>
-      <w:r>
-        <w:rPr>
-          <w:b w:val="0"/>
-        </w:rPr>
-        <w:t>1. Total</w:t>
-      </w:r>
-    </w:p>
-    <w:p>
-      <w:pPr>
-        <w:spacing w:line="336" w:lineRule="auto" w:after="180"/>
-        <w:shd w:fill="F4F9FC"/>
-      </w:pPr>
-      <w:r>
-        <w:rPr>
-          <w:b w:val="0"/>
-        </w:rPr>
-        <w:t xml:space="preserve">2. Count </w:t>
-      </w:r>
-      <w:r>
-        <w:rPr>
-          <w:b/>
-        </w:rPr>
-        <w:t>output</w:t>
-      </w:r>
-      <w:r>
-        <w:rPr>
-          <w:b w:val="0"/>
-        </w:rPr>
-        <w:t xml:space="preserve"> layer</w:t>
-      </w:r>
-    </w:p>
-    <w:p>
-      <w:pPr>
-        <w:spacing w:line="336" w:lineRule="auto" w:after="180"/>
-        <w:shd w:fill="F4F9FC"/>
-      </w:pPr>
-      <w:r>
-        <w:rPr>
-          <w:b w:val="0"/>
-        </w:rPr>
-        <w:t>3. Count first layer</w:t>
-      </w:r>
-    </w:p>
-    <w:p>
-      <w:pPr>
-        <w:pStyle w:val="Heading3"/>
-      </w:pPr>
-      <w:r>
-        <w:t>My selected conclusion, deciding fact and explanation</w:t>
-      </w:r>
-    </w:p>
-    <w:p>
-      <w:r>
-        <w:t>________________________________________________________________</w:t>
-      </w:r>
-    </w:p>
-    <w:p>
-      <w:r>
-        <w:t>________________________________________________________________</w:t>
-      </w:r>
-    </w:p>
-    <w:p>
-      <w:r>
-        <w:t>________________________________________________________________</w:t>
-      </w:r>
-    </w:p>
-    <w:p>
-      <w:r>
-        <w:t>________________________________________________________________</w:t>
-      </w:r>
-    </w:p>
-    <w:p>
-      <w:r>
-        <w:t>________________________________________________________________</w:t>
-      </w:r>
-    </w:p>
-    <w:p>
-      <w:pPr>
-        <w:pStyle w:val="Heading3"/>
-      </w:pPr>
-      <w:r>
-        <w:t>Hint · try first</w:t>
-      </w:r>
-    </w:p>
-    <w:p>
-      <w:pPr>
-        <w:spacing w:line="336" w:lineRule="auto" w:after="180"/>
-        <w:shd w:fill="F1F6F8"/>
-      </w:pPr>
-      <w:r>
-        <w:rPr>
-          <w:b w:val="0"/>
-        </w:rPr>
-        <w:t>Hint if needed: Read the steps in the pictorial case. Match the supplied detail to the stage that performs or records it.</w:t>
-      </w:r>
-    </w:p>
-    <w:p>
-      <w:pPr>
-        <w:pStyle w:val="Heading3"/>
-      </w:pPr>
-      <w:r>
-        <w:t>Feedback · compare after trying</w:t>
-      </w:r>
-    </w:p>
-    <w:p>
-      <w:pPr>
-        <w:spacing w:line="336" w:lineRule="auto" w:after="180"/>
-        <w:shd w:fill="F1F6FC"/>
-      </w:pPr>
-      <w:r>
-        <w:rPr>
-          <w:b w:val="0"/>
-        </w:rPr>
-        <w:t xml:space="preserve">After your attempt, compare with the supported explanation: Total Total trainable </w:t>
-      </w:r>
-      <w:r>
-        <w:rPr>
-          <w:b/>
-        </w:rPr>
-        <w:t>parameter</w:t>
-      </w:r>
-      <w:r>
-        <w:rPr>
-          <w:b w:val="0"/>
-        </w:rPr>
-        <w:t xml:space="preserve">s=9+4=13; ReLU adds no </w:t>
-      </w:r>
-      <w:r>
-        <w:rPr>
-          <w:b/>
-        </w:rPr>
-        <w:t>parameter</w:t>
-      </w:r>
-      <w:r>
-        <w:rPr>
-          <w:b w:val="0"/>
-        </w:rPr>
-        <w:t xml:space="preserve">s here. Count one weight for each </w:t>
-      </w:r>
-      <w:r>
-        <w:rPr>
-          <w:b/>
-        </w:rPr>
-        <w:t>input</w:t>
-      </w:r>
-      <w:r>
-        <w:rPr>
-          <w:b w:val="0"/>
-        </w:rPr>
-        <w:t>-to-unit connection and one bias for each receiving unit.</w:t>
-      </w:r>
-    </w:p>
-    <w:p>
-      <w:pPr>
-        <w:spacing w:line="336" w:lineRule="auto" w:after="180"/>
-        <w:shd w:fill="F1F6FC"/>
-      </w:pPr>
-      <w:r>
-        <w:rPr>
-          <w:b w:val="0"/>
-        </w:rPr>
-        <w:t xml:space="preserve">Two </w:t>
-      </w:r>
-      <w:r>
-        <w:rPr>
-          <w:b/>
-        </w:rPr>
-        <w:t>input</w:t>
-      </w:r>
-      <w:r>
-        <w:rPr>
-          <w:b w:val="0"/>
-        </w:rPr>
-        <w:t xml:space="preserve">s connecting to three hidden units make six weights. The three hidden </w:t>
-      </w:r>
-      <w:r>
-        <w:rPr>
-          <w:b/>
-        </w:rPr>
-        <w:t>output</w:t>
-      </w:r>
-      <w:r>
-        <w:rPr>
-          <w:b w:val="0"/>
-        </w:rPr>
-        <w:t xml:space="preserve">s connect to one </w:t>
-      </w:r>
-      <w:r>
-        <w:rPr>
-          <w:b/>
-        </w:rPr>
-        <w:t>output</w:t>
-      </w:r>
-      <w:r>
-        <w:rPr>
-          <w:b w:val="0"/>
-        </w:rPr>
-        <w:t xml:space="preserve"> unit through three more weights. ReLU applies a fixed function and adds no adjustable </w:t>
-      </w:r>
-      <w:r>
-        <w:rPr>
-          <w:b/>
-        </w:rPr>
-        <w:t>parameter</w:t>
-      </w:r>
-      <w:r>
-        <w:rPr>
-          <w:b w:val="0"/>
-        </w:rPr>
-        <w:t xml:space="preserve"> here.</w:t>
-      </w:r>
-    </w:p>
-    <w:p>
-      <w:pPr>
-        <w:spacing w:line="336" w:lineRule="auto" w:after="180"/>
-        <w:shd w:fill="F1F6FC"/>
-      </w:pPr>
-      <w:r>
-        <w:rPr>
-          <w:b/>
-        </w:rPr>
-        <w:t>Architecture</w:t>
-      </w:r>
-      <w:r>
-        <w:rPr>
-          <w:b w:val="0"/>
-        </w:rPr>
-        <w:t xml:space="preserve"> determines the connection pattern; learned values occupy those connections.</w:t>
-      </w:r>
-    </w:p>
-    <w:p>
-      <w:pPr>
-        <w:pStyle w:val="Heading3"/>
-      </w:pPr>
-      <w:r>
-        <w:t>Practice 2: explain the deciding evidence</w:t>
-      </w:r>
-    </w:p>
-    <w:p>
-      <w:pPr>
-        <w:pStyle w:val="Heading3"/>
-      </w:pPr>
-      <w:r>
-        <w:t>Changed case · predict first</w:t>
-      </w:r>
-    </w:p>
-    <w:p>
-      <w:pPr>
-        <w:spacing w:line="336" w:lineRule="auto" w:after="180"/>
-        <w:shd w:fill="F5F1FB"/>
-      </w:pPr>
-      <w:r>
-        <w:rPr>
-          <w:b w:val="0"/>
-        </w:rPr>
-        <w:t>Changed-case practice: Increase hidden width from 3 to4. Which conclusion is supported by the supplied facts?</w:t>
-      </w:r>
-    </w:p>
-    <w:p>
-      <w:pPr>
-        <w:spacing w:line="336" w:lineRule="auto" w:after="180"/>
-        <w:shd w:fill="F4F9FC"/>
-      </w:pPr>
-      <w:r>
-        <w:rPr>
-          <w:b w:val="0"/>
-        </w:rPr>
-        <w:t xml:space="preserve">1. This one example guarantees correct results for every future </w:t>
-      </w:r>
-      <w:r>
-        <w:rPr>
-          <w:b/>
-        </w:rPr>
-        <w:t>input</w:t>
-      </w:r>
-      <w:r>
-        <w:rPr>
-          <w:b w:val="0"/>
-        </w:rPr>
-        <w:t>.</w:t>
-      </w:r>
-    </w:p>
-    <w:p>
-      <w:pPr>
-        <w:spacing w:line="336" w:lineRule="auto" w:after="180"/>
-        <w:shd w:fill="F4F9FC"/>
-      </w:pPr>
-      <w:r>
-        <w:rPr>
-          <w:b w:val="0"/>
-        </w:rPr>
-        <w:t xml:space="preserve">2. We can decide the result without examining the changed </w:t>
-      </w:r>
-      <w:r>
-        <w:rPr>
-          <w:b/>
-        </w:rPr>
-        <w:t>input</w:t>
-      </w:r>
-      <w:r>
-        <w:rPr>
-          <w:b w:val="0"/>
-        </w:rPr>
-        <w:t xml:space="preserve"> or the procedure.</w:t>
-      </w:r>
-    </w:p>
-    <w:p>
-      <w:pPr>
-        <w:spacing w:line="336" w:lineRule="auto" w:after="180"/>
-        <w:shd w:fill="F4F9FC"/>
-      </w:pPr>
-      <w:r>
-        <w:rPr>
-          <w:b w:val="0"/>
-        </w:rPr>
-        <w:t xml:space="preserve">3. First layer 12 </w:t>
-      </w:r>
-      <w:r>
-        <w:rPr>
-          <w:b/>
-        </w:rPr>
-        <w:t>parameter</w:t>
-      </w:r>
-      <w:r>
-        <w:rPr>
-          <w:b w:val="0"/>
-        </w:rPr>
-        <w:t xml:space="preserve">s; </w:t>
-      </w:r>
-      <w:r>
-        <w:rPr>
-          <w:b/>
-        </w:rPr>
-        <w:t>output</w:t>
-      </w:r>
-      <w:r>
-        <w:rPr>
-          <w:b w:val="0"/>
-        </w:rPr>
-        <w:t xml:space="preserve"> layer 5; total 17.</w:t>
-      </w:r>
-    </w:p>
-    <w:p>
-      <w:pPr>
-        <w:pStyle w:val="Heading3"/>
-      </w:pPr>
-      <w:r>
-        <w:t>My selected conclusion, deciding fact and explanation</w:t>
-      </w:r>
-    </w:p>
-    <w:p>
-      <w:r>
-        <w:t>________________________________________________________________</w:t>
-      </w:r>
-    </w:p>
-    <w:p>
-      <w:r>
-        <w:t>________________________________________________________________</w:t>
-      </w:r>
-    </w:p>
-    <w:p>
-      <w:r>
-        <w:t>________________________________________________________________</w:t>
-      </w:r>
-    </w:p>
-    <w:p>
-      <w:r>
-        <w:t>________________________________________________________________</w:t>
-      </w:r>
-    </w:p>
-    <w:p>
-      <w:r>
-        <w:t>________________________________________________________________</w:t>
-      </w:r>
-    </w:p>
-    <w:p>
-      <w:pPr>
-        <w:pStyle w:val="Heading3"/>
-      </w:pPr>
-      <w:r>
-        <w:t>Hint · try first</w:t>
-      </w:r>
-    </w:p>
-    <w:p>
-      <w:pPr>
-        <w:spacing w:line="336" w:lineRule="auto" w:after="180"/>
-        <w:shd w:fill="F1F6F8"/>
-      </w:pPr>
-      <w:r>
-        <w:rPr>
-          <w:b w:val="0"/>
-        </w:rPr>
-        <w:t>Hint if needed: Use the changed condition and the deciding step in the pictorial trace. The answer must say what follows from those facts.</w:t>
-      </w:r>
-    </w:p>
-    <w:p>
-      <w:pPr>
-        <w:pStyle w:val="Heading3"/>
-      </w:pPr>
-      <w:r>
-        <w:t>Feedback · compare after trying</w:t>
-      </w:r>
-    </w:p>
-    <w:p>
-      <w:pPr>
-        <w:spacing w:line="336" w:lineRule="auto" w:after="180"/>
-        <w:shd w:fill="F1F6FC"/>
-      </w:pPr>
-      <w:r>
-        <w:rPr>
-          <w:b w:val="0"/>
-        </w:rPr>
-        <w:t xml:space="preserve">After your attempt, compare with the supported explanation: First layer 12 </w:t>
-      </w:r>
-      <w:r>
-        <w:rPr>
-          <w:b/>
-        </w:rPr>
-        <w:t>parameter</w:t>
-      </w:r>
-      <w:r>
-        <w:rPr>
-          <w:b w:val="0"/>
-        </w:rPr>
-        <w:t xml:space="preserve">s; </w:t>
-      </w:r>
-      <w:r>
-        <w:rPr>
-          <w:b/>
-        </w:rPr>
-        <w:t>output</w:t>
-      </w:r>
-      <w:r>
-        <w:rPr>
-          <w:b w:val="0"/>
-        </w:rPr>
-        <w:t xml:space="preserve"> layer 5; total 17. Each new hidden unit adds 2 </w:t>
-      </w:r>
-      <w:r>
-        <w:rPr>
-          <w:b/>
-        </w:rPr>
-        <w:t>input</w:t>
-      </w:r>
-      <w:r>
-        <w:rPr>
-          <w:b w:val="0"/>
-        </w:rPr>
-        <w:t xml:space="preserve"> weights, 1 hidden bias and 1 outgoing weight.</w:t>
-      </w:r>
-    </w:p>
-    <w:p>
-      <w:pPr>
-        <w:pStyle w:val="Heading3"/>
-      </w:pPr>
-      <w:r>
-        <w:t>Repair a missing building block</w:t>
-      </w:r>
-    </w:p>
-    <w:p>
-      <w:pPr>
-        <w:spacing w:line="336" w:lineRule="auto" w:after="180"/>
-      </w:pPr>
-      <w:r>
-        <w:rPr>
-          <w:b w:val="0"/>
-        </w:rPr>
-        <w:t>Review Forward passes by hand (ai-5/6). Goal: Record scores and activations in dependency order. Short practice: Why should feedback identify h before correcting only y?</w:t>
-      </w:r>
-    </w:p>
-    <w:p>
-      <w:pPr>
-        <w:spacing w:line="336" w:lineRule="auto" w:after="180"/>
-      </w:pPr>
-      <w:r>
-        <w:rPr>
-          <w:b w:val="0"/>
-        </w:rPr>
-        <w:t xml:space="preserve">Point to the relevant step in the picture, then write the changed result and the rule or </w:t>
-      </w:r>
-      <w:r>
-        <w:rPr>
-          <w:b/>
-        </w:rPr>
-        <w:t>evidence</w:t>
-      </w:r>
-      <w:r>
-        <w:rPr>
-          <w:b w:val="0"/>
-        </w:rPr>
-        <w:t xml:space="preserve"> that supports it.. Return to this week and explain what you changed.</w:t>
-      </w:r>
-    </w:p>
-    <w:p>
-      <w:pPr>
-        <w:spacing w:line="336" w:lineRule="auto" w:after="180"/>
-      </w:pPr>
-      <w:r>
-        <w:rPr>
-          <w:b w:val="0"/>
-        </w:rPr>
-        <w:t xml:space="preserve">Review Activation functions (ai-5/4). Goal: Trace identity ReLU and sigmoid on a numerical score. Short practice: Which original </w:t>
-      </w:r>
-      <w:r>
-        <w:rPr>
-          <w:b/>
-        </w:rPr>
-        <w:t>input</w:t>
-      </w:r>
-      <w:r>
-        <w:rPr>
-          <w:b w:val="0"/>
-        </w:rPr>
-        <w:t xml:space="preserve">s cannot be distinguished by this network’s final </w:t>
-      </w:r>
-      <w:r>
-        <w:rPr>
-          <w:b/>
-        </w:rPr>
-        <w:t>output</w:t>
-      </w:r>
-      <w:r>
-        <w:rPr>
-          <w:b w:val="0"/>
-        </w:rPr>
-        <w:t>?</w:t>
-      </w:r>
-    </w:p>
-    <w:p>
-      <w:pPr>
-        <w:spacing w:line="336" w:lineRule="auto" w:after="180"/>
-      </w:pPr>
-      <w:r>
-        <w:rPr>
-          <w:b w:val="0"/>
-        </w:rPr>
-        <w:t xml:space="preserve">Point to the relevant step in the picture, then write the changed result and the rule or </w:t>
-      </w:r>
-      <w:r>
-        <w:rPr>
-          <w:b/>
-        </w:rPr>
-        <w:t>evidence</w:t>
-      </w:r>
-      <w:r>
-        <w:rPr>
-          <w:b w:val="0"/>
-        </w:rPr>
-        <w:t xml:space="preserve"> that supports it.. Return to this week and explain what you changed.</w:t>
-      </w:r>
-    </w:p>
-    <w:p>
-      <w:pPr>
-        <w:spacing w:line="336" w:lineRule="auto" w:after="180"/>
-      </w:pPr>
-      <w:r>
-        <w:rPr>
-          <w:b w:val="0"/>
-        </w:rPr>
-        <w:t xml:space="preserve">Review Representing </w:t>
-      </w:r>
-      <w:r>
-        <w:rPr>
-          <w:b/>
-        </w:rPr>
-        <w:t>input</w:t>
-      </w:r>
-      <w:r>
-        <w:rPr>
-          <w:b w:val="0"/>
-        </w:rPr>
-        <w:t xml:space="preserve">s as vectors (ai-5/1). Goal: Encode a record using a fixed feature order and units. Short practice: Why does equal total brightness not make A and B identical </w:t>
-      </w:r>
-      <w:r>
-        <w:rPr>
-          <w:b/>
-        </w:rPr>
-        <w:t>input</w:t>
-      </w:r>
-      <w:r>
-        <w:rPr>
-          <w:b w:val="0"/>
-        </w:rPr>
-        <w:t>s?</w:t>
-      </w:r>
-    </w:p>
-    <w:p>
-      <w:pPr>
-        <w:spacing w:line="336" w:lineRule="auto" w:after="180"/>
-      </w:pPr>
-      <w:r>
-        <w:rPr>
-          <w:b w:val="0"/>
-        </w:rPr>
-        <w:t xml:space="preserve">Point to the relevant step in the picture, then write the changed result and the rule or </w:t>
-      </w:r>
-      <w:r>
-        <w:rPr>
-          <w:b/>
-        </w:rPr>
-        <w:t>evidence</w:t>
-      </w:r>
-      <w:r>
-        <w:rPr>
-          <w:b w:val="0"/>
-        </w:rPr>
-        <w:t xml:space="preserve"> that supports it.. Return to this week and explain what you changed.</w:t>
-      </w:r>
-    </w:p>
-    <w:p>
-      <w:pPr>
-        <w:pStyle w:val="Heading3"/>
-      </w:pPr>
-      <w:r>
-        <w:t>Predict, run and debug</w:t>
-      </w:r>
-    </w:p>
-    <w:p>
-      <w:pPr>
-        <w:spacing w:line="336" w:lineRule="auto" w:after="180"/>
-      </w:pPr>
-      <w:r>
-        <w:rPr>
-          <w:b w:val="0"/>
-        </w:rPr>
-        <w:t xml:space="preserve">The browser lab lets you edit the supported Python examples already included in this lesson. Predict first, run, inspect the actual </w:t>
-      </w:r>
-      <w:r>
-        <w:rPr>
-          <w:b/>
-        </w:rPr>
-        <w:t>output</w:t>
-      </w:r>
-      <w:r>
-        <w:rPr>
-          <w:b w:val="0"/>
-        </w:rPr>
-        <w:t xml:space="preserve"> or error, change one </w:t>
-      </w:r>
-      <w:r>
-        <w:rPr>
-          <w:b/>
-        </w:rPr>
-        <w:t>input</w:t>
-      </w:r>
-      <w:r>
-        <w:rPr>
-          <w:b w:val="0"/>
-        </w:rPr>
-        <w:t>, then run again.</w:t>
-      </w:r>
-    </w:p>
-    <w:p>
-      <w:pPr>
-        <w:spacing w:line="336" w:lineRule="auto" w:after="180"/>
-      </w:pPr>
-      <w:r>
-        <w:rPr>
-          <w:b w:val="0"/>
-        </w:rPr>
-        <w:t xml:space="preserve">Keep code, </w:t>
-      </w:r>
-      <w:r>
-        <w:rPr>
-          <w:b/>
-        </w:rPr>
-        <w:t>prediction</w:t>
-      </w:r>
-      <w:r>
-        <w:rPr>
-          <w:b w:val="0"/>
-        </w:rPr>
-        <w:t>s, actual results and a reasoned revision together. On paper, label your result as a trace rather than an execution.</w:t>
-      </w:r>
-    </w:p>
-    <w:p>
-      <w:pPr>
-        <w:pStyle w:val="Heading3"/>
-      </w:pPr>
-      <w:r>
-        <w:t>Keep your completed work</w:t>
-      </w:r>
-    </w:p>
-    <w:p>
-      <w:pPr>
-        <w:spacing w:line="336" w:lineRule="auto" w:after="180"/>
-      </w:pPr>
-      <w:r>
-        <w:rPr>
-          <w:b w:val="0"/>
-        </w:rPr>
-        <w:t xml:space="preserve">Use Download completed work in the hosted lesson to export your answers, reflections, practice feedback and code-run </w:t>
-      </w:r>
-      <w:r>
-        <w:rPr>
-          <w:b/>
-        </w:rPr>
-        <w:t>evidence</w:t>
-      </w:r>
-      <w:r>
-        <w:rPr>
-          <w:b w:val="0"/>
-        </w:rPr>
-        <w:t>. Open the HTML copy to read or print it.</w:t>
-      </w:r>
-    </w:p>
-    <w:p>
-      <w:pPr>
-        <w:spacing w:line="336" w:lineRule="auto" w:after="180"/>
-      </w:pPr>
-      <w:r>
-        <w:rPr>
-          <w:b w:val="0"/>
-        </w:rPr>
-        <w:t>Drafts stay in this browser when storage is available; clear drafts on a shared device.</w:t>
-      </w:r>
-    </w:p>
-    <w:p>
-      <w:pPr>
-        <w:pStyle w:val="Heading1"/>
-      </w:pPr>
-      <w:r>
-        <w:t>18. Visual concept journey</w:t>
-      </w:r>
-    </w:p>
-    <w:p>
-      <w:r>
-        <w:t>Explain each Parameters and architecture graphic using its labels, deciding evidence and relevant limitation.</w:t>
-      </w:r>
-    </w:p>
-    <w:p>
-      <w:pPr>
-        <w:pStyle w:val="Heading3"/>
+        <w:t>18. Reference · Six-picture concept journey</w:t>
+      </w:r>
+    </w:p>
+    <w:p>
+      <w:r>
+        <w:t>Choose the picture that supports the current explanation.</w:t>
+      </w:r>
+    </w:p>
+    <w:p>
+      <w:pPr>
+        <w:pStyle w:val="Heading2"/>
       </w:pPr>
       <w:r>
         <w:t>01. Parameters and architecture: the case</w:t>
@@ -5166,7 +5744,7 @@
         <w:drawing>
           <wp:inline xmlns:a="http://schemas.openxmlformats.org/drawingml/2006/main" xmlns:pic="http://schemas.openxmlformats.org/drawingml/2006/picture">
             <wp:extent cx="5486400" cy="3291840"/>
-            <wp:docPr id="3" name="Picture 3" descr="Count trainable weights and biases separately from activation functions. Supplied facts: Dense toy architecture 2 inputs→3 hidden units→1 output. Every hidden and output unit has one bias; hidden activation is ReLU. All inputs and outcomes in this worked example are invented classroom data; no real model run is claimed."/>
+            <wp:docPr id="5" name="Picture 5" descr="Count trainable weights and biases separately from activation functions. Supplied facts: Dense toy architecture 2 inputs→3 hidden units→1 output. Every hidden and output unit has one bias; hidden activation is ReLU. All inputs and outcomes in this worked example are invented classroom data; no real model run is claimed."/>
             <wp:cNvGraphicFramePr>
               <a:graphicFrameLocks noChangeAspect="1"/>
             </wp:cNvGraphicFramePr>
@@ -5178,7 +5756,7 @@
                     <pic:cNvPicPr/>
                   </pic:nvPicPr>
                   <pic:blipFill>
-                    <a:blip r:embed="rId11"/>
+                    <a:blip r:embed="rId13"/>
                     <a:stretch>
                       <a:fillRect/>
                     </a:stretch>
@@ -5282,7 +5860,6 @@
     <w:p>
       <w:pPr>
         <w:spacing w:line="336" w:lineRule="auto" w:after="180"/>
-        <w:shd w:fill="F5F1FB"/>
       </w:pPr>
       <w:r>
         <w:rPr>
@@ -5293,7 +5870,7 @@
     </w:p>
     <w:p>
       <w:pPr>
-        <w:pStyle w:val="Heading3"/>
+        <w:pStyle w:val="Heading2"/>
       </w:pPr>
       <w:r>
         <w:t>02. Follow the deciding steps</w:t>
@@ -5304,7 +5881,7 @@
         <w:drawing>
           <wp:inline xmlns:a="http://schemas.openxmlformats.org/drawingml/2006/main" xmlns:pic="http://schemas.openxmlformats.org/drawingml/2006/picture">
             <wp:extent cx="5486400" cy="3182112"/>
-            <wp:docPr id="4" name="Picture 4" descr="Count first layer: 2×3=6 weights plus 3 biases gives 9 parameters. → Count output layer: 3×1=3 weights plus 1 bias gives 4 parameters. → Total: Total trainable parameters=9+4=13; ReLU adds no parameters here."/>
+            <wp:docPr id="6" name="Picture 6" descr="Count first layer: 2×3=6 weights plus 3 biases gives 9 parameters. → Count output layer: 3×1=3 weights plus 1 bias gives 4 parameters. → Total: Total trainable parameters=9+4=13; ReLU adds no parameters here."/>
             <wp:cNvGraphicFramePr>
               <a:graphicFrameLocks noChangeAspect="1"/>
             </wp:cNvGraphicFramePr>
@@ -5316,7 +5893,7 @@
                     <pic:cNvPicPr/>
                   </pic:nvPicPr>
                   <pic:blipFill>
-                    <a:blip r:embed="rId12"/>
+                    <a:blip r:embed="rId9"/>
                     <a:stretch>
                       <a:fillRect/>
                     </a:stretch>
@@ -5409,7 +5986,6 @@
     <w:p>
       <w:pPr>
         <w:spacing w:line="336" w:lineRule="auto" w:after="180"/>
-        <w:shd w:fill="F5F1FB"/>
       </w:pPr>
       <w:r>
         <w:rPr>
@@ -5432,7 +6008,7 @@
     </w:p>
     <w:p>
       <w:pPr>
-        <w:pStyle w:val="Heading3"/>
+        <w:pStyle w:val="Heading2"/>
       </w:pPr>
       <w:r>
         <w:t>03. Trainable parameter count</w:t>
@@ -5443,7 +6019,7 @@
         <w:drawing>
           <wp:inline xmlns:a="http://schemas.openxmlformats.org/drawingml/2006/main" xmlns:pic="http://schemas.openxmlformats.org/drawingml/2006/picture">
             <wp:extent cx="5486400" cy="3096768"/>
-            <wp:docPr id="5" name="Picture 5" descr="Trainable parameter count. input to hidden: weights = 6, biases = 3, total = 9. hidden to output: weights = 3, biases = 1, total = 4."/>
+            <wp:docPr id="7" name="Picture 7" descr="Trainable parameter count. input to hidden: weights = 6, biases = 3, total = 9. hidden to output: weights = 3, biases = 1, total = 4."/>
             <wp:cNvGraphicFramePr>
               <a:graphicFrameLocks noChangeAspect="1"/>
             </wp:cNvGraphicFramePr>
@@ -5455,7 +6031,7 @@
                     <pic:cNvPicPr/>
                   </pic:nvPicPr>
                   <pic:blipFill>
-                    <a:blip r:embed="rId13"/>
+                    <a:blip r:embed="rId14"/>
                     <a:stretch>
                       <a:fillRect/>
                     </a:stretch>
@@ -5524,7 +6100,6 @@
     <w:p>
       <w:pPr>
         <w:spacing w:line="336" w:lineRule="auto" w:after="180"/>
-        <w:shd w:fill="F5F1FB"/>
       </w:pPr>
       <w:r>
         <w:rPr>
@@ -5535,7 +6110,7 @@
     </w:p>
     <w:p>
       <w:pPr>
-        <w:pStyle w:val="Heading3"/>
+        <w:pStyle w:val="Heading2"/>
       </w:pPr>
       <w:r>
         <w:t>04. Change one thing. Trace what follows.</w:t>
@@ -5546,7 +6121,7 @@
         <w:drawing>
           <wp:inline xmlns:a="http://schemas.openxmlformats.org/drawingml/2006/main" xmlns:pic="http://schemas.openxmlformats.org/drawingml/2006/picture">
             <wp:extent cx="5486400" cy="3026664"/>
-            <wp:docPr id="6" name="Picture 6" descr="Original case: Total trainable parameters=9+4=13; ReLU adds no parameters here. Changed condition: Increase hidden width from 3 to4. Expected result: First layer 12 parameters; output layer 5; total 17. Reason: Each new hidden unit adds 2 input weights, 1 hidden bias and 1 outgoing weight."/>
+            <wp:docPr id="8" name="Picture 8" descr="Original case: Total trainable parameters=9+4=13; ReLU adds no parameters here. Changed condition: Increase hidden width from 3 to4. Expected result: First layer 12 parameters; output layer 5; total 17. Reason: Each new hidden unit adds 2 input weights, 1 hidden bias and 1 outgoing weight."/>
             <wp:cNvGraphicFramePr>
               <a:graphicFrameLocks noChangeAspect="1"/>
             </wp:cNvGraphicFramePr>
@@ -5558,7 +6133,7 @@
                     <pic:cNvPicPr/>
                   </pic:nvPicPr>
                   <pic:blipFill>
-                    <a:blip r:embed="rId14"/>
+                    <a:blip r:embed="rId10"/>
                     <a:stretch>
                       <a:fillRect/>
                     </a:stretch>
@@ -5662,7 +6237,6 @@
     <w:p>
       <w:pPr>
         <w:spacing w:line="336" w:lineRule="auto" w:after="180"/>
-        <w:shd w:fill="F5F1FB"/>
       </w:pPr>
       <w:r>
         <w:rPr>
@@ -5673,7 +6247,7 @@
     </w:p>
     <w:p>
       <w:pPr>
-        <w:pStyle w:val="Heading3"/>
+        <w:pStyle w:val="Heading2"/>
       </w:pPr>
       <w:r>
         <w:t>05. Connect the explanation to its limit</w:t>
@@ -5684,7 +6258,7 @@
         <w:drawing>
           <wp:inline xmlns:a="http://schemas.openxmlformats.org/drawingml/2006/main" xmlns:pic="http://schemas.openxmlformats.org/drawingml/2006/picture">
             <wp:extent cx="5486400" cy="2941320"/>
-            <wp:docPr id="7" name="Picture 7" descr="Count one weight for each input-to-unit connection and one bias for each receiving unit. Two inputs connecting to three hidden units make six weights. The three hidden outputs connect to one output unit through three more weights. ReLU applies a fixed function and adds no adjustable parameter here. Architecture determines the connection pattern; learned values occupy those connections. Limit: Parameter count describes capacity and storage structure, not accuracy, intelligence or guaranteed generalisation."/>
+            <wp:docPr id="9" name="Picture 9" descr="Count one weight for each input-to-unit connection and one bias for each receiving unit. Two inputs connecting to three hidden units make six weights. The three hidden outputs connect to one output unit through three more weights. ReLU applies a fixed function and adds no adjustable parameter here. Architecture determines the connection pattern; learned values occupy those connections. Limit: Parameter count describes capacity and storage structure, not accuracy, intelligence or guaranteed generalisation."/>
             <wp:cNvGraphicFramePr>
               <a:graphicFrameLocks noChangeAspect="1"/>
             </wp:cNvGraphicFramePr>
@@ -5829,7 +6403,6 @@
     <w:p>
       <w:pPr>
         <w:spacing w:line="336" w:lineRule="auto" w:after="180"/>
-        <w:shd w:fill="F5F1FB"/>
       </w:pPr>
       <w:r>
         <w:rPr>
@@ -5840,7 +6413,7 @@
     </w:p>
     <w:p>
       <w:pPr>
-        <w:pStyle w:val="Heading3"/>
+        <w:pStyle w:val="Heading2"/>
       </w:pPr>
       <w:r>
         <w:t>06. Make the idea visible in your project</w:t>
@@ -5851,7 +6424,7 @@
         <w:drawing>
           <wp:inline xmlns:a="http://schemas.openxmlformats.org/drawingml/2006/main" xmlns:pic="http://schemas.openxmlformats.org/drawingml/2006/picture">
             <wp:extent cx="5486400" cy="3681984"/>
-            <wp:docPr id="8" name="Picture 8" descr="For your Image-pattern Network Investigation, save the input, procedure, observed result and limitation of this check. Label this worked example as practice; use a different, previously unreviewed case when checking independent understanding. Draw your input, deciding step, result and limit. Supported question: How many new parameters did that one hidden unit add? Point to the relevant step in the picture, then write the changed result and the rule or evidence that supports it."/>
+            <wp:docPr id="10" name="Picture 10" descr="For your Image-pattern Network Investigation, save the input, procedure, observed result and limitation of this check. Label this worked example as practice; use a different, previously unreviewed case when checking independent understanding. Draw your input, deciding step, result and limit. Supported question: How many new parameters did that one hidden unit add? Point to the relevant step in the picture, then write the changed result and the rule or evidence that supports it."/>
             <wp:cNvGraphicFramePr>
               <a:graphicFrameLocks noChangeAspect="1"/>
             </wp:cNvGraphicFramePr>
@@ -5966,7 +6539,6 @@
     <w:p>
       <w:pPr>
         <w:spacing w:line="336" w:lineRule="auto" w:after="180"/>
-        <w:shd w:fill="F5F1FB"/>
       </w:pPr>
       <w:r>
         <w:rPr>
@@ -5985,6 +6557,62 @@
           <w:b w:val="0"/>
         </w:rPr>
         <w:t>.</w:t>
+      </w:r>
+    </w:p>
+    <w:p>
+      <w:pPr>
+        <w:pStyle w:val="Heading2"/>
+      </w:pPr>
+      <w:r>
+        <w:t>Earlier wording, alternatives and picture transcripts · reference / check after trying</w:t>
+      </w:r>
+    </w:p>
+    <w:p>
+      <w:pPr>
+        <w:pStyle w:val="Heading3"/>
+      </w:pPr>
+      <w:r>
+        <w:t>01. Parameters and architecture: the case</w:t>
+      </w:r>
+    </w:p>
+    <w:p>
+      <w:pPr>
+        <w:pStyle w:val="Heading3"/>
+      </w:pPr>
+      <w:r>
+        <w:t>02. Follow the deciding steps</w:t>
+      </w:r>
+    </w:p>
+    <w:p>
+      <w:pPr>
+        <w:pStyle w:val="Heading3"/>
+      </w:pPr>
+      <w:r>
+        <w:t>03. Trainable parameter count</w:t>
+      </w:r>
+    </w:p>
+    <w:p>
+      <w:pPr>
+        <w:pStyle w:val="Heading3"/>
+      </w:pPr>
+      <w:r>
+        <w:t>04. Change one thing. Trace what follows.</w:t>
+      </w:r>
+    </w:p>
+    <w:p>
+      <w:pPr>
+        <w:pStyle w:val="Heading3"/>
+      </w:pPr>
+      <w:r>
+        <w:t>05. Connect the explanation to its limit</w:t>
+      </w:r>
+    </w:p>
+    <w:p>
+      <w:pPr>
+        <w:pStyle w:val="Heading3"/>
+      </w:pPr>
+      <w:r>
+        <w:t>06. Make the idea visible in your project</w:t>
       </w:r>
     </w:p>
     <w:sectPr>
